--- a/seminar-materials/台本_Googleドキュメント用.docx
+++ b/seminar-materials/台本_Googleドキュメント用.docx
@@ -3,31 +3,13 @@
 <w:document xmlns:wpc="http://schemas.microsoft.com/office/word/2010/wordprocessingCanvas" xmlns:mo="http://schemas.microsoft.com/office/mac/office/2008/main" xmlns:mc="http://schemas.openxmlformats.org/markup-compatibility/2006" xmlns:mv="urn:schemas-microsoft-com:mac:vml" xmlns:o="urn:schemas-microsoft-com:office:office" xmlns:r="http://schemas.openxmlformats.org/officeDocument/2006/relationships" xmlns:m="http://schemas.openxmlformats.org/officeDocument/2006/math" xmlns:v="urn:schemas-microsoft-com:vml" xmlns:wp14="http://schemas.microsoft.com/office/word/2010/wordprocessingDrawing" xmlns:wp="http://schemas.openxmlformats.org/drawingml/2006/wordprocessingDrawing" xmlns:w10="urn:schemas-microsoft-com:office:word" xmlns:w="http://schemas.openxmlformats.org/wordprocessingml/2006/main" xmlns:w14="http://schemas.microsoft.com/office/word/2010/wordml" xmlns:wpg="http://schemas.microsoft.com/office/word/2010/wordprocessingGroup" xmlns:wpi="http://schemas.microsoft.com/office/word/2010/wordprocessingInk" xmlns:wne="http://schemas.microsoft.com/office/word/2006/wordml" xmlns:wps="http://schemas.microsoft.com/office/word/2010/wordprocessingShape" mc:Ignorable="w14 wp14">
   <w:body>
     <w:p>
-      <w:pPr>
-        <w:jc w:val="left"/>
-      </w:pPr>
       <w:r>
         <w:rPr>
           <w:rFonts w:ascii="Yu Gothic" w:hAnsi="Yu Gothic" w:eastAsia="Yu Gothic"/>
           <w:b/>
-          <w:color w:val="1E4078"/>
           <w:sz w:val="36"/>
         </w:rPr>
-        <w:t>ミニセミナー台本（約15分）</w:t>
-      </w:r>
-    </w:p>
-    <w:p>
-      <w:pPr>
-        <w:spacing w:after="120"/>
-      </w:pPr>
-      <w:r>
-        <w:rPr>
-          <w:rFonts w:ascii="Yu Gothic" w:hAnsi="Yu Gothic" w:eastAsia="Yu Gothic"/>
-          <w:b w:val="0"/>
-          <w:color w:val="64748B"/>
-          <w:sz w:val="18"/>
-        </w:rPr>
-        <w:t>※ Googleドライブにアップロード → 右クリック → 「アプリで開く」→「Googleドキュメント」で編集できます。</w:t>
+        <w:t>ミニセミナー台本</w:t>
       </w:r>
     </w:p>
     <w:p>
@@ -35,12 +17,7 @@
         <w:pStyle w:val="Heading1"/>
       </w:pPr>
       <w:r>
-        <w:rPr>
-          <w:rFonts w:ascii="Yu Gothic" w:hAnsi="Yu Gothic" w:eastAsia="Yu Gothic"/>
-          <w:b/>
-          <w:sz w:val="32"/>
-        </w:rPr>
-        <w:t>ミニセミナー台本（約15分）</w:t>
+        <w:t>ミニセミナー台本</w:t>
       </w:r>
     </w:p>
     <w:p>
@@ -48,40 +25,859 @@
         <w:pStyle w:val="Heading2"/>
       </w:pPr>
       <w:r>
-        <w:rPr>
-          <w:rFonts w:ascii="Yu Gothic" w:hAnsi="Yu Gothic" w:eastAsia="Yu Gothic"/>
-          <w:b/>
-          <w:sz w:val="26"/>
-        </w:rPr>
-        <w:t>対象：50代女性中心／資産運用は今日の主題ではない</w:t>
-      </w:r>
-    </w:p>
+        <w:t>テーマ：老後対策として、主婦＆パートのママが働き方でできること</w:t>
+      </w:r>
+    </w:p>
+    <w:p/>
+    <w:p>
+      <w:r>
+        <w:rPr>
+          <w:rFonts w:ascii="Yu Gothic" w:hAnsi="Yu Gothic" w:eastAsia="Yu Gothic"/>
+          <w:b w:val="0"/>
+          <w:sz w:val="22"/>
+        </w:rPr>
+        <w:t>想定時間： 15〜25分（ていねいに話すと長め）</w:t>
+      </w:r>
+    </w:p>
+    <w:p>
+      <w:r>
+        <w:rPr>
+          <w:rFonts w:ascii="Yu Gothic" w:hAnsi="Yu Gothic" w:eastAsia="Yu Gothic"/>
+          <w:b w:val="0"/>
+          <w:sz w:val="22"/>
+        </w:rPr>
+        <w:t>話す前提： 2026年10月以降のルールで話す（いまは7月でも、10月は目の前）</w:t>
+      </w:r>
+    </w:p>
+    <w:p>
+      <w:r>
+        <w:rPr>
+          <w:rFonts w:ascii="Yu Gothic" w:hAnsi="Yu Gothic" w:eastAsia="Yu Gothic"/>
+          <w:b w:val="0"/>
+          <w:sz w:val="22"/>
+        </w:rPr>
+        <w:t>聴衆： 50代中心。すでに働いていて、これからも働けそうな人</w:t>
+      </w:r>
+    </w:p>
+    <w:p>
+      <w:r>
+        <w:rPr>
+          <w:rFonts w:ascii="Yu Gothic" w:hAnsi="Yu Gothic" w:eastAsia="Yu Gothic"/>
+          <w:b w:val="0"/>
+          <w:sz w:val="22"/>
+        </w:rPr>
+        <w:t>講師メモ： 細かいただしより、「全体の絵」が残ることを優先する。詰まったら「だから間にいない」に戻る</w:t>
+      </w:r>
+    </w:p>
+    <w:p/>
+    <w:p>
+      <w:r>
+        <w:rPr>
+          <w:rFonts w:ascii="Yu Gothic" w:hAnsi="Yu Gothic" w:eastAsia="Yu Gothic"/>
+          <w:b w:val="0"/>
+          <w:sz w:val="18"/>
+        </w:rPr>
+        <w:t>────────────────</w:t>
+      </w:r>
+    </w:p>
+    <w:p/>
+    <w:p>
+      <w:pPr>
+        <w:pStyle w:val="Heading1"/>
+      </w:pPr>
+      <w:r>
+        <w:t>0. オープニング（約2分）</w:t>
+      </w:r>
+    </w:p>
+    <w:p/>
+    <w:p>
+      <w:r>
+        <w:rPr>
+          <w:rFonts w:ascii="Yu Gothic" w:hAnsi="Yu Gothic" w:eastAsia="Yu Gothic"/>
+          <w:b w:val="0"/>
+          <w:sz w:val="22"/>
+        </w:rPr>
+        <w:t>みなさん、今日のテーマはこれです。</w:t>
+      </w:r>
+    </w:p>
+    <w:p/>
+    <w:p>
+      <w:r>
+        <w:rPr>
+          <w:rFonts w:ascii="Yu Gothic" w:hAnsi="Yu Gothic" w:eastAsia="Yu Gothic"/>
+          <w:b w:val="0"/>
+          <w:sz w:val="22"/>
+        </w:rPr>
+        <w:t>老後対策として、主婦やパートのママが、働き方でできること。</w:t>
+      </w:r>
+    </w:p>
+    <w:p/>
+    <w:p>
+      <w:r>
+        <w:rPr>
+          <w:rFonts w:ascii="Yu Gothic" w:hAnsi="Yu Gothic" w:eastAsia="Yu Gothic"/>
+          <w:b w:val="0"/>
+          <w:sz w:val="22"/>
+        </w:rPr>
+        <w:t>老後対策には、貯金、節約、保険、資産運用など、ほかにもいろいろあります。</w:t>
+      </w:r>
+    </w:p>
+    <w:p>
+      <w:r>
+        <w:rPr>
+          <w:rFonts w:ascii="Yu Gothic" w:hAnsi="Yu Gothic" w:eastAsia="Yu Gothic"/>
+          <w:b w:val="0"/>
+          <w:sz w:val="22"/>
+        </w:rPr>
+        <w:t>今日は、それを全部否定する話ではありません。ほかの対策も、必要ならもちろんやります。</w:t>
+      </w:r>
+    </w:p>
+    <w:p/>
+    <w:p>
+      <w:r>
+        <w:rPr>
+          <w:rFonts w:ascii="Yu Gothic" w:hAnsi="Yu Gothic" w:eastAsia="Yu Gothic"/>
+          <w:b w:val="0"/>
+          <w:sz w:val="22"/>
+        </w:rPr>
+        <w:t>ただ、今日は一つだけ、いちばん大きな前提を置きます。</w:t>
+      </w:r>
+    </w:p>
+    <w:p/>
+    <w:p>
+      <w:r>
+        <w:rPr>
+          <w:rFonts w:ascii="Yu Gothic" w:hAnsi="Yu Gothic" w:eastAsia="Yu Gothic"/>
+          <w:b w:val="0"/>
+          <w:sz w:val="22"/>
+        </w:rPr>
+        <w:t>人生で、生涯収入を増やすことが、もっとも確実な老後対策になりやすい。</w:t>
+      </w:r>
+    </w:p>
+    <w:p>
+      <w:r>
+        <w:rPr>
+          <w:rFonts w:ascii="Yu Gothic" w:hAnsi="Yu Gothic" w:eastAsia="Yu Gothic"/>
+          <w:b w:val="0"/>
+          <w:sz w:val="22"/>
+        </w:rPr>
+        <w:t>いま働けて、これからも働けそうな人にとっては、働くことがいちばん結果につながりやすい。</w:t>
+      </w:r>
+    </w:p>
+    <w:p/>
+    <w:p>
+      <w:r>
+        <w:rPr>
+          <w:rFonts w:ascii="Yu Gothic" w:hAnsi="Yu Gothic" w:eastAsia="Yu Gothic"/>
+          <w:b w:val="0"/>
+          <w:sz w:val="22"/>
+        </w:rPr>
+        <w:t>だから今日は、商品の話をしません。</w:t>
+      </w:r>
+    </w:p>
+    <w:p>
+      <w:r>
+        <w:rPr>
+          <w:rFonts w:ascii="Yu Gothic" w:hAnsi="Yu Gothic" w:eastAsia="Yu Gothic"/>
+          <w:b w:val="0"/>
+          <w:sz w:val="22"/>
+        </w:rPr>
+        <w:t>「どう働くか」の話をします。</w:t>
+      </w:r>
+    </w:p>
+    <w:p/>
+    <w:p>
+      <w:r>
+        <w:rPr>
+          <w:rFonts w:ascii="Yu Gothic" w:hAnsi="Yu Gothic" w:eastAsia="Yu Gothic"/>
+          <w:b w:val="0"/>
+          <w:sz w:val="22"/>
+        </w:rPr>
+        <w:t>もう一つ、先にお断りします。</w:t>
+      </w:r>
+    </w:p>
+    <w:p>
+      <w:r>
+        <w:rPr>
+          <w:rFonts w:ascii="Yu Gothic" w:hAnsi="Yu Gothic" w:eastAsia="Yu Gothic"/>
+          <w:b w:val="0"/>
+          <w:sz w:val="22"/>
+        </w:rPr>
+        <w:t>いま、ご自身の健康の問題や、親の介護などで、働く量を増やせない方もいると思います。</w:t>
+      </w:r>
+    </w:p>
+    <w:p>
+      <w:r>
+        <w:rPr>
+          <w:rFonts w:ascii="Yu Gothic" w:hAnsi="Yu Gothic" w:eastAsia="Yu Gothic"/>
+          <w:b w:val="0"/>
+          <w:sz w:val="22"/>
+        </w:rPr>
+        <w:t>そういう方は例外として聴いてください。無理に増やせ、という話ではありません。</w:t>
+      </w:r>
+    </w:p>
+    <w:p>
+      <w:r>
+        <w:rPr>
+          <w:rFonts w:ascii="Yu Gothic" w:hAnsi="Yu Gothic" w:eastAsia="Yu Gothic"/>
+          <w:b w:val="0"/>
+          <w:sz w:val="22"/>
+        </w:rPr>
+        <w:t>ただ、この会場には基本的に、すでに働いていて、これからも働けそうな方が多い前提で進めます。</w:t>
+      </w:r>
+    </w:p>
+    <w:p/>
+    <w:p>
+      <w:r>
+        <w:rPr>
+          <w:rFonts w:ascii="Yu Gothic" w:hAnsi="Yu Gothic" w:eastAsia="Yu Gothic"/>
+          <w:b w:val="0"/>
+          <w:sz w:val="18"/>
+        </w:rPr>
+        <w:t>────────────────</w:t>
+      </w:r>
+    </w:p>
+    <w:p/>
+    <w:p>
+      <w:pPr>
+        <w:pStyle w:val="Heading1"/>
+      </w:pPr>
+      <w:r>
+        <w:t>1. いま、何が起きているか（約2分）</w:t>
+      </w:r>
+    </w:p>
+    <w:p/>
+    <w:p>
+      <w:r>
+        <w:rPr>
+          <w:rFonts w:ascii="Yu Gothic" w:hAnsi="Yu Gothic" w:eastAsia="Yu Gothic"/>
+          <w:b w:val="0"/>
+          <w:sz w:val="22"/>
+        </w:rPr>
+        <w:t>まず、時代の話をします。</w:t>
+      </w:r>
+    </w:p>
+    <w:p/>
+    <w:p>
+      <w:r>
+        <w:rPr>
+          <w:rFonts w:ascii="Yu Gothic" w:hAnsi="Yu Gothic" w:eastAsia="Yu Gothic"/>
+          <w:b w:val="0"/>
+          <w:sz w:val="22"/>
+        </w:rPr>
+        <w:t>いまは、物価が上がっています。インフレが進んでいます。</w:t>
+      </w:r>
+    </w:p>
+    <w:p>
+      <w:r>
+        <w:rPr>
+          <w:rFonts w:ascii="Yu Gothic" w:hAnsi="Yu Gothic" w:eastAsia="Yu Gothic"/>
+          <w:b w:val="0"/>
+          <w:sz w:val="22"/>
+        </w:rPr>
+        <w:t>それに合わせて、給与や時給も動いてきています。</w:t>
+      </w:r>
+    </w:p>
+    <w:p>
+      <w:r>
+        <w:rPr>
+          <w:rFonts w:ascii="Yu Gothic" w:hAnsi="Yu Gothic" w:eastAsia="Yu Gothic"/>
+          <w:b w:val="0"/>
+          <w:sz w:val="22"/>
+        </w:rPr>
+        <w:t>全国的にも最低賃金が上がっています。</w:t>
+      </w:r>
+    </w:p>
+    <w:p>
+      <w:r>
+        <w:rPr>
+          <w:rFonts w:ascii="Yu Gothic" w:hAnsi="Yu Gothic" w:eastAsia="Yu Gothic"/>
+          <w:b w:val="0"/>
+          <w:sz w:val="22"/>
+        </w:rPr>
+        <w:t>おまけに私の実感ですが、東京では時給が上がりはじめています。</w:t>
+      </w:r>
+    </w:p>
+    <w:p/>
+    <w:p>
+      <w:r>
+        <w:rPr>
+          <w:rFonts w:ascii="Yu Gothic" w:hAnsi="Yu Gothic" w:eastAsia="Yu Gothic"/>
+          <w:b w:val="0"/>
+          <w:sz w:val="22"/>
+        </w:rPr>
+        <w:t>つまり今は、こういう局面です。</w:t>
+      </w:r>
+    </w:p>
+    <w:p/>
+    <w:p>
+      <w:r>
+        <w:rPr>
+          <w:rFonts w:ascii="Yu Gothic" w:hAnsi="Yu Gothic" w:eastAsia="Yu Gothic"/>
+          <w:b w:val="0"/>
+          <w:sz w:val="22"/>
+        </w:rPr>
+        <w:t>物価も上がる。最低賃金も上がる。時給も動きやすい。</w:t>
+      </w:r>
+    </w:p>
+    <w:p/>
+    <w:p>
+      <w:r>
+        <w:rPr>
+          <w:rFonts w:ascii="Yu Gothic" w:hAnsi="Yu Gothic" w:eastAsia="Yu Gothic"/>
+          <w:b w:val="0"/>
+          <w:sz w:val="22"/>
+        </w:rPr>
+        <w:t>そんなときに、「働き方だけ昔のまま」だとどうなるか。</w:t>
+      </w:r>
+    </w:p>
+    <w:p>
+      <w:r>
+        <w:rPr>
+          <w:rFonts w:ascii="Yu Gothic" w:hAnsi="Yu Gothic" w:eastAsia="Yu Gothic"/>
+          <w:b w:val="0"/>
+          <w:sz w:val="22"/>
+        </w:rPr>
+        <w:t>同じ時間で得られるゆとりも、将来の生涯収入も、相対的に目減りしやすいです。</w:t>
+      </w:r>
+    </w:p>
+    <w:p/>
+    <w:p>
+      <w:r>
+        <w:rPr>
+          <w:rFonts w:ascii="Yu Gothic" w:hAnsi="Yu Gothic" w:eastAsia="Yu Gothic"/>
+          <w:b w:val="0"/>
+          <w:sz w:val="22"/>
+        </w:rPr>
+        <w:t>だから今日は、「去年までの感覚のまま、なんとなく働く時間を増やす」のではなく、</w:t>
+      </w:r>
+    </w:p>
+    <w:p>
+      <w:r>
+        <w:rPr>
+          <w:rFonts w:ascii="Yu Gothic" w:hAnsi="Yu Gothic" w:eastAsia="Yu Gothic"/>
+          <w:b w:val="0"/>
+          <w:sz w:val="22"/>
+        </w:rPr>
+        <w:t>これから先も続けられる働き方の立ち位置を決めよう、という話です。</w:t>
+      </w:r>
+    </w:p>
+    <w:p/>
+    <w:p>
+      <w:r>
+        <w:rPr>
+          <w:rFonts w:ascii="Yu Gothic" w:hAnsi="Yu Gothic" w:eastAsia="Yu Gothic"/>
+          <w:b w:val="0"/>
+          <w:sz w:val="18"/>
+        </w:rPr>
+        <w:t>────────────────</w:t>
+      </w:r>
+    </w:p>
+    <w:p/>
+    <w:p>
+      <w:pPr>
+        <w:pStyle w:val="Heading1"/>
+      </w:pPr>
+      <w:r>
+        <w:t>2. 50代だからこその意味（約2分）</w:t>
+      </w:r>
+    </w:p>
+    <w:p/>
+    <w:p>
+      <w:r>
+        <w:rPr>
+          <w:rFonts w:ascii="Yu Gothic" w:hAnsi="Yu Gothic" w:eastAsia="Yu Gothic"/>
+          <w:b w:val="0"/>
+          <w:sz w:val="22"/>
+        </w:rPr>
+        <w:t>もう一つ、世代の話をします。これは脅しではありません。</w:t>
+      </w:r>
+    </w:p>
+    <w:p>
+      <w:r>
+        <w:rPr>
+          <w:rFonts w:ascii="Yu Gothic" w:hAnsi="Yu Gothic" w:eastAsia="Yu Gothic"/>
+          <w:b w:val="0"/>
+          <w:sz w:val="22"/>
+        </w:rPr>
+        <w:t>多くの方が、すでに肌で知っている現実です。</w:t>
+      </w:r>
+    </w:p>
+    <w:p/>
+    <w:p>
+      <w:r>
+        <w:rPr>
+          <w:rFonts w:ascii="Yu Gothic" w:hAnsi="Yu Gothic" w:eastAsia="Yu Gothic"/>
+          <w:b w:val="0"/>
+          <w:sz w:val="22"/>
+        </w:rPr>
+        <w:t>50代で仕事を変えるのは、簡単ではありません。</w:t>
+      </w:r>
+    </w:p>
+    <w:p>
+      <w:r>
+        <w:rPr>
+          <w:rFonts w:ascii="Yu Gothic" w:hAnsi="Yu Gothic" w:eastAsia="Yu Gothic"/>
+          <w:b w:val="0"/>
+          <w:sz w:val="22"/>
+        </w:rPr>
+        <w:t>一度いまの仕事を失うと、同じような条件の仕事が、すぐに手に入らないこともあります。</w:t>
+      </w:r>
+    </w:p>
+    <w:p>
+      <w:r>
+        <w:rPr>
+          <w:rFonts w:ascii="Yu Gothic" w:hAnsi="Yu Gothic" w:eastAsia="Yu Gothic"/>
+          <w:b w:val="0"/>
+          <w:sz w:val="22"/>
+        </w:rPr>
+        <w:t>さらに数年後、自分は50代後半や60代になっています。仕事探しは、さらに厳しくなりやすいです。</w:t>
+      </w:r>
+    </w:p>
+    <w:p/>
+    <w:p>
+      <w:r>
+        <w:rPr>
+          <w:rFonts w:ascii="Yu Gothic" w:hAnsi="Yu Gothic" w:eastAsia="Yu Gothic"/>
+          <w:b w:val="0"/>
+          <w:sz w:val="22"/>
+        </w:rPr>
+        <w:t>だから、「ルールが変わったら転職すればいい」は、理屈では言えても、</w:t>
+      </w:r>
+    </w:p>
+    <w:p>
+      <w:r>
+        <w:rPr>
+          <w:rFonts w:ascii="Yu Gothic" w:hAnsi="Yu Gothic" w:eastAsia="Yu Gothic"/>
+          <w:b w:val="0"/>
+          <w:sz w:val="22"/>
+        </w:rPr>
+        <w:t>50代にはかなりぜいたくな作戦になりやすいです。</w:t>
+      </w:r>
+    </w:p>
+    <w:p/>
+    <w:p>
+      <w:r>
+        <w:rPr>
+          <w:rFonts w:ascii="Yu Gothic" w:hAnsi="Yu Gothic" w:eastAsia="Yu Gothic"/>
+          <w:b w:val="0"/>
+          <w:sz w:val="22"/>
+        </w:rPr>
+        <w:t>今日伝えたいのは、こういうことです。</w:t>
+      </w:r>
+    </w:p>
+    <w:p/>
+    <w:p>
+      <w:r>
+        <w:rPr>
+          <w:rFonts w:ascii="Yu Gothic" w:hAnsi="Yu Gothic" w:eastAsia="Yu Gothic"/>
+          <w:b w:val="0"/>
+          <w:sz w:val="22"/>
+        </w:rPr>
+        <w:t>いまの仕事と働き方を、できるだけ長く続けられる形に整える。</w:t>
+      </w:r>
+    </w:p>
+    <w:p>
+      <w:r>
+        <w:rPr>
+          <w:rFonts w:ascii="Yu Gothic" w:hAnsi="Yu Gothic" w:eastAsia="Yu Gothic"/>
+          <w:b w:val="0"/>
+          <w:sz w:val="22"/>
+        </w:rPr>
+        <w:t>そのために、ここ数年で変わるルールを見越して、自分の方針を今決める。</w:t>
+      </w:r>
+    </w:p>
+    <w:p/>
+    <w:p>
+      <w:r>
+        <w:rPr>
+          <w:rFonts w:ascii="Yu Gothic" w:hAnsi="Yu Gothic" w:eastAsia="Yu Gothic"/>
+          <w:b w:val="0"/>
+          <w:sz w:val="18"/>
+        </w:rPr>
+        <w:t>────────────────</w:t>
+      </w:r>
+    </w:p>
+    <w:p/>
+    <w:p>
+      <w:pPr>
+        <w:pStyle w:val="Heading1"/>
+      </w:pPr>
+      <w:r>
+        <w:t>3. 今日の結論を先に言う（約1分）</w:t>
+      </w:r>
+    </w:p>
+    <w:p/>
+    <w:p>
+      <w:r>
+        <w:rPr>
+          <w:rFonts w:ascii="Yu Gothic" w:hAnsi="Yu Gothic" w:eastAsia="Yu Gothic"/>
+          <w:b w:val="0"/>
+          <w:sz w:val="22"/>
+        </w:rPr>
+        <w:t>今日いちばん持って帰ってほしい結論は、これです。</w:t>
+      </w:r>
+    </w:p>
+    <w:p/>
+    <w:p>
+      <w:r>
+        <w:rPr>
+          <w:rFonts w:ascii="Yu Gothic" w:hAnsi="Yu Gothic" w:eastAsia="Yu Gothic"/>
+          <w:b w:val="0"/>
+          <w:sz w:val="22"/>
+        </w:rPr>
+        <w:t>自分の社会保険の考え方をはっきりさせて、それに従って行動する。</w:t>
+      </w:r>
+    </w:p>
+    <w:p/>
+    <w:p>
+      <w:r>
+        <w:rPr>
+          <w:rFonts w:ascii="Yu Gothic" w:hAnsi="Yu Gothic" w:eastAsia="Yu Gothic"/>
+          <w:b w:val="0"/>
+          <w:sz w:val="22"/>
+        </w:rPr>
+        <w:t>正しい年収の暗記会ではありません。</w:t>
+      </w:r>
+    </w:p>
+    <w:p>
+      <w:r>
+        <w:rPr>
+          <w:rFonts w:ascii="Yu Gothic" w:hAnsi="Yu Gothic" w:eastAsia="Yu Gothic"/>
+          <w:b w:val="0"/>
+          <w:sz w:val="22"/>
+        </w:rPr>
+        <w:t>「私はどっち側で働くか」を決める会です。</w:t>
+      </w:r>
+    </w:p>
+    <w:p/>
+    <w:p>
+      <w:r>
+        <w:rPr>
+          <w:rFonts w:ascii="Yu Gothic" w:hAnsi="Yu Gothic" w:eastAsia="Yu Gothic"/>
+          <w:b w:val="0"/>
+          <w:sz w:val="18"/>
+        </w:rPr>
+        <w:t>────────────────</w:t>
+      </w:r>
+    </w:p>
+    <w:p/>
+    <w:p>
+      <w:pPr>
+        <w:pStyle w:val="Heading1"/>
+      </w:pPr>
+      <w:r>
+        <w:t>4. 働く時間を増やすと、何が起きるのか（約3分）</w:t>
+      </w:r>
+    </w:p>
+    <w:p/>
+    <w:p>
+      <w:r>
+        <w:rPr>
+          <w:rFonts w:ascii="Yu Gothic" w:hAnsi="Yu Gothic" w:eastAsia="Yu Gothic"/>
+          <w:b w:val="0"/>
+          <w:sz w:val="22"/>
+        </w:rPr>
+        <w:t>みなさんが最初に思うことは、だいたいこれです。</w:t>
+      </w:r>
+    </w:p>
+    <w:p/>
+    <w:p>
+      <w:r>
+        <w:rPr>
+          <w:rFonts w:ascii="Yu Gothic" w:hAnsi="Yu Gothic" w:eastAsia="Yu Gothic"/>
+          <w:b w:val="0"/>
+          <w:sz w:val="22"/>
+        </w:rPr>
+        <w:t>「手取りを増やしたい。</w:t>
+      </w:r>
+    </w:p>
+    <w:p>
+      <w:r>
+        <w:rPr>
+          <w:rFonts w:ascii="Yu Gothic" w:hAnsi="Yu Gothic" w:eastAsia="Yu Gothic"/>
+          <w:b w:val="0"/>
+          <w:sz w:val="22"/>
+        </w:rPr>
+        <w:t>そのために、もう少し働く時間を増やしたい。</w:t>
+      </w:r>
+    </w:p>
+    <w:p>
+      <w:r>
+        <w:rPr>
+          <w:rFonts w:ascii="Yu Gothic" w:hAnsi="Yu Gothic" w:eastAsia="Yu Gothic"/>
+          <w:b w:val="0"/>
+          <w:sz w:val="22"/>
+        </w:rPr>
+        <w:t>時間が増えれば、給料が増えるはずだ。」</w:t>
+      </w:r>
+    </w:p>
+    <w:p/>
+    <w:p>
+      <w:r>
+        <w:rPr>
+          <w:rFonts w:ascii="Yu Gothic" w:hAnsi="Yu Gothic" w:eastAsia="Yu Gothic"/>
+          <w:b w:val="0"/>
+          <w:sz w:val="22"/>
+        </w:rPr>
+        <w:t>これはとても自然です。</w:t>
+      </w:r>
+    </w:p>
+    <w:p>
+      <w:r>
+        <w:rPr>
+          <w:rFonts w:ascii="Yu Gothic" w:hAnsi="Yu Gothic" w:eastAsia="Yu Gothic"/>
+          <w:b w:val="0"/>
+          <w:sz w:val="22"/>
+        </w:rPr>
+        <w:t>欲しがっている本体は、働く時間そのものではなく、給料を増やすことです。時間はその手段です。</w:t>
+      </w:r>
+    </w:p>
+    <w:p/>
+    <w:p>
+      <w:r>
+        <w:rPr>
+          <w:rFonts w:ascii="Yu Gothic" w:hAnsi="Yu Gothic" w:eastAsia="Yu Gothic"/>
+          <w:b w:val="0"/>
+          <w:sz w:val="22"/>
+        </w:rPr>
+        <w:t>ただ、給料を増やそうとして働く時間を少し増やすと、社会保険の世界では、大きく分けて3つのどこかに行き着きます。</w:t>
+      </w:r>
+    </w:p>
+    <w:p/>
+    <w:p>
+      <w:r>
+        <w:rPr>
+          <w:rFonts w:ascii="Yu Gothic" w:hAnsi="Yu Gothic" w:eastAsia="Yu Gothic"/>
+          <w:b w:val="0"/>
+          <w:sz w:val="22"/>
+        </w:rPr>
+        <w:t>1. 配偶者の扶養の中にいる</w:t>
+      </w:r>
+    </w:p>
+    <w:p>
+      <w:r>
+        <w:rPr>
+          <w:rFonts w:ascii="Yu Gothic" w:hAnsi="Yu Gothic" w:eastAsia="Yu Gothic"/>
+          <w:b w:val="0"/>
+          <w:sz w:val="22"/>
+        </w:rPr>
+        <w:t>2. 自分の勤務先の社会保険に入る</w:t>
+      </w:r>
+    </w:p>
+    <w:p>
+      <w:r>
+        <w:rPr>
+          <w:rFonts w:ascii="Yu Gothic" w:hAnsi="Yu Gothic" w:eastAsia="Yu Gothic"/>
+          <w:b w:val="0"/>
+          <w:sz w:val="22"/>
+        </w:rPr>
+        <w:t>3. どちらでもないところに落ちる</w:t>
+      </w:r>
+    </w:p>
+    <w:p/>
+    <w:p>
+      <w:r>
+        <w:rPr>
+          <w:rFonts w:ascii="Yu Gothic" w:hAnsi="Yu Gothic" w:eastAsia="Yu Gothic"/>
+          <w:b w:val="0"/>
+          <w:sz w:val="22"/>
+        </w:rPr>
+        <w:t>この3番目がいちばんつらいです。</w:t>
+      </w:r>
+    </w:p>
+    <w:p>
+      <w:r>
+        <w:rPr>
+          <w:rFonts w:ascii="Yu Gothic" w:hAnsi="Yu Gothic" w:eastAsia="Yu Gothic"/>
+          <w:b w:val="0"/>
+          <w:sz w:val="22"/>
+        </w:rPr>
+        <w:t>なぜなら、配偶者の扶養からも外れ、自分の会社の社会保険にも入れず、</w:t>
+      </w:r>
+    </w:p>
+    <w:p>
+      <w:r>
+        <w:rPr>
+          <w:rFonts w:ascii="Yu Gothic" w:hAnsi="Yu Gothic" w:eastAsia="Yu Gothic"/>
+          <w:b w:val="0"/>
+          <w:sz w:val="22"/>
+        </w:rPr>
+        <w:t>自分で国民健康保険と国民年金を払う側になりやすいからです。</w:t>
+      </w:r>
+    </w:p>
+    <w:p/>
+    <w:p>
+      <w:r>
+        <w:rPr>
+          <w:rFonts w:ascii="Yu Gothic" w:hAnsi="Yu Gothic" w:eastAsia="Yu Gothic"/>
+          <w:b w:val="0"/>
+          <w:sz w:val="22"/>
+        </w:rPr>
+        <w:t>今日は、この3つの絵を頭に入れてください。</w:t>
+      </w:r>
+    </w:p>
+    <w:p/>
+    <w:p>
+      <w:pPr>
+        <w:pStyle w:val="ListBullet"/>
+      </w:pPr>
+      <w:r>
+        <w:rPr>
+          <w:rFonts w:ascii="Yu Gothic" w:hAnsi="Yu Gothic" w:eastAsia="Yu Gothic"/>
+          <w:b w:val="0"/>
+          <w:sz w:val="22"/>
+        </w:rPr>
+        <w:t>緑：配偶者の扶養の中</w:t>
+      </w:r>
+    </w:p>
+    <w:p>
+      <w:pPr>
+        <w:pStyle w:val="ListBullet"/>
+      </w:pPr>
+      <w:r>
+        <w:rPr>
+          <w:rFonts w:ascii="Yu Gothic" w:hAnsi="Yu Gothic" w:eastAsia="Yu Gothic"/>
+          <w:b w:val="0"/>
+          <w:sz w:val="22"/>
+        </w:rPr>
+        <w:t>青：勤務先の社会保険に入る</w:t>
+      </w:r>
+    </w:p>
+    <w:p>
+      <w:pPr>
+        <w:pStyle w:val="ListBullet"/>
+      </w:pPr>
+      <w:r>
+        <w:rPr>
+          <w:rFonts w:ascii="Yu Gothic" w:hAnsi="Yu Gothic" w:eastAsia="Yu Gothic"/>
+          <w:b w:val="0"/>
+          <w:sz w:val="22"/>
+        </w:rPr>
+        <w:t>赤：どちらでもないつらい帯</w:t>
+      </w:r>
+    </w:p>
+    <w:p/>
+    <w:p>
+      <w:r>
+        <w:rPr>
+          <w:rFonts w:ascii="Yu Gothic" w:hAnsi="Yu Gothic" w:eastAsia="Yu Gothic"/>
+          <w:b w:val="0"/>
+          <w:sz w:val="22"/>
+        </w:rPr>
+        <w:t>講師メモ：図があればここで出す。なければ手で「左・右・間」を示す。</w:t>
+      </w:r>
+    </w:p>
+    <w:p/>
+    <w:p>
+      <w:r>
+        <w:rPr>
+          <w:rFonts w:ascii="Yu Gothic" w:hAnsi="Yu Gothic" w:eastAsia="Yu Gothic"/>
+          <w:b w:val="0"/>
+          <w:sz w:val="18"/>
+        </w:rPr>
+        <w:t>────────────────</w:t>
+      </w:r>
+    </w:p>
+    <w:p/>
+    <w:p>
+      <w:pPr>
+        <w:pStyle w:val="Heading1"/>
+      </w:pPr>
+      <w:r>
+        <w:t>5. 言葉のイメージだけ先にそろえる（約3分）</w:t>
+      </w:r>
+    </w:p>
+    <w:p/>
+    <w:p>
+      <w:r>
+        <w:rPr>
+          <w:rFonts w:ascii="Yu Gothic" w:hAnsi="Yu Gothic" w:eastAsia="Yu Gothic"/>
+          <w:b w:val="0"/>
+          <w:sz w:val="22"/>
+        </w:rPr>
+        <w:t>ここから少し制度の話に入りますが、細かい用語は最小限にします。</w:t>
+      </w:r>
+    </w:p>
+    <w:p>
+      <w:r>
+        <w:rPr>
+          <w:rFonts w:ascii="Yu Gothic" w:hAnsi="Yu Gothic" w:eastAsia="Yu Gothic"/>
+          <w:b w:val="0"/>
+          <w:sz w:val="22"/>
+        </w:rPr>
+        <w:t>イメージだけ持てれば十分です。</w:t>
+      </w:r>
+    </w:p>
+    <w:p/>
     <w:p>
       <w:pPr>
         <w:pStyle w:val="Heading2"/>
       </w:pPr>
       <w:r>
-        <w:rPr>
-          <w:rFonts w:ascii="Yu Gothic" w:hAnsi="Yu Gothic" w:eastAsia="Yu Gothic"/>
-          <w:b/>
-          <w:sz w:val="26"/>
-        </w:rPr>
-        <w:t>資料：`seminar_all_diagrams.pptx`</w:t>
+        <w:t>5-1. 配偶者の扶養</w:t>
       </w:r>
     </w:p>
     <w:p/>
     <w:p>
-      <w:pPr>
-        <w:spacing w:after="120"/>
-      </w:pPr>
-      <w:r>
-        <w:rPr>
-          <w:rFonts w:ascii="Yu Gothic" w:hAnsi="Yu Gothic" w:eastAsia="Yu Gothic"/>
-          <w:b w:val="0"/>
-          <w:color w:val="94A3B8"/>
-          <w:sz w:val="18"/>
-        </w:rPr>
-        <w:t>────────────────</w:t>
+      <w:r>
+        <w:rPr>
+          <w:rFonts w:ascii="Yu Gothic" w:hAnsi="Yu Gothic" w:eastAsia="Yu Gothic"/>
+          <w:b w:val="0"/>
+          <w:sz w:val="22"/>
+        </w:rPr>
+        <w:t>ざっくり言うと、</w:t>
+      </w:r>
+    </w:p>
+    <w:p>
+      <w:r>
+        <w:rPr>
+          <w:rFonts w:ascii="Yu Gothic" w:hAnsi="Yu Gothic" w:eastAsia="Yu Gothic"/>
+          <w:b w:val="0"/>
+          <w:sz w:val="22"/>
+        </w:rPr>
+        <w:t>「ご主人（配偶者）の会社の健康保険に、家族として入っている状態」です。</w:t>
+      </w:r>
+    </w:p>
+    <w:p/>
+    <w:p>
+      <w:r>
+        <w:rPr>
+          <w:rFonts w:ascii="Yu Gothic" w:hAnsi="Yu Gothic" w:eastAsia="Yu Gothic"/>
+          <w:b w:val="0"/>
+          <w:sz w:val="22"/>
+        </w:rPr>
+        <w:t>この中でいるためには、自分の見込み収入が大きくなりすぎないことが大切です。</w:t>
+      </w:r>
+    </w:p>
+    <w:p>
+      <w:r>
+        <w:rPr>
+          <w:rFonts w:ascii="Yu Gothic" w:hAnsi="Yu Gothic" w:eastAsia="Yu Gothic"/>
+          <w:b w:val="0"/>
+          <w:sz w:val="22"/>
+        </w:rPr>
+        <w:t>よく聞く目安が、いわゆる 年収130万円 です。</w:t>
+      </w:r>
+    </w:p>
+    <w:p>
+      <w:r>
+        <w:rPr>
+          <w:rFonts w:ascii="Yu Gothic" w:hAnsi="Yu Gothic" w:eastAsia="Yu Gothic"/>
+          <w:b w:val="0"/>
+          <w:sz w:val="22"/>
+        </w:rPr>
+        <w:t>ピッタリこの数字、と暗記しなくて大丈夫です。</w:t>
+      </w:r>
+    </w:p>
+    <w:p>
+      <w:r>
+        <w:rPr>
+          <w:rFonts w:ascii="Yu Gothic" w:hAnsi="Yu Gothic" w:eastAsia="Yu Gothic"/>
+          <w:b w:val="0"/>
+          <w:sz w:val="22"/>
+        </w:rPr>
+        <w:t>「扶養でいるなら、年収が大きくなりすぎないように見る」くらいのイメージで結構です。</w:t>
       </w:r>
     </w:p>
     <w:p/>
@@ -90,161 +886,59 @@
         <w:pStyle w:val="Heading2"/>
       </w:pPr>
       <w:r>
-        <w:rPr>
-          <w:rFonts w:ascii="Yu Gothic" w:hAnsi="Yu Gothic" w:eastAsia="Yu Gothic"/>
-          <w:b/>
-          <w:sz w:val="26"/>
-        </w:rPr>
-        <w:t>0. はじめに（1分）</w:t>
-      </w:r>
-    </w:p>
-    <w:p>
-      <w:pPr>
-        <w:spacing w:after="120"/>
-      </w:pPr>
+        <w:t>5-2. 勤務先の社会保険</w:t>
+      </w:r>
+    </w:p>
+    <w:p/>
+    <w:p>
       <w:r>
         <w:rPr>
           <w:rFonts w:ascii="Yu Gothic" w:hAnsi="Yu Gothic" w:eastAsia="Yu Gothic"/>
           <w:b w:val="0"/>
           <w:sz w:val="22"/>
         </w:rPr>
-        <w:t>スライド： 表紙 → 「今日の4つのポイント」</w:t>
+        <w:t>ざっくり言うと、</w:t>
+      </w:r>
+    </w:p>
+    <w:p>
+      <w:r>
+        <w:rPr>
+          <w:rFonts w:ascii="Yu Gothic" w:hAnsi="Yu Gothic" w:eastAsia="Yu Gothic"/>
+          <w:b w:val="0"/>
+          <w:sz w:val="22"/>
+        </w:rPr>
+        <w:t>「自分のパート先の会社で、健康保険と厚生年金に入る状態」です。</w:t>
       </w:r>
     </w:p>
     <w:p/>
     <w:p>
-      <w:pPr>
-        <w:spacing w:after="120"/>
-      </w:pPr>
       <w:r>
         <w:rPr>
           <w:rFonts w:ascii="Yu Gothic" w:hAnsi="Yu Gothic" w:eastAsia="Yu Gothic"/>
           <w:b w:val="0"/>
           <w:sz w:val="22"/>
         </w:rPr>
-        <w:t>「今日は、制度の細かい話を一気に覚える会ではありません。</w:t>
-      </w:r>
-    </w:p>
-    <w:p>
-      <w:pPr>
-        <w:spacing w:after="120"/>
-      </w:pPr>
+        <w:t>これに入ると、自分の保険料の負担は増えます。</w:t>
+      </w:r>
+    </w:p>
+    <w:p>
       <w:r>
         <w:rPr>
           <w:rFonts w:ascii="Yu Gothic" w:hAnsi="Yu Gothic" w:eastAsia="Yu Gothic"/>
           <w:b w:val="0"/>
           <w:sz w:val="22"/>
         </w:rPr>
-        <w:t>聞いたあと、ご自身の働き方を決めるときの“見方”が残れば十分です。</w:t>
-      </w:r>
-    </w:p>
-    <w:p/>
-    <w:p>
-      <w:pPr>
-        <w:spacing w:after="120"/>
-      </w:pPr>
+        <w:t>その代わり、自分の名義で社会保険の土台ができます。</w:t>
+      </w:r>
+    </w:p>
+    <w:p>
       <w:r>
         <w:rPr>
           <w:rFonts w:ascii="Yu Gothic" w:hAnsi="Yu Gothic" w:eastAsia="Yu Gothic"/>
           <w:b w:val="0"/>
           <w:sz w:val="22"/>
         </w:rPr>
-        <w:t>結論から言うと、ルール変更は多いんですが、見る柱は少ないです。</w:t>
-      </w:r>
-    </w:p>
-    <w:p>
-      <w:pPr>
-        <w:spacing w:after="120"/>
-      </w:pPr>
-      <w:r>
-        <w:rPr>
-          <w:rFonts w:ascii="Yu Gothic" w:hAnsi="Yu Gothic" w:eastAsia="Yu Gothic"/>
-          <w:b w:val="0"/>
-          <w:sz w:val="22"/>
-        </w:rPr>
-        <w:t>今日、覚えて帰っていただきたいのは次の4つです。」</w:t>
-      </w:r>
-    </w:p>
-    <w:p/>
-    <w:p>
-      <w:pPr>
-        <w:spacing w:after="120"/>
-      </w:pPr>
-      <w:r>
-        <w:rPr>
-          <w:rFonts w:ascii="Yu Gothic" w:hAnsi="Yu Gothic" w:eastAsia="Yu Gothic"/>
-          <w:b w:val="0"/>
-          <w:sz w:val="22"/>
-        </w:rPr>
-        <w:t>1. 給与収入で社保の土台を決める（10月以降は週20時間が焦点）</w:t>
-      </w:r>
-    </w:p>
-    <w:p>
-      <w:pPr>
-        <w:spacing w:after="120"/>
-      </w:pPr>
-      <w:r>
-        <w:rPr>
-          <w:rFonts w:ascii="Yu Gothic" w:hAnsi="Yu Gothic" w:eastAsia="Yu Gothic"/>
-          <w:b w:val="0"/>
-          <w:sz w:val="22"/>
-        </w:rPr>
-        <w:t>2. 複数の収入源でリスクヘッジ</w:t>
-      </w:r>
-    </w:p>
-    <w:p>
-      <w:pPr>
-        <w:spacing w:after="120"/>
-      </w:pPr>
-      <w:r>
-        <w:rPr>
-          <w:rFonts w:ascii="Yu Gothic" w:hAnsi="Yu Gothic" w:eastAsia="Yu Gothic"/>
-          <w:b w:val="0"/>
-          <w:sz w:val="22"/>
-        </w:rPr>
-        <w:t>3. 副業も検討（扶養内は合計年収で見る）</w:t>
-      </w:r>
-    </w:p>
-    <w:p>
-      <w:pPr>
-        <w:spacing w:after="120"/>
-      </w:pPr>
-      <w:r>
-        <w:rPr>
-          <w:rFonts w:ascii="Yu Gothic" w:hAnsi="Yu Gothic" w:eastAsia="Yu Gothic"/>
-          <w:b w:val="0"/>
-          <w:sz w:val="22"/>
-        </w:rPr>
-        <w:t>4. 目的は税・社保を安くすることではなく、長く働ける自分であること</w:t>
-      </w:r>
-    </w:p>
-    <w:p/>
-    <w:p>
-      <w:pPr>
-        <w:spacing w:after="120"/>
-      </w:pPr>
-      <w:r>
-        <w:rPr>
-          <w:rFonts w:ascii="Yu Gothic" w:hAnsi="Yu Gothic" w:eastAsia="Yu Gothic"/>
-          <w:b w:val="0"/>
-          <w:sz w:val="22"/>
-        </w:rPr>
-        <w:t>「特に最後がいちばん大事です。」</w:t>
-      </w:r>
-    </w:p>
-    <w:p/>
-    <w:p>
-      <w:pPr>
-        <w:spacing w:after="120"/>
-      </w:pPr>
-      <w:r>
-        <w:rPr>
-          <w:rFonts w:ascii="Yu Gothic" w:hAnsi="Yu Gothic" w:eastAsia="Yu Gothic"/>
-          <w:b w:val="0"/>
-          <w:color w:val="94A3B8"/>
-          <w:sz w:val="18"/>
-        </w:rPr>
-        <w:t>────────────────</w:t>
+        <w:t>長く働くなら、ここが将来の安心にもつながりやすいです。</w:t>
       </w:r>
     </w:p>
     <w:p/>
@@ -253,175 +947,101 @@
         <w:pStyle w:val="Heading2"/>
       </w:pPr>
       <w:r>
-        <w:rPr>
-          <w:rFonts w:ascii="Yu Gothic" w:hAnsi="Yu Gothic" w:eastAsia="Yu Gothic"/>
-          <w:b/>
-          <w:sz w:val="26"/>
-        </w:rPr>
-        <w:t>1. 働き損って何？（3分）</w:t>
-      </w:r>
-    </w:p>
+        <w:t>5-3. どちらでもないつらい帯</w:t>
+      </w:r>
+    </w:p>
+    <w:p/>
+    <w:p>
+      <w:r>
+        <w:rPr>
+          <w:rFonts w:ascii="Yu Gothic" w:hAnsi="Yu Gothic" w:eastAsia="Yu Gothic"/>
+          <w:b w:val="0"/>
+          <w:sz w:val="22"/>
+        </w:rPr>
+        <w:t>配偶者の扶養からは外れた。</w:t>
+      </w:r>
+    </w:p>
+    <w:p>
+      <w:r>
+        <w:rPr>
+          <w:rFonts w:ascii="Yu Gothic" w:hAnsi="Yu Gothic" w:eastAsia="Yu Gothic"/>
+          <w:b w:val="0"/>
+          <w:sz w:val="22"/>
+        </w:rPr>
+        <w:t>なのに、勤務先の社会保険にも入れない。</w:t>
+      </w:r>
+    </w:p>
+    <w:p>
+      <w:r>
+        <w:rPr>
+          <w:rFonts w:ascii="Yu Gothic" w:hAnsi="Yu Gothic" w:eastAsia="Yu Gothic"/>
+          <w:b w:val="0"/>
+          <w:sz w:val="22"/>
+        </w:rPr>
+        <w:t>ここが赤ゾーンです。</w:t>
+      </w:r>
+    </w:p>
+    <w:p/>
+    <w:p>
+      <w:r>
+        <w:rPr>
+          <w:rFonts w:ascii="Yu Gothic" w:hAnsi="Yu Gothic" w:eastAsia="Yu Gothic"/>
+          <w:b w:val="0"/>
+          <w:sz w:val="22"/>
+        </w:rPr>
+        <w:t>今日いちばん避けたいのが、ここです。</w:t>
+      </w:r>
+    </w:p>
+    <w:p/>
+    <w:p>
+      <w:r>
+        <w:rPr>
+          <w:rFonts w:ascii="Yu Gothic" w:hAnsi="Yu Gothic" w:eastAsia="Yu Gothic"/>
+          <w:b w:val="0"/>
+          <w:sz w:val="18"/>
+        </w:rPr>
+        <w:t>────────────────</w:t>
+      </w:r>
+    </w:p>
+    <w:p/>
     <w:p>
       <w:pPr>
-        <w:spacing w:after="120"/>
+        <w:pStyle w:val="Heading1"/>
       </w:pPr>
       <w:r>
+        <w:t>6. 会社の人数で、見え方がちょっと違う（約4分）</w:t>
+      </w:r>
+    </w:p>
+    <w:p/>
+    <w:p>
+      <w:r>
         <w:rPr>
           <w:rFonts w:ascii="Yu Gothic" w:hAnsi="Yu Gothic" w:eastAsia="Yu Gothic"/>
           <w:b w:val="0"/>
           <w:sz w:val="22"/>
         </w:rPr>
-        <w:t>スライド： ①セクション → 働き損ゾーン早見図 → 手取り推移</w:t>
+        <w:t>ここが今日の山場です。</w:t>
+      </w:r>
+    </w:p>
+    <w:p>
+      <w:r>
+        <w:rPr>
+          <w:rFonts w:ascii="Yu Gothic" w:hAnsi="Yu Gothic" w:eastAsia="Yu Gothic"/>
+          <w:b w:val="0"/>
+          <w:sz w:val="22"/>
+        </w:rPr>
+        <w:t>10月以降の前提で、おおまかに話します。</w:t>
       </w:r>
     </w:p>
     <w:p/>
     <w:p>
-      <w:pPr>
-        <w:spacing w:after="120"/>
-      </w:pPr>
       <w:r>
         <w:rPr>
           <w:rFonts w:ascii="Yu Gothic" w:hAnsi="Yu Gothic" w:eastAsia="Yu Gothic"/>
           <w:b w:val="0"/>
           <w:sz w:val="22"/>
         </w:rPr>
-        <w:t>「よく聞きますよね。『働き損』。</w:t>
-      </w:r>
-    </w:p>
-    <w:p>
-      <w:pPr>
-        <w:spacing w:after="120"/>
-      </w:pPr>
-      <w:r>
-        <w:rPr>
-          <w:rFonts w:ascii="Yu Gothic" w:hAnsi="Yu Gothic" w:eastAsia="Yu Gothic"/>
-          <w:b w:val="0"/>
-          <w:sz w:val="22"/>
-        </w:rPr>
-        <w:t>稼いだのに、手取りが思ったより増えないゾーンがある、という話です。」</w:t>
-      </w:r>
-    </w:p>
-    <w:p/>
-    <w:p>
-      <w:pPr>
-        <w:spacing w:after="120"/>
-      </w:pPr>
-      <w:r>
-        <w:rPr>
-          <w:rFonts w:ascii="Yu Gothic" w:hAnsi="Yu Gothic" w:eastAsia="Yu Gothic"/>
-          <w:b w:val="0"/>
-          <w:sz w:val="22"/>
-        </w:rPr>
-        <w:t>（早見図を出す）</w:t>
-      </w:r>
-    </w:p>
-    <w:p/>
-    <w:p>
-      <w:pPr>
-        <w:spacing w:after="120"/>
-      </w:pPr>
-      <w:r>
-        <w:rPr>
-          <w:rFonts w:ascii="Yu Gothic" w:hAnsi="Yu Gothic" w:eastAsia="Yu Gothic"/>
-          <w:b w:val="0"/>
-          <w:sz w:val="22"/>
-        </w:rPr>
-        <w:t>「色で言うと、ざっくり3つ。</w:t>
-      </w:r>
-    </w:p>
-    <w:p>
-      <w:pPr>
-        <w:spacing w:after="120"/>
-      </w:pPr>
-      <w:r>
-        <w:rPr>
-          <w:rFonts w:ascii="Yu Gothic" w:hAnsi="Yu Gothic" w:eastAsia="Yu Gothic"/>
-          <w:b w:val="0"/>
-          <w:sz w:val="22"/>
-        </w:rPr>
-        <w:t>・青：勤務先の社会保険に乗る</w:t>
-      </w:r>
-    </w:p>
-    <w:p>
-      <w:pPr>
-        <w:spacing w:after="120"/>
-      </w:pPr>
-      <w:r>
-        <w:rPr>
-          <w:rFonts w:ascii="Yu Gothic" w:hAnsi="Yu Gothic" w:eastAsia="Yu Gothic"/>
-          <w:b w:val="0"/>
-          <w:sz w:val="22"/>
-        </w:rPr>
-        <w:t>・緑：配偶者の扶養の中</w:t>
-      </w:r>
-    </w:p>
-    <w:p>
-      <w:pPr>
-        <w:spacing w:after="120"/>
-      </w:pPr>
-      <w:r>
-        <w:rPr>
-          <w:rFonts w:ascii="Yu Gothic" w:hAnsi="Yu Gothic" w:eastAsia="Yu Gothic"/>
-          <w:b w:val="0"/>
-          <w:sz w:val="22"/>
-        </w:rPr>
-        <w:t>・赤：国保＋国民年金。ここがいちばんキツい帯です。」</w:t>
-      </w:r>
-    </w:p>
-    <w:p/>
-    <w:p>
-      <w:pPr>
-        <w:spacing w:after="120"/>
-      </w:pPr>
-      <w:r>
-        <w:rPr>
-          <w:rFonts w:ascii="Yu Gothic" w:hAnsi="Yu Gothic" w:eastAsia="Yu Gothic"/>
-          <w:b w:val="0"/>
-          <w:sz w:val="22"/>
-        </w:rPr>
-        <w:t>（手取りグラフ）</w:t>
-      </w:r>
-    </w:p>
-    <w:p/>
-    <w:p>
-      <w:pPr>
-        <w:spacing w:after="120"/>
-      </w:pPr>
-      <w:r>
-        <w:rPr>
-          <w:rFonts w:ascii="Yu Gothic" w:hAnsi="Yu Gothic" w:eastAsia="Yu Gothic"/>
-          <w:b w:val="0"/>
-          <w:sz w:val="22"/>
-        </w:rPr>
-        <w:t>「年収を上げても、手取りの伸びが鈍るところがあります。</w:t>
-      </w:r>
-    </w:p>
-    <w:p>
-      <w:pPr>
-        <w:spacing w:after="120"/>
-      </w:pPr>
-      <w:r>
-        <w:rPr>
-          <w:rFonts w:ascii="Yu Gothic" w:hAnsi="Yu Gothic" w:eastAsia="Yu Gothic"/>
-          <w:b w:val="0"/>
-          <w:sz w:val="22"/>
-        </w:rPr>
-        <w:t>だから『働くな』ではなくて、どこで働くかを選ぶ、というのが今日のテーマです。」</w:t>
-      </w:r>
-    </w:p>
-    <w:p/>
-    <w:p>
-      <w:pPr>
-        <w:spacing w:after="120"/>
-      </w:pPr>
-      <w:r>
-        <w:rPr>
-          <w:rFonts w:ascii="Yu Gothic" w:hAnsi="Yu Gothic" w:eastAsia="Yu Gothic"/>
-          <w:b w:val="0"/>
-          <w:color w:val="94A3B8"/>
-          <w:sz w:val="18"/>
-        </w:rPr>
-        <w:t>────────────────</w:t>
+        <w:t>勤務先の社会保険に入る道は、ざっくり2つあります。</w:t>
       </w:r>
     </w:p>
     <w:p/>
@@ -430,309 +1050,49 @@
         <w:pStyle w:val="Heading2"/>
       </w:pPr>
       <w:r>
-        <w:rPr>
-          <w:rFonts w:ascii="Yu Gothic" w:hAnsi="Yu Gothic" w:eastAsia="Yu Gothic"/>
-          <w:b/>
-          <w:sz w:val="26"/>
-        </w:rPr>
-        <w:t>2. 実質の損と、ご主人との比較（4分）</w:t>
-      </w:r>
-    </w:p>
-    <w:p>
-      <w:pPr>
-        <w:spacing w:after="120"/>
-      </w:pPr>
+        <w:t>道その1：がっつり働く道（おおむね週30時間前後）</w:t>
+      </w:r>
+    </w:p>
+    <w:p/>
+    <w:p>
       <w:r>
         <w:rPr>
           <w:rFonts w:ascii="Yu Gothic" w:hAnsi="Yu Gothic" w:eastAsia="Yu Gothic"/>
           <w:b w:val="0"/>
           <w:sz w:val="22"/>
         </w:rPr>
-        <w:t>スライド： 実質損v2拡大 → 500万/700万のどちらか内訳 → 夫＋100万グラフ</w:t>
+        <w:t>昔からある考え方です。</w:t>
+      </w:r>
+    </w:p>
+    <w:p>
+      <w:r>
+        <w:rPr>
+          <w:rFonts w:ascii="Yu Gothic" w:hAnsi="Yu Gothic" w:eastAsia="Yu Gothic"/>
+          <w:b w:val="0"/>
+          <w:sz w:val="22"/>
+        </w:rPr>
+        <w:t>正社員のおよそ4分の3くらい働くと、会社の社会保険に入りやすい。</w:t>
+      </w:r>
+    </w:p>
+    <w:p>
+      <w:r>
+        <w:rPr>
+          <w:rFonts w:ascii="Yu Gothic" w:hAnsi="Yu Gothic" w:eastAsia="Yu Gothic"/>
+          <w:b w:val="0"/>
+          <w:sz w:val="22"/>
+        </w:rPr>
+        <w:t>イメージとしては 週30時間前後 です。</w:t>
       </w:r>
     </w:p>
     <w:p/>
     <w:p>
-      <w:pPr>
-        <w:spacing w:after="120"/>
-      </w:pPr>
       <w:r>
         <w:rPr>
           <w:rFonts w:ascii="Yu Gothic" w:hAnsi="Yu Gothic" w:eastAsia="Yu Gothic"/>
           <w:b w:val="0"/>
           <w:sz w:val="22"/>
         </w:rPr>
-        <w:t>「ここに印象操作もあるので、定義をはっきりさせます。</w:t>
-      </w:r>
-    </w:p>
-    <w:p>
-      <w:pPr>
-        <w:spacing w:after="120"/>
-      </w:pPr>
-      <w:r>
-        <w:rPr>
-          <w:rFonts w:ascii="Yu Gothic" w:hAnsi="Yu Gothic" w:eastAsia="Yu Gothic"/>
-          <w:b w:val="0"/>
-          <w:sz w:val="22"/>
-        </w:rPr>
-        <w:t>今日の“実質損”は、扶養内でいちばん手取りがいい付近（だいたい129万）と比べて、どれだけ損な感じがするか、です。」</w:t>
-      </w:r>
-    </w:p>
-    <w:p/>
-    <w:p>
-      <w:pPr>
-        <w:spacing w:after="120"/>
-      </w:pPr>
-      <w:r>
-        <w:rPr>
-          <w:rFonts w:ascii="Yu Gothic" w:hAnsi="Yu Gothic" w:eastAsia="Yu Gothic"/>
-          <w:b w:val="0"/>
-          <w:sz w:val="22"/>
-        </w:rPr>
-        <w:t>（v2拡大）</w:t>
-      </w:r>
-    </w:p>
-    <w:p/>
-    <w:p>
-      <w:pPr>
-        <w:spacing w:after="120"/>
-      </w:pPr>
-      <w:r>
-        <w:rPr>
-          <w:rFonts w:ascii="Yu Gothic" w:hAnsi="Yu Gothic" w:eastAsia="Yu Gothic"/>
-          <w:b w:val="0"/>
-          <w:sz w:val="22"/>
-        </w:rPr>
-        <w:t>「制度上は、130万の壁を越えたあと、およそ150〜160万あたりで“戻る”イメージもあります。</w:t>
-      </w:r>
-    </w:p>
-    <w:p>
-      <w:pPr>
-        <w:spacing w:after="120"/>
-      </w:pPr>
-      <w:r>
-        <w:rPr>
-          <w:rFonts w:ascii="Yu Gothic" w:hAnsi="Yu Gothic" w:eastAsia="Yu Gothic"/>
-          <w:b w:val="0"/>
-          <w:sz w:val="22"/>
-        </w:rPr>
-        <w:t>でも気持ちの話で言うと、多くの方が『実質戻った』と感じるのはもっと先だと思っています。</w:t>
-      </w:r>
-    </w:p>
-    <w:p/>
-    <w:p>
-      <w:pPr>
-        <w:spacing w:after="120"/>
-      </w:pPr>
-      <w:r>
-        <w:rPr>
-          <w:rFonts w:ascii="Yu Gothic" w:hAnsi="Yu Gothic" w:eastAsia="Yu Gothic"/>
-          <w:b w:val="0"/>
-          <w:sz w:val="22"/>
-        </w:rPr>
-        <w:t>私の実感ラインは、こんな感じです。</w:t>
-      </w:r>
-    </w:p>
-    <w:p>
-      <w:pPr>
-        <w:spacing w:after="120"/>
-      </w:pPr>
-      <w:r>
-        <w:rPr>
-          <w:rFonts w:ascii="Yu Gothic" w:hAnsi="Yu Gothic" w:eastAsia="Yu Gothic"/>
-          <w:b w:val="0"/>
-          <w:sz w:val="22"/>
-        </w:rPr>
-        <w:t>・106万付近 → 176万くらい</w:t>
-      </w:r>
-    </w:p>
-    <w:p>
-      <w:pPr>
-        <w:spacing w:after="120"/>
-      </w:pPr>
-      <w:r>
-        <w:rPr>
-          <w:rFonts w:ascii="Yu Gothic" w:hAnsi="Yu Gothic" w:eastAsia="Yu Gothic"/>
-          <w:b w:val="0"/>
-          <w:sz w:val="22"/>
-        </w:rPr>
-        <w:t>・130万付近 → 200万くらい</w:t>
-      </w:r>
-    </w:p>
-    <w:p>
-      <w:pPr>
-        <w:spacing w:after="120"/>
-      </w:pPr>
-      <w:r>
-        <w:rPr>
-          <w:rFonts w:ascii="Yu Gothic" w:hAnsi="Yu Gothic" w:eastAsia="Yu Gothic"/>
-          <w:b w:val="0"/>
-          <w:sz w:val="22"/>
-        </w:rPr>
-        <w:t>年にプラス70万、月にだいたいプラス6万。『実質倍くらい』くらい稼がないと、損した感じは抜けにくい。」</w:t>
-      </w:r>
-    </w:p>
-    <w:p/>
-    <w:p>
-      <w:pPr>
-        <w:spacing w:after="120"/>
-      </w:pPr>
-      <w:r>
-        <w:rPr>
-          <w:rFonts w:ascii="Yu Gothic" w:hAnsi="Yu Gothic" w:eastAsia="Yu Gothic"/>
-          <w:b w:val="0"/>
-          <w:sz w:val="22"/>
-        </w:rPr>
-        <w:t>（損の内訳：手元の世帯に近い方を1枚だけ）</w:t>
-      </w:r>
-    </w:p>
-    <w:p/>
-    <w:p>
-      <w:pPr>
-        <w:spacing w:after="120"/>
-      </w:pPr>
-      <w:r>
-        <w:rPr>
-          <w:rFonts w:ascii="Yu Gothic" w:hAnsi="Yu Gothic" w:eastAsia="Yu Gothic"/>
-          <w:b w:val="0"/>
-          <w:sz w:val="22"/>
-        </w:rPr>
-        <w:t>「損の中身は一種類じゃありません。</w:t>
-      </w:r>
-    </w:p>
-    <w:p>
-      <w:pPr>
-        <w:spacing w:after="120"/>
-      </w:pPr>
-      <w:r>
-        <w:rPr>
-          <w:rFonts w:ascii="Yu Gothic" w:hAnsi="Yu Gothic" w:eastAsia="Yu Gothic"/>
-          <w:b w:val="0"/>
-          <w:sz w:val="22"/>
-        </w:rPr>
-        <w:t>税金、社会保険、配偶者特別控除の縮小などが重なります。</w:t>
-      </w:r>
-    </w:p>
-    <w:p>
-      <w:pPr>
-        <w:spacing w:after="120"/>
-      </w:pPr>
-      <w:r>
-        <w:rPr>
-          <w:rFonts w:ascii="Yu Gothic" w:hAnsi="Yu Gothic" w:eastAsia="Yu Gothic"/>
-          <w:b w:val="0"/>
-          <w:sz w:val="22"/>
-        </w:rPr>
-        <w:t>世帯の夫の年収が500万と700万でも、妻側の見え方は少し変わります。」</w:t>
-      </w:r>
-    </w:p>
-    <w:p/>
-    <w:p>
-      <w:pPr>
-        <w:spacing w:after="120"/>
-      </w:pPr>
-      <w:r>
-        <w:rPr>
-          <w:rFonts w:ascii="Yu Gothic" w:hAnsi="Yu Gothic" w:eastAsia="Yu Gothic"/>
-          <w:b w:val="0"/>
-          <w:sz w:val="22"/>
-        </w:rPr>
-        <w:t>（夫＋100万）</w:t>
-      </w:r>
-    </w:p>
-    <w:p/>
-    <w:p>
-      <w:pPr>
-        <w:spacing w:after="120"/>
-      </w:pPr>
-      <w:r>
-        <w:rPr>
-          <w:rFonts w:ascii="Yu Gothic" w:hAnsi="Yu Gothic" w:eastAsia="Yu Gothic"/>
-          <w:b w:val="0"/>
-          <w:sz w:val="22"/>
-        </w:rPr>
-        <w:t>「ここが、今日いちばん言いたいところです。</w:t>
-      </w:r>
-    </w:p>
-    <w:p>
-      <w:pPr>
-        <w:spacing w:after="120"/>
-      </w:pPr>
-      <w:r>
-        <w:rPr>
-          <w:rFonts w:ascii="Yu Gothic" w:hAnsi="Yu Gothic" w:eastAsia="Yu Gothic"/>
-          <w:b w:val="0"/>
-          <w:sz w:val="22"/>
-        </w:rPr>
-        <w:t>『働き損だから、私は稼げない』と感じやすいんですが、</w:t>
-      </w:r>
-    </w:p>
-    <w:p>
-      <w:pPr>
-        <w:spacing w:after="120"/>
-      </w:pPr>
-      <w:r>
-        <w:rPr>
-          <w:rFonts w:ascii="Yu Gothic" w:hAnsi="Yu Gothic" w:eastAsia="Yu Gothic"/>
-          <w:b w:val="0"/>
-          <w:sz w:val="22"/>
-        </w:rPr>
-        <w:t>ご主人も損しながら稼いでいるんです。会社員は当たり前にそうです。</w:t>
-      </w:r>
-    </w:p>
-    <w:p/>
-    <w:p>
-      <w:pPr>
-        <w:spacing w:after="120"/>
-      </w:pPr>
-      <w:r>
-        <w:rPr>
-          <w:rFonts w:ascii="Yu Gothic" w:hAnsi="Yu Gothic" w:eastAsia="Yu Gothic"/>
-          <w:b w:val="0"/>
-          <w:sz w:val="22"/>
-        </w:rPr>
-        <w:t>だから『損するのが怖い』だけでは、世帯の選択を誤ります。</w:t>
-      </w:r>
-    </w:p>
-    <w:p>
-      <w:pPr>
-        <w:spacing w:after="120"/>
-      </w:pPr>
-      <w:r>
-        <w:rPr>
-          <w:rFonts w:ascii="Yu Gothic" w:hAnsi="Yu Gothic" w:eastAsia="Yu Gothic"/>
-          <w:b w:val="0"/>
-          <w:sz w:val="22"/>
-        </w:rPr>
-        <w:t>ただし『稼げるだけ稼ごう』も危険です。</w:t>
-      </w:r>
-    </w:p>
-    <w:p>
-      <w:pPr>
-        <w:spacing w:after="120"/>
-      </w:pPr>
-      <w:r>
-        <w:rPr>
-          <w:rFonts w:ascii="Yu Gothic" w:hAnsi="Yu Gothic" w:eastAsia="Yu Gothic"/>
-          <w:b w:val="0"/>
-          <w:sz w:val="22"/>
-        </w:rPr>
-        <w:t>壁の手前か、向こう側を選ぶ。中途半端がいちばんつらい。」</w:t>
-      </w:r>
-    </w:p>
-    <w:p/>
-    <w:p>
-      <w:pPr>
-        <w:spacing w:after="120"/>
-      </w:pPr>
-      <w:r>
-        <w:rPr>
-          <w:rFonts w:ascii="Yu Gothic" w:hAnsi="Yu Gothic" w:eastAsia="Yu Gothic"/>
-          <w:b w:val="0"/>
-          <w:color w:val="94A3B8"/>
-          <w:sz w:val="18"/>
-        </w:rPr>
-        <w:t>────────────────</w:t>
+        <w:t>この道は、会社が小さくても大きくても、関係しやすいです。</w:t>
       </w:r>
     </w:p>
     <w:p/>
@@ -741,17 +1101,45 @@
         <w:pStyle w:val="Heading2"/>
       </w:pPr>
       <w:r>
-        <w:rPr>
-          <w:rFonts w:ascii="Yu Gothic" w:hAnsi="Yu Gothic" w:eastAsia="Yu Gothic"/>
-          <w:b/>
-          <w:sz w:val="26"/>
-        </w:rPr>
-        <w:t>3. 社会保険マップ（4分）★図解の山場</w:t>
-      </w:r>
-    </w:p>
+        <w:t>道その2：週20時間の道（一定以上の人数の会社）</w:t>
+      </w:r>
+    </w:p>
+    <w:p/>
+    <w:p>
+      <w:r>
+        <w:rPr>
+          <w:rFonts w:ascii="Yu Gothic" w:hAnsi="Yu Gothic" w:eastAsia="Yu Gothic"/>
+          <w:b w:val="0"/>
+          <w:sz w:val="22"/>
+        </w:rPr>
+        <w:t>いま、会社がある程度の人数になると、もっと短い時間でも社会保険に入れる道が広がっています。</w:t>
+      </w:r>
+    </w:p>
+    <w:p>
+      <w:r>
+        <w:rPr>
+          <w:rFonts w:ascii="Yu Gothic" w:hAnsi="Yu Gothic" w:eastAsia="Yu Gothic"/>
+          <w:b w:val="0"/>
+          <w:sz w:val="22"/>
+        </w:rPr>
+        <w:t>ここでの境目のイメージが 週20時間 です。</w:t>
+      </w:r>
+    </w:p>
+    <w:p/>
+    <w:p>
+      <w:r>
+        <w:rPr>
+          <w:rFonts w:ascii="Yu Gothic" w:hAnsi="Yu Gothic" w:eastAsia="Yu Gothic"/>
+          <w:b w:val="0"/>
+          <w:sz w:val="22"/>
+        </w:rPr>
+        <w:t>いまの段階で覚えたいのは、これです。</w:t>
+      </w:r>
+    </w:p>
+    <w:p/>
     <w:p>
       <w:pPr>
-        <w:spacing w:after="120"/>
+        <w:pStyle w:val="ListBullet"/>
       </w:pPr>
       <w:r>
         <w:rPr>
@@ -759,278 +1147,123 @@
           <w:b w:val="0"/>
           <w:sz w:val="22"/>
         </w:rPr>
-        <w:t>スライド： 時系列 → 51人以上 9月vs10月 → 範囲拡大2027 →（時間あれば10月比較）</w:t>
+        <w:t>会社がおおむね51人以上</w:t>
+      </w:r>
+    </w:p>
+    <w:p>
+      <w:r>
+        <w:rPr>
+          <w:rFonts w:ascii="Yu Gothic" w:hAnsi="Yu Gothic" w:eastAsia="Yu Gothic"/>
+          <w:b w:val="0"/>
+          <w:sz w:val="22"/>
+        </w:rPr>
+        <w:t xml:space="preserve">  → 週20時間以上働くと、勤務先の社会保険に入りやすい</w:t>
+      </w:r>
+    </w:p>
+    <w:p>
+      <w:pPr>
+        <w:pStyle w:val="ListBullet"/>
+      </w:pPr>
+      <w:r>
+        <w:rPr>
+          <w:rFonts w:ascii="Yu Gothic" w:hAnsi="Yu Gothic" w:eastAsia="Yu Gothic"/>
+          <w:b w:val="0"/>
+          <w:sz w:val="22"/>
+        </w:rPr>
+        <w:t>会社がおおむね51人未満</w:t>
+      </w:r>
+    </w:p>
+    <w:p>
+      <w:r>
+        <w:rPr>
+          <w:rFonts w:ascii="Yu Gothic" w:hAnsi="Yu Gothic" w:eastAsia="Yu Gothic"/>
+          <w:b w:val="0"/>
+          <w:sz w:val="22"/>
+        </w:rPr>
+        <w:t xml:space="preserve">  → この「週20時間の道」は、まだ来ていないイメージ</w:t>
+      </w:r>
+    </w:p>
+    <w:p>
+      <w:r>
+        <w:rPr>
+          <w:rFonts w:ascii="Yu Gothic" w:hAnsi="Yu Gothic" w:eastAsia="Yu Gothic"/>
+          <w:b w:val="0"/>
+          <w:sz w:val="22"/>
+        </w:rPr>
+        <w:t xml:space="preserve">  → 入りやすいのは、だいたい週30時間前後のがっつり道</w:t>
       </w:r>
     </w:p>
     <w:p/>
     <w:p>
+      <w:r>
+        <w:rPr>
+          <w:rFonts w:ascii="Yu Gothic" w:hAnsi="Yu Gothic" w:eastAsia="Yu Gothic"/>
+          <w:b w:val="0"/>
+          <w:sz w:val="22"/>
+        </w:rPr>
+        <w:t>「小さめの会社」と言ったら、難しい別カテゴリーではありません。</w:t>
+      </w:r>
+    </w:p>
+    <w:p>
+      <w:r>
+        <w:rPr>
+          <w:rFonts w:ascii="Yu Gothic" w:hAnsi="Yu Gothic" w:eastAsia="Yu Gothic"/>
+          <w:b w:val="0"/>
+          <w:sz w:val="22"/>
+        </w:rPr>
+        <w:t>いまはまだ、週20時間の特別な道が来ていない会社、くらいに思ってください。</w:t>
+      </w:r>
+    </w:p>
+    <w:p/>
+    <w:p>
+      <w:r>
+        <w:rPr>
+          <w:rFonts w:ascii="Yu Gothic" w:hAnsi="Yu Gothic" w:eastAsia="Yu Gothic"/>
+          <w:b w:val="0"/>
+          <w:sz w:val="22"/>
+        </w:rPr>
+        <w:t>講師メモ：</w:t>
+      </w:r>
+    </w:p>
+    <w:p>
+      <w:r>
+        <w:rPr>
+          <w:rFonts w:ascii="Yu Gothic" w:hAnsi="Yu Gothic" w:eastAsia="Yu Gothic"/>
+          <w:b w:val="0"/>
+          <w:sz w:val="22"/>
+        </w:rPr>
+        <w:t>「51人」は現場のざっくり人数ではなく、正確には厚生年金の被保険者数など。会場では深入りしない。「だいたいのイメージ」でよい。確認は会社へ。</w:t>
+      </w:r>
+    </w:p>
+    <w:p/>
+    <w:p>
+      <w:r>
+        <w:rPr>
+          <w:rFonts w:ascii="Yu Gothic" w:hAnsi="Yu Gothic" w:eastAsia="Yu Gothic"/>
+          <w:b w:val="0"/>
+          <w:sz w:val="18"/>
+        </w:rPr>
+        <w:t>────────────────</w:t>
+      </w:r>
+    </w:p>
+    <w:p/>
+    <w:p>
       <w:pPr>
-        <w:spacing w:after="120"/>
+        <w:pStyle w:val="Heading1"/>
       </w:pPr>
       <w:r>
+        <w:t>7. じゃあ、なぜ「間」がつらいのか（約4分）</w:t>
+      </w:r>
+    </w:p>
+    <w:p/>
+    <w:p>
+      <w:r>
         <w:rPr>
           <w:rFonts w:ascii="Yu Gothic" w:hAnsi="Yu Gothic" w:eastAsia="Yu Gothic"/>
           <w:b w:val="0"/>
           <w:sz w:val="22"/>
         </w:rPr>
-        <w:t>「次に、2026年からの社会保険の地図です。</w:t>
-      </w:r>
-    </w:p>
-    <w:p>
-      <w:pPr>
-        <w:spacing w:after="120"/>
-      </w:pPr>
-      <w:r>
-        <w:rPr>
-          <w:rFonts w:ascii="Yu Gothic" w:hAnsi="Yu Gothic" w:eastAsia="Yu Gothic"/>
-          <w:b w:val="0"/>
-          <w:sz w:val="22"/>
-        </w:rPr>
-        <w:t>細かい数字より、地図の形を見てください。」</w:t>
-      </w:r>
-    </w:p>
-    <w:p/>
-    <w:p>
-      <w:pPr>
-        <w:spacing w:after="120"/>
-      </w:pPr>
-      <w:r>
-        <w:rPr>
-          <w:rFonts w:ascii="Yu Gothic" w:hAnsi="Yu Gothic" w:eastAsia="Yu Gothic"/>
-          <w:b w:val="0"/>
-          <w:sz w:val="22"/>
-        </w:rPr>
-        <w:t>（時系列）</w:t>
-      </w:r>
-    </w:p>
-    <w:p/>
-    <w:p>
-      <w:pPr>
-        <w:spacing w:after="120"/>
-      </w:pPr>
-      <w:r>
-        <w:rPr>
-          <w:rFonts w:ascii="Yu Gothic" w:hAnsi="Yu Gothic" w:eastAsia="Yu Gothic"/>
-          <w:b w:val="0"/>
-          <w:sz w:val="22"/>
-        </w:rPr>
-        <w:t>「2026年10月と、2027年10月で、対象になる会社の範囲が広がっていきます。」</w:t>
-      </w:r>
-    </w:p>
-    <w:p/>
-    <w:p>
-      <w:pPr>
-        <w:spacing w:after="120"/>
-      </w:pPr>
-      <w:r>
-        <w:rPr>
-          <w:rFonts w:ascii="Yu Gothic" w:hAnsi="Yu Gothic" w:eastAsia="Yu Gothic"/>
-          <w:b w:val="0"/>
-          <w:sz w:val="22"/>
-        </w:rPr>
-        <w:t>（51人以上・before/after）★</w:t>
-      </w:r>
-    </w:p>
-    <w:p/>
-    <w:p>
-      <w:pPr>
-        <w:spacing w:after="120"/>
-      </w:pPr>
-      <w:r>
-        <w:rPr>
-          <w:rFonts w:ascii="Yu Gothic" w:hAnsi="Yu Gothic" w:eastAsia="Yu Gothic"/>
-          <w:b w:val="0"/>
-          <w:sz w:val="22"/>
-        </w:rPr>
-        <w:t>「まず、51人以上の会社。</w:t>
-      </w:r>
-    </w:p>
-    <w:p>
-      <w:pPr>
-        <w:spacing w:after="120"/>
-      </w:pPr>
-      <w:r>
-        <w:rPr>
-          <w:rFonts w:ascii="Yu Gothic" w:hAnsi="Yu Gothic" w:eastAsia="Yu Gothic"/>
-          <w:b w:val="0"/>
-          <w:sz w:val="22"/>
-        </w:rPr>
-        <w:t>〜9月までは、賃金要件なども絡んで複雑でした。</w:t>
-      </w:r>
-    </w:p>
-    <w:p>
-      <w:pPr>
-        <w:spacing w:after="120"/>
-      </w:pPr>
-      <w:r>
-        <w:rPr>
-          <w:rFonts w:ascii="Yu Gothic" w:hAnsi="Yu Gothic" w:eastAsia="Yu Gothic"/>
-          <w:b w:val="0"/>
-          <w:sz w:val="22"/>
-        </w:rPr>
-        <w:t>10月以降は、賃金要件が撤廃され、週20時間が主軸になります。</w:t>
-      </w:r>
-    </w:p>
-    <w:p>
-      <w:pPr>
-        <w:spacing w:after="120"/>
-      </w:pPr>
-      <w:r>
-        <w:rPr>
-          <w:rFonts w:ascii="Yu Gothic" w:hAnsi="Yu Gothic" w:eastAsia="Yu Gothic"/>
-          <w:b w:val="0"/>
-          <w:sz w:val="22"/>
-        </w:rPr>
-        <w:t>週20時間以上なら、勤務先の社保に乗るイメージです。」</w:t>
-      </w:r>
-    </w:p>
-    <w:p/>
-    <w:p>
-      <w:pPr>
-        <w:spacing w:after="120"/>
-      </w:pPr>
-      <w:r>
-        <w:rPr>
-          <w:rFonts w:ascii="Yu Gothic" w:hAnsi="Yu Gothic" w:eastAsia="Yu Gothic"/>
-          <w:b w:val="0"/>
-          <w:sz w:val="22"/>
-        </w:rPr>
-        <w:t>「50人以下はどうか。当面は、短時間ルールの対象外で、おおよそ週30時間（3/4）から。</w:t>
-      </w:r>
-    </w:p>
-    <w:p>
-      <w:pPr>
-        <w:spacing w:after="120"/>
-      </w:pPr>
-      <w:r>
-        <w:rPr>
-          <w:rFonts w:ascii="Yu Gothic" w:hAnsi="Yu Gothic" w:eastAsia="Yu Gothic"/>
-          <w:b w:val="0"/>
-          <w:sz w:val="22"/>
-        </w:rPr>
-        <w:t>地図が会社の規模で違う、というのが大事です。」</w:t>
-      </w:r>
-    </w:p>
-    <w:p/>
-    <w:p>
-      <w:pPr>
-        <w:spacing w:after="120"/>
-      </w:pPr>
-      <w:r>
-        <w:rPr>
-          <w:rFonts w:ascii="Yu Gothic" w:hAnsi="Yu Gothic" w:eastAsia="Yu Gothic"/>
-          <w:b w:val="0"/>
-          <w:sz w:val="22"/>
-        </w:rPr>
-        <w:t>（scope_expand_2027）★</w:t>
-      </w:r>
-    </w:p>
-    <w:p/>
-    <w:p>
-      <w:pPr>
-        <w:spacing w:after="120"/>
-      </w:pPr>
-      <w:r>
-        <w:rPr>
-          <w:rFonts w:ascii="Yu Gothic" w:hAnsi="Yu Gothic" w:eastAsia="Yu Gothic"/>
-          <w:b w:val="0"/>
-          <w:sz w:val="22"/>
-        </w:rPr>
-        <w:t>「2027年10月からは、36人以上にも同じ週20時間の地図が広がります。</w:t>
-      </w:r>
-    </w:p>
-    <w:p>
-      <w:pPr>
-        <w:spacing w:after="120"/>
-      </w:pPr>
-      <w:r>
-        <w:rPr>
-          <w:rFonts w:ascii="Yu Gothic" w:hAnsi="Yu Gothic" w:eastAsia="Yu Gothic"/>
-          <w:b w:val="0"/>
-          <w:sz w:val="22"/>
-        </w:rPr>
-        <w:t>35人以下は当面対象外。</w:t>
-      </w:r>
-    </w:p>
-    <w:p>
-      <w:pPr>
-        <w:spacing w:after="120"/>
-      </w:pPr>
-      <w:r>
-        <w:rPr>
-          <w:rFonts w:ascii="Yu Gothic" w:hAnsi="Yu Gothic" w:eastAsia="Yu Gothic"/>
-          <w:b w:val="0"/>
-          <w:sz w:val="22"/>
-        </w:rPr>
-        <w:t>ポイントは、『ルールの形がガラッと変わる』のではなく、</w:t>
-      </w:r>
-    </w:p>
-    <w:p>
-      <w:pPr>
-        <w:spacing w:after="120"/>
-      </w:pPr>
-      <w:r>
-        <w:rPr>
-          <w:rFonts w:ascii="Yu Gothic" w:hAnsi="Yu Gothic" w:eastAsia="Yu Gothic"/>
-          <w:b w:val="0"/>
-          <w:sz w:val="22"/>
-        </w:rPr>
-        <w:t>地図の形は同じで、当てはまる会社の範囲だけ広がる、ということです。」</w:t>
-      </w:r>
-    </w:p>
-    <w:p/>
-    <w:p>
-      <w:pPr>
-        <w:spacing w:after="120"/>
-      </w:pPr>
-      <w:r>
-        <w:rPr>
-          <w:rFonts w:ascii="Yu Gothic" w:hAnsi="Yu Gothic" w:eastAsia="Yu Gothic"/>
-          <w:b w:val="0"/>
-          <w:sz w:val="22"/>
-        </w:rPr>
-        <w:t>「極論を言うと、</w:t>
-      </w:r>
-    </w:p>
-    <w:p>
-      <w:pPr>
-        <w:spacing w:after="120"/>
-      </w:pPr>
-      <w:r>
-        <w:rPr>
-          <w:rFonts w:ascii="Yu Gothic" w:hAnsi="Yu Gothic" w:eastAsia="Yu Gothic"/>
-          <w:b w:val="0"/>
-          <w:sz w:val="22"/>
-        </w:rPr>
-        <w:t>勤務先社保に乗れないなら、扶養内が合理的なことも多い。</w:t>
-      </w:r>
-    </w:p>
-    <w:p>
-      <w:pPr>
-        <w:spacing w:after="120"/>
-      </w:pPr>
-      <w:r>
-        <w:rPr>
-          <w:rFonts w:ascii="Yu Gothic" w:hAnsi="Yu Gothic" w:eastAsia="Yu Gothic"/>
-          <w:b w:val="0"/>
-          <w:sz w:val="22"/>
-        </w:rPr>
-        <w:t>外れるなら、国保で中途半端はキツい。めちゃ稼ぐか、本気で事業をやるなら法人、という選択になります。」</w:t>
-      </w:r>
-    </w:p>
-    <w:p/>
-    <w:p>
-      <w:pPr>
-        <w:spacing w:after="120"/>
-      </w:pPr>
-      <w:r>
-        <w:rPr>
-          <w:rFonts w:ascii="Yu Gothic" w:hAnsi="Yu Gothic" w:eastAsia="Yu Gothic"/>
-          <w:b w:val="0"/>
-          <w:color w:val="94A3B8"/>
-          <w:sz w:val="18"/>
-        </w:rPr>
-        <w:t>────────────────</w:t>
+        <w:t>ここがいちばん大事です。</w:t>
       </w:r>
     </w:p>
     <w:p/>
@@ -1039,17 +1272,45 @@
         <w:pStyle w:val="Heading2"/>
       </w:pPr>
       <w:r>
-        <w:rPr>
-          <w:rFonts w:ascii="Yu Gothic" w:hAnsi="Yu Gothic" w:eastAsia="Yu Gothic"/>
-          <w:b/>
-          <w:sz w:val="26"/>
-        </w:rPr>
-        <w:t>4. 4ポイントに戻す／締め（3分）</w:t>
-      </w:r>
-    </w:p>
+        <w:t>7-1. 51人未満の会社の場合</w:t>
+      </w:r>
+    </w:p>
+    <w:p/>
+    <w:p>
+      <w:r>
+        <w:rPr>
+          <w:rFonts w:ascii="Yu Gothic" w:hAnsi="Yu Gothic" w:eastAsia="Yu Gothic"/>
+          <w:b w:val="0"/>
+          <w:sz w:val="22"/>
+        </w:rPr>
+        <w:t>たとえば、週22時間、25時間くらい働いたとします。</w:t>
+      </w:r>
+    </w:p>
+    <w:p>
+      <w:r>
+        <w:rPr>
+          <w:rFonts w:ascii="Yu Gothic" w:hAnsi="Yu Gothic" w:eastAsia="Yu Gothic"/>
+          <w:b w:val="0"/>
+          <w:sz w:val="22"/>
+        </w:rPr>
+        <w:t>いまは時給も上がってきているので、普通に働くと、年収130万円はほぼ超えます。</w:t>
+      </w:r>
+    </w:p>
+    <w:p/>
+    <w:p>
+      <w:r>
+        <w:rPr>
+          <w:rFonts w:ascii="Yu Gothic" w:hAnsi="Yu Gothic" w:eastAsia="Yu Gothic"/>
+          <w:b w:val="0"/>
+          <w:sz w:val="22"/>
+        </w:rPr>
+        <w:t>するとどうなるか。</w:t>
+      </w:r>
+    </w:p>
+    <w:p/>
     <w:p>
       <w:pPr>
-        <w:spacing w:after="120"/>
+        <w:pStyle w:val="ListBullet"/>
       </w:pPr>
       <w:r>
         <w:rPr>
@@ -1057,13 +1318,94 @@
           <w:b w:val="0"/>
           <w:sz w:val="22"/>
         </w:rPr>
-        <w:t>スライド： 「まとめ」スライド</w:t>
+        <w:t>配偶者の扶養からは外れやすい</w:t>
+      </w:r>
+    </w:p>
+    <w:p>
+      <w:pPr>
+        <w:pStyle w:val="ListBullet"/>
+      </w:pPr>
+      <w:r>
+        <w:rPr>
+          <w:rFonts w:ascii="Yu Gothic" w:hAnsi="Yu Gothic" w:eastAsia="Yu Gothic"/>
+          <w:b w:val="0"/>
+          <w:sz w:val="22"/>
+        </w:rPr>
+        <w:t>でも会社は51人未満なので、週20時間の道はまだ使えない</w:t>
+      </w:r>
+    </w:p>
+    <w:p>
+      <w:pPr>
+        <w:pStyle w:val="ListBullet"/>
+      </w:pPr>
+      <w:r>
+        <w:rPr>
+          <w:rFonts w:ascii="Yu Gothic" w:hAnsi="Yu Gothic" w:eastAsia="Yu Gothic"/>
+          <w:b w:val="0"/>
+          <w:sz w:val="22"/>
+        </w:rPr>
+        <w:t>週30時間前後までいっていないので、がっつり道にも届いていない</w:t>
       </w:r>
     </w:p>
     <w:p/>
     <w:p>
+      <w:r>
+        <w:rPr>
+          <w:rFonts w:ascii="Yu Gothic" w:hAnsi="Yu Gothic" w:eastAsia="Yu Gothic"/>
+          <w:b w:val="0"/>
+          <w:sz w:val="22"/>
+        </w:rPr>
+        <w:t>つまり、</w:t>
+      </w:r>
+    </w:p>
+    <w:p/>
+    <w:p>
+      <w:r>
+        <w:rPr>
+          <w:rFonts w:ascii="Yu Gothic" w:hAnsi="Yu Gothic" w:eastAsia="Yu Gothic"/>
+          <w:b w:val="0"/>
+          <w:sz w:val="22"/>
+        </w:rPr>
+        <w:t>扶養にもいられず、勤務先の社会保険にも入れない。</w:t>
+      </w:r>
+    </w:p>
+    <w:p/>
+    <w:p>
+      <w:r>
+        <w:rPr>
+          <w:rFonts w:ascii="Yu Gothic" w:hAnsi="Yu Gothic" w:eastAsia="Yu Gothic"/>
+          <w:b w:val="0"/>
+          <w:sz w:val="22"/>
+        </w:rPr>
+        <w:t>これがつらい帯です。</w:t>
+      </w:r>
+    </w:p>
+    <w:p/>
+    <w:p>
+      <w:r>
+        <w:rPr>
+          <w:rFonts w:ascii="Yu Gothic" w:hAnsi="Yu Gothic" w:eastAsia="Yu Gothic"/>
+          <w:b w:val="0"/>
+          <w:sz w:val="22"/>
+        </w:rPr>
+        <w:t>だから、普通の感覚ならこうなります。</w:t>
+      </w:r>
+    </w:p>
+    <w:p/>
+    <w:p>
+      <w:r>
+        <w:rPr>
+          <w:rFonts w:ascii="Yu Gothic" w:hAnsi="Yu Gothic" w:eastAsia="Yu Gothic"/>
+          <w:b w:val="0"/>
+          <w:sz w:val="22"/>
+        </w:rPr>
+        <w:t>「だったら、どちらかに寄せよう。」</w:t>
+      </w:r>
+    </w:p>
+    <w:p/>
+    <w:p>
       <w:pPr>
-        <w:spacing w:after="120"/>
+        <w:pStyle w:val="ListBullet"/>
       </w:pPr>
       <w:r>
         <w:rPr>
@@ -1071,219 +1413,31 @@
           <w:b w:val="0"/>
           <w:sz w:val="22"/>
         </w:rPr>
-        <w:t>「最後に、最初の4つに戻します。」</w:t>
+        <w:t>手前：扶養の中に収まるまで抑える</w:t>
+      </w:r>
+    </w:p>
+    <w:p>
+      <w:pPr>
+        <w:pStyle w:val="ListBullet"/>
+      </w:pPr>
+      <w:r>
+        <w:rPr>
+          <w:rFonts w:ascii="Yu Gothic" w:hAnsi="Yu Gothic" w:eastAsia="Yu Gothic"/>
+          <w:b w:val="0"/>
+          <w:sz w:val="22"/>
+        </w:rPr>
+        <w:t>向こう：いっそ週30時間前後まで働いて、勤務先の社会保険に入る</w:t>
       </w:r>
     </w:p>
     <w:p/>
     <w:p>
-      <w:pPr>
-        <w:spacing w:after="120"/>
-      </w:pPr>
       <w:r>
         <w:rPr>
           <w:rFonts w:ascii="Yu Gothic" w:hAnsi="Yu Gothic" w:eastAsia="Yu Gothic"/>
           <w:b w:val="0"/>
           <w:sz w:val="22"/>
         </w:rPr>
-        <w:t>1. 給与で社保の土台を決める</w:t>
-      </w:r>
-    </w:p>
-    <w:p>
-      <w:pPr>
-        <w:spacing w:after="120"/>
-      </w:pPr>
-      <w:r>
-        <w:rPr>
-          <w:rFonts w:ascii="Yu Gothic" w:hAnsi="Yu Gothic" w:eastAsia="Yu Gothic"/>
-          <w:b w:val="0"/>
-          <w:sz w:val="22"/>
-        </w:rPr>
-        <w:t xml:space="preserve">   「パートなら、週何時間・どの規模の会社かが先。年収だけ見て決めない。」</w:t>
-      </w:r>
-    </w:p>
-    <w:p>
-      <w:pPr>
-        <w:spacing w:after="120"/>
-      </w:pPr>
-      <w:r>
-        <w:rPr>
-          <w:rFonts w:ascii="Yu Gothic" w:hAnsi="Yu Gothic" w:eastAsia="Yu Gothic"/>
-          <w:b w:val="0"/>
-          <w:sz w:val="22"/>
-        </w:rPr>
-        <w:t>2. 複数の収入源</w:t>
-      </w:r>
-    </w:p>
-    <w:p>
-      <w:pPr>
-        <w:spacing w:after="120"/>
-      </w:pPr>
-      <w:r>
-        <w:rPr>
-          <w:rFonts w:ascii="Yu Gothic" w:hAnsi="Yu Gothic" w:eastAsia="Yu Gothic"/>
-          <w:b w:val="0"/>
-          <w:sz w:val="22"/>
-        </w:rPr>
-        <w:t xml:space="preserve">   「給与に寄せすぎない。でも扶養を気にするなら合計年収。」</w:t>
-      </w:r>
-    </w:p>
-    <w:p>
-      <w:pPr>
-        <w:spacing w:after="120"/>
-      </w:pPr>
-      <w:r>
-        <w:rPr>
-          <w:rFonts w:ascii="Yu Gothic" w:hAnsi="Yu Gothic" w:eastAsia="Yu Gothic"/>
-          <w:b w:val="0"/>
-          <w:sz w:val="22"/>
-        </w:rPr>
-        <w:t>3. 副業も検討</w:t>
-      </w:r>
-    </w:p>
-    <w:p>
-      <w:pPr>
-        <w:spacing w:after="120"/>
-      </w:pPr>
-      <w:r>
-        <w:rPr>
-          <w:rFonts w:ascii="Yu Gothic" w:hAnsi="Yu Gothic" w:eastAsia="Yu Gothic"/>
-          <w:b w:val="0"/>
-          <w:sz w:val="22"/>
-        </w:rPr>
-        <w:t xml:space="preserve">   「給与だけで壁を越えにいくより、家計と生活設計に合う形を。」</w:t>
-      </w:r>
-    </w:p>
-    <w:p>
-      <w:pPr>
-        <w:spacing w:after="120"/>
-      </w:pPr>
-      <w:r>
-        <w:rPr>
-          <w:rFonts w:ascii="Yu Gothic" w:hAnsi="Yu Gothic" w:eastAsia="Yu Gothic"/>
-          <w:b w:val="0"/>
-          <w:sz w:val="22"/>
-        </w:rPr>
-        <w:t>4. 長く働ける自分</w:t>
-      </w:r>
-    </w:p>
-    <w:p>
-      <w:pPr>
-        <w:spacing w:after="120"/>
-      </w:pPr>
-      <w:r>
-        <w:rPr>
-          <w:rFonts w:ascii="Yu Gothic" w:hAnsi="Yu Gothic" w:eastAsia="Yu Gothic"/>
-          <w:b w:val="0"/>
-          <w:sz w:val="22"/>
-        </w:rPr>
-        <w:t xml:space="preserve">   「税や社保を安くすることがゴールではない。</w:t>
-      </w:r>
-    </w:p>
-    <w:p>
-      <w:pPr>
-        <w:spacing w:after="120"/>
-      </w:pPr>
-      <w:r>
-        <w:rPr>
-          <w:rFonts w:ascii="Yu Gothic" w:hAnsi="Yu Gothic" w:eastAsia="Yu Gothic"/>
-          <w:b w:val="0"/>
-          <w:sz w:val="22"/>
-        </w:rPr>
-        <w:t xml:space="preserve">   物価高の中、年収700万＋お子さん2人、という世帯でも楽ではありません。</w:t>
-      </w:r>
-    </w:p>
-    <w:p>
-      <w:pPr>
-        <w:spacing w:after="120"/>
-      </w:pPr>
-      <w:r>
-        <w:rPr>
-          <w:rFonts w:ascii="Yu Gothic" w:hAnsi="Yu Gothic" w:eastAsia="Yu Gothic"/>
-          <w:b w:val="0"/>
-          <w:sz w:val="22"/>
-        </w:rPr>
-        <w:t xml:space="preserve">   妻の方が長生きしやすく、年金が薄い世代でもある。</w:t>
-      </w:r>
-    </w:p>
-    <w:p>
-      <w:pPr>
-        <w:spacing w:after="120"/>
-      </w:pPr>
-      <w:r>
-        <w:rPr>
-          <w:rFonts w:ascii="Yu Gothic" w:hAnsi="Yu Gothic" w:eastAsia="Yu Gothic"/>
-          <w:b w:val="0"/>
-          <w:sz w:val="22"/>
-        </w:rPr>
-        <w:t xml:space="preserve">   生涯収入と年金を減らさないために働く。」</w:t>
-      </w:r>
-    </w:p>
-    <w:p/>
-    <w:p>
-      <w:pPr>
-        <w:spacing w:after="120"/>
-      </w:pPr>
-      <w:r>
-        <w:rPr>
-          <w:rFonts w:ascii="Yu Gothic" w:hAnsi="Yu Gothic" w:eastAsia="Yu Gothic"/>
-          <w:b w:val="0"/>
-          <w:sz w:val="22"/>
-        </w:rPr>
-        <w:t>「ルールは変わる。でも見る柱は少数。</w:t>
-      </w:r>
-    </w:p>
-    <w:p>
-      <w:pPr>
-        <w:spacing w:after="120"/>
-      </w:pPr>
-      <w:r>
-        <w:rPr>
-          <w:rFonts w:ascii="Yu Gothic" w:hAnsi="Yu Gothic" w:eastAsia="Yu Gothic"/>
-          <w:b w:val="0"/>
-          <w:sz w:val="22"/>
-        </w:rPr>
-        <w:t>損を恐れて止まらない。ご主人も損しながら稼いでいる。</w:t>
-      </w:r>
-    </w:p>
-    <w:p>
-      <w:pPr>
-        <w:spacing w:after="120"/>
-      </w:pPr>
-      <w:r>
-        <w:rPr>
-          <w:rFonts w:ascii="Yu Gothic" w:hAnsi="Yu Gothic" w:eastAsia="Yu Gothic"/>
-          <w:b w:val="0"/>
-          <w:sz w:val="22"/>
-        </w:rPr>
-        <w:t>ただし中途半端は選ばない。手前か、向こう側。</w:t>
-      </w:r>
-    </w:p>
-    <w:p>
-      <w:pPr>
-        <w:spacing w:after="120"/>
-      </w:pPr>
-      <w:r>
-        <w:rPr>
-          <w:rFonts w:ascii="Yu Gothic" w:hAnsi="Yu Gothic" w:eastAsia="Yu Gothic"/>
-          <w:b w:val="0"/>
-          <w:sz w:val="22"/>
-        </w:rPr>
-        <w:t>今日は、ここまで持って帰ってください。ありがとうございました。」</w:t>
-      </w:r>
-    </w:p>
-    <w:p/>
-    <w:p>
-      <w:pPr>
-        <w:spacing w:after="120"/>
-      </w:pPr>
-      <w:r>
-        <w:rPr>
-          <w:rFonts w:ascii="Yu Gothic" w:hAnsi="Yu Gothic" w:eastAsia="Yu Gothic"/>
-          <w:b w:val="0"/>
-          <w:color w:val="94A3B8"/>
-          <w:sz w:val="18"/>
-        </w:rPr>
-        <w:t>────────────────</w:t>
+        <w:t>中途半端がいちばんつらい。</w:t>
       </w:r>
     </w:p>
     <w:p/>
@@ -1292,18 +1446,34 @@
         <w:pStyle w:val="Heading2"/>
       </w:pPr>
       <w:r>
-        <w:rPr>
-          <w:rFonts w:ascii="Yu Gothic" w:hAnsi="Yu Gothic" w:eastAsia="Yu Gothic"/>
-          <w:b/>
-          <w:sz w:val="26"/>
-        </w:rPr>
-        <w:t>よくある質問（予備・各30秒〜1分）</w:t>
+        <w:t>7-2. 51人以上の会社の場合</w:t>
       </w:r>
     </w:p>
     <w:p/>
     <w:p>
+      <w:r>
+        <w:rPr>
+          <w:rFonts w:ascii="Yu Gothic" w:hAnsi="Yu Gothic" w:eastAsia="Yu Gothic"/>
+          <w:b w:val="0"/>
+          <w:sz w:val="22"/>
+        </w:rPr>
+        <w:t>こちらは、10月以降もっとシンプルです。</w:t>
+      </w:r>
+    </w:p>
+    <w:p>
+      <w:r>
+        <w:rPr>
+          <w:rFonts w:ascii="Yu Gothic" w:hAnsi="Yu Gothic" w:eastAsia="Yu Gothic"/>
+          <w:b w:val="0"/>
+          <w:sz w:val="22"/>
+        </w:rPr>
+        <w:t>境目のイメージは 週20時間 です。</w:t>
+      </w:r>
+    </w:p>
+    <w:p/>
+    <w:p>
       <w:pPr>
-        <w:spacing w:after="120"/>
+        <w:pStyle w:val="ListBullet"/>
       </w:pPr>
       <w:r>
         <w:rPr>
@@ -1311,12 +1481,12 @@
           <w:b w:val="0"/>
           <w:sz w:val="22"/>
         </w:rPr>
-        <w:t>Q. 私は扶養のままがいい？</w:t>
+        <w:t>週20時間以上：勤務先の社会保険に入りやすい</w:t>
       </w:r>
     </w:p>
     <w:p>
       <w:pPr>
-        <w:spacing w:after="120"/>
+        <w:pStyle w:val="ListBullet"/>
       </w:pPr>
       <w:r>
         <w:rPr>
@@ -1324,103 +1494,310 @@
           <w:b w:val="0"/>
           <w:sz w:val="22"/>
         </w:rPr>
-        <w:t>「勤務先社保に乗れない働き方なら、扶養内が合理的なことも多いです。会社の人数と週の時間を先に見てください。」</w:t>
+        <w:t>週20時間未満：入りにくい</w:t>
       </w:r>
     </w:p>
     <w:p/>
     <w:p>
+      <w:r>
+        <w:rPr>
+          <w:rFonts w:ascii="Yu Gothic" w:hAnsi="Yu Gothic" w:eastAsia="Yu Gothic"/>
+          <w:b w:val="0"/>
+          <w:sz w:val="22"/>
+        </w:rPr>
+        <w:t>ただし注意があります。</w:t>
+      </w:r>
+    </w:p>
+    <w:p>
+      <w:r>
+        <w:rPr>
+          <w:rFonts w:ascii="Yu Gothic" w:hAnsi="Yu Gothic" w:eastAsia="Yu Gothic"/>
+          <w:b w:val="0"/>
+          <w:sz w:val="22"/>
+        </w:rPr>
+        <w:t>時給が高いと、週20時間未満でも年収130万円を超えることがあります。</w:t>
+      </w:r>
+    </w:p>
+    <w:p>
+      <w:r>
+        <w:rPr>
+          <w:rFonts w:ascii="Yu Gothic" w:hAnsi="Yu Gothic" w:eastAsia="Yu Gothic"/>
+          <w:b w:val="0"/>
+          <w:sz w:val="22"/>
+        </w:rPr>
+        <w:t>すると、「会社の社会保険には入っていないのに、扶養だけ外れる」ことが起き得ます。</w:t>
+      </w:r>
+    </w:p>
+    <w:p>
+      <w:r>
+        <w:rPr>
+          <w:rFonts w:ascii="Yu Gothic" w:hAnsi="Yu Gothic" w:eastAsia="Yu Gothic"/>
+          <w:b w:val="0"/>
+          <w:sz w:val="22"/>
+        </w:rPr>
+        <w:t>だから①を選ぶ人は、時間だけでなく、年収130万円も必ず見ます。</w:t>
+      </w:r>
+    </w:p>
+    <w:p/>
+    <w:p>
+      <w:r>
+        <w:rPr>
+          <w:rFonts w:ascii="Yu Gothic" w:hAnsi="Yu Gothic" w:eastAsia="Yu Gothic"/>
+          <w:b w:val="0"/>
+          <w:sz w:val="18"/>
+        </w:rPr>
+        <w:t>────────────────</w:t>
+      </w:r>
+    </w:p>
+    <w:p/>
+    <w:p>
       <w:pPr>
-        <w:spacing w:after="120"/>
+        <w:pStyle w:val="Heading1"/>
       </w:pPr>
       <w:r>
+        <w:t>8. 会社も同じように考えている（約2分）</w:t>
+      </w:r>
+    </w:p>
+    <w:p/>
+    <w:p>
+      <w:r>
         <w:rPr>
           <w:rFonts w:ascii="Yu Gothic" w:hAnsi="Yu Gothic" w:eastAsia="Yu Gothic"/>
           <w:b w:val="0"/>
           <w:sz w:val="22"/>
         </w:rPr>
-        <w:t>Q. いくらまでなら大丈夫？</w:t>
-      </w:r>
-    </w:p>
+        <w:t>ここまで聞くと、「働く側だけが嫌がっている」ように聞こえるかもしれません。</w:t>
+      </w:r>
+    </w:p>
+    <w:p>
+      <w:r>
+        <w:rPr>
+          <w:rFonts w:ascii="Yu Gothic" w:hAnsi="Yu Gothic" w:eastAsia="Yu Gothic"/>
+          <w:b w:val="0"/>
+          <w:sz w:val="22"/>
+        </w:rPr>
+        <w:t>でも会社側も、実は近い気持ちを持ちやすいです。</w:t>
+      </w:r>
+    </w:p>
+    <w:p/>
+    <w:p>
+      <w:r>
+        <w:rPr>
+          <w:rFonts w:ascii="Yu Gothic" w:hAnsi="Yu Gothic" w:eastAsia="Yu Gothic"/>
+          <w:b w:val="0"/>
+          <w:sz w:val="22"/>
+        </w:rPr>
+        <w:t>パートの人が勤務先の社会保険に入ると、会社も追加の社会保険料を払います。</w:t>
+      </w:r>
+    </w:p>
+    <w:p>
+      <w:r>
+        <w:rPr>
+          <w:rFonts w:ascii="Yu Gothic" w:hAnsi="Yu Gothic" w:eastAsia="Yu Gothic"/>
+          <w:b w:val="0"/>
+          <w:sz w:val="22"/>
+        </w:rPr>
+        <w:t>これまで不要だったコストが発生します。</w:t>
+      </w:r>
+    </w:p>
+    <w:p>
+      <w:r>
+        <w:rPr>
+          <w:rFonts w:ascii="Yu Gothic" w:hAnsi="Yu Gothic" w:eastAsia="Yu Gothic"/>
+          <w:b w:val="0"/>
+          <w:sz w:val="22"/>
+        </w:rPr>
+        <w:t>だから入口付近では、働く側も会社側も「できれば今は避けたい」になりやすいです。</w:t>
+      </w:r>
+    </w:p>
+    <w:p/>
+    <w:p>
+      <w:r>
+        <w:rPr>
+          <w:rFonts w:ascii="Yu Gothic" w:hAnsi="Yu Gothic" w:eastAsia="Yu Gothic"/>
+          <w:b w:val="0"/>
+          <w:sz w:val="22"/>
+        </w:rPr>
+        <w:t>でも、まともな会社はこう考えているはずです。</w:t>
+      </w:r>
+    </w:p>
+    <w:p/>
+    <w:p>
+      <w:r>
+        <w:rPr>
+          <w:rFonts w:ascii="Yu Gothic" w:hAnsi="Yu Gothic" w:eastAsia="Yu Gothic"/>
+          <w:b w:val="0"/>
+          <w:sz w:val="22"/>
+        </w:rPr>
+        <w:t>社会保険は、ただのムダではない。自社の体質を強くするための、良いコストだ。</w:t>
+      </w:r>
+    </w:p>
+    <w:p/>
+    <w:p>
+      <w:r>
+        <w:rPr>
+          <w:rFonts w:ascii="Yu Gothic" w:hAnsi="Yu Gothic" w:eastAsia="Yu Gothic"/>
+          <w:b w:val="0"/>
+          <w:sz w:val="22"/>
+        </w:rPr>
+        <w:t>分かりやすく聞きます。</w:t>
+      </w:r>
+    </w:p>
+    <w:p/>
+    <w:p>
+      <w:r>
+        <w:rPr>
+          <w:rFonts w:ascii="Yu Gothic" w:hAnsi="Yu Gothic" w:eastAsia="Yu Gothic"/>
+          <w:b w:val="0"/>
+          <w:sz w:val="22"/>
+        </w:rPr>
+        <w:t>A社はこう集めます。</w:t>
+      </w:r>
+    </w:p>
+    <w:p>
+      <w:r>
+        <w:rPr>
+          <w:rFonts w:ascii="Yu Gothic" w:hAnsi="Yu Gothic" w:eastAsia="Yu Gothic"/>
+          <w:b w:val="0"/>
+          <w:sz w:val="22"/>
+        </w:rPr>
+        <w:t>「社会保険がもったいないから、週20時間以内の人を集めよう」</w:t>
+      </w:r>
+    </w:p>
+    <w:p/>
+    <w:p>
+      <w:r>
+        <w:rPr>
+          <w:rFonts w:ascii="Yu Gothic" w:hAnsi="Yu Gothic" w:eastAsia="Yu Gothic"/>
+          <w:b w:val="0"/>
+          <w:sz w:val="22"/>
+        </w:rPr>
+        <w:t>B社はこう集めます。</w:t>
+      </w:r>
+    </w:p>
+    <w:p>
+      <w:r>
+        <w:rPr>
+          <w:rFonts w:ascii="Yu Gothic" w:hAnsi="Yu Gothic" w:eastAsia="Yu Gothic"/>
+          <w:b w:val="0"/>
+          <w:sz w:val="22"/>
+        </w:rPr>
+        <w:t>「がんがん働いて稼ぎたい人を集めよう」</w:t>
+      </w:r>
+    </w:p>
+    <w:p/>
+    <w:p>
+      <w:r>
+        <w:rPr>
+          <w:rFonts w:ascii="Yu Gothic" w:hAnsi="Yu Gothic" w:eastAsia="Yu Gothic"/>
+          <w:b w:val="0"/>
+          <w:sz w:val="22"/>
+        </w:rPr>
+        <w:t>みなさんなら、この先どちらの会社が成功しそうだと思いますか。</w:t>
+      </w:r>
+    </w:p>
+    <w:p/>
+    <w:p>
+      <w:r>
+        <w:rPr>
+          <w:rFonts w:ascii="Yu Gothic" w:hAnsi="Yu Gothic" w:eastAsia="Yu Gothic"/>
+          <w:b w:val="0"/>
+          <w:sz w:val="22"/>
+        </w:rPr>
+        <w:t>物価も最低賃金も上がる時代、人手不足の時代では、</w:t>
+      </w:r>
+    </w:p>
+    <w:p>
+      <w:r>
+        <w:rPr>
+          <w:rFonts w:ascii="Yu Gothic" w:hAnsi="Yu Gothic" w:eastAsia="Yu Gothic"/>
+          <w:b w:val="0"/>
+          <w:sz w:val="22"/>
+        </w:rPr>
+        <w:t>中長期ではB社のほうが強くなりやすいです。</w:t>
+      </w:r>
+    </w:p>
+    <w:p/>
+    <w:p>
+      <w:r>
+        <w:rPr>
+          <w:rFonts w:ascii="Yu Gothic" w:hAnsi="Yu Gothic" w:eastAsia="Yu Gothic"/>
+          <w:b w:val="0"/>
+          <w:sz w:val="22"/>
+        </w:rPr>
+        <w:t>※「週20時間以内で働きたい人」そのものを責めません。事情がある人はいます。</w:t>
+      </w:r>
+    </w:p>
+    <w:p>
+      <w:r>
+        <w:rPr>
+          <w:rFonts w:ascii="Yu Gothic" w:hAnsi="Yu Gothic" w:eastAsia="Yu Gothic"/>
+          <w:b w:val="0"/>
+          <w:sz w:val="22"/>
+        </w:rPr>
+        <w:t>責めたいのは、会社が社保回避だけで人を集める戦略のほうです。</w:t>
+      </w:r>
+    </w:p>
+    <w:p/>
+    <w:p>
+      <w:r>
+        <w:rPr>
+          <w:rFonts w:ascii="Yu Gothic" w:hAnsi="Yu Gothic" w:eastAsia="Yu Gothic"/>
+          <w:b w:val="0"/>
+          <w:sz w:val="22"/>
+        </w:rPr>
+        <w:t>だから今日決めるのは、会社を論破する話ではなく、</w:t>
+      </w:r>
+    </w:p>
+    <w:p>
+      <w:r>
+        <w:rPr>
+          <w:rFonts w:ascii="Yu Gothic" w:hAnsi="Yu Gothic" w:eastAsia="Yu Gothic"/>
+          <w:b w:val="0"/>
+          <w:sz w:val="22"/>
+        </w:rPr>
+        <w:t>自分がどの立ち位置で働くかです。</w:t>
+      </w:r>
+    </w:p>
+    <w:p/>
+    <w:p>
+      <w:r>
+        <w:rPr>
+          <w:rFonts w:ascii="Yu Gothic" w:hAnsi="Yu Gothic" w:eastAsia="Yu Gothic"/>
+          <w:b w:val="0"/>
+          <w:sz w:val="18"/>
+        </w:rPr>
+        <w:t>────────────────</w:t>
+      </w:r>
+    </w:p>
+    <w:p/>
     <w:p>
       <w:pPr>
-        <w:spacing w:after="120"/>
+        <w:pStyle w:val="Heading1"/>
       </w:pPr>
       <w:r>
+        <w:t>9. 自分の考え方は、この3択（約6分）</w:t>
+      </w:r>
+    </w:p>
+    <w:p/>
+    <w:p>
+      <w:r>
         <w:rPr>
           <w:rFonts w:ascii="Yu Gothic" w:hAnsi="Yu Gothic" w:eastAsia="Yu Gothic"/>
           <w:b w:val="0"/>
           <w:sz w:val="22"/>
         </w:rPr>
-        <w:t>「『大丈夫』は目的次第です。壁の手前で留めるのか、向こう側までいくのか。今日の実感ライン（176／200）は“気持ちの回復”、制度の回復点はもう少し手前、という整理です。」</w:t>
-      </w:r>
-    </w:p>
-    <w:p/>
-    <w:p>
-      <w:pPr>
-        <w:spacing w:after="120"/>
-      </w:pPr>
+        <w:t>では、いよいよ自分の方針です。</w:t>
+      </w:r>
+    </w:p>
+    <w:p>
       <w:r>
         <w:rPr>
           <w:rFonts w:ascii="Yu Gothic" w:hAnsi="Yu Gothic" w:eastAsia="Yu Gothic"/>
           <w:b w:val="0"/>
           <w:sz w:val="22"/>
         </w:rPr>
-        <w:t>Q. 副業したら？</w:t>
-      </w:r>
-    </w:p>
-    <w:p>
-      <w:pPr>
-        <w:spacing w:after="120"/>
-      </w:pPr>
-      <w:r>
-        <w:rPr>
-          <w:rFonts w:ascii="Yu Gothic" w:hAnsi="Yu Gothic" w:eastAsia="Yu Gothic"/>
-          <w:b w:val="0"/>
-          <w:sz w:val="22"/>
-        </w:rPr>
-        <w:t>「扶養判定は合計年収で見ることが多いです。給与を抑えて副業で増やすと、結果として外れることがあります。」</w:t>
-      </w:r>
-    </w:p>
-    <w:p/>
-    <w:p>
-      <w:pPr>
-        <w:spacing w:after="120"/>
-      </w:pPr>
-      <w:r>
-        <w:rPr>
-          <w:rFonts w:ascii="Yu Gothic" w:hAnsi="Yu Gothic" w:eastAsia="Yu Gothic"/>
-          <w:b w:val="0"/>
-          <w:sz w:val="22"/>
-        </w:rPr>
-        <w:t>Q. 資産運用は？</w:t>
-      </w:r>
-    </w:p>
-    <w:p>
-      <w:pPr>
-        <w:spacing w:after="120"/>
-      </w:pPr>
-      <w:r>
-        <w:rPr>
-          <w:rFonts w:ascii="Yu Gothic" w:hAnsi="Yu Gothic" w:eastAsia="Yu Gothic"/>
-          <w:b w:val="0"/>
-          <w:sz w:val="22"/>
-        </w:rPr>
-        <w:t>「大事ですが、今日の主題は働き方と社保・扶養の地図です。運用は別の回で。」</w:t>
-      </w:r>
-    </w:p>
-    <w:p/>
-    <w:p>
-      <w:pPr>
-        <w:spacing w:after="120"/>
-      </w:pPr>
-      <w:r>
-        <w:rPr>
-          <w:rFonts w:ascii="Yu Gothic" w:hAnsi="Yu Gothic" w:eastAsia="Yu Gothic"/>
-          <w:b w:val="0"/>
-          <w:color w:val="94A3B8"/>
-          <w:sz w:val="18"/>
-        </w:rPr>
-        <w:t>────────────────</w:t>
+        <w:t>老後のために生涯収入を増やしたい。その途中で立ち位置を間違えないための3択です。</w:t>
       </w:r>
     </w:p>
     <w:p/>
@@ -1429,14 +1806,31 @@
         <w:pStyle w:val="Heading2"/>
       </w:pPr>
       <w:r>
-        <w:rPr>
-          <w:rFonts w:ascii="Yu Gothic" w:hAnsi="Yu Gothic" w:eastAsia="Yu Gothic"/>
-          <w:b/>
-          <w:sz w:val="26"/>
-        </w:rPr>
-        <w:t>話し方メモ（自分用）</w:t>
-      </w:r>
-    </w:p>
+        <w:t>選択肢①</w:t>
+      </w:r>
+    </w:p>
+    <w:p>
+      <w:r>
+        <w:rPr>
+          <w:rFonts w:ascii="Yu Gothic" w:hAnsi="Yu Gothic" w:eastAsia="Yu Gothic"/>
+          <w:b w:val="0"/>
+          <w:sz w:val="22"/>
+        </w:rPr>
+        <w:t>当面は、配偶者の扶養の範囲内で働く</w:t>
+      </w:r>
+    </w:p>
+    <w:p/>
+    <w:p>
+      <w:r>
+        <w:rPr>
+          <w:rFonts w:ascii="Yu Gothic" w:hAnsi="Yu Gothic" w:eastAsia="Yu Gothic"/>
+          <w:b w:val="0"/>
+          <w:sz w:val="22"/>
+        </w:rPr>
+        <w:t>向いている人：</w:t>
+      </w:r>
+    </w:p>
+    <w:p/>
     <w:p>
       <w:pPr>
         <w:pStyle w:val="ListBullet"/>
@@ -1447,7 +1841,7 @@
           <w:b w:val="0"/>
           <w:sz w:val="22"/>
         </w:rPr>
-        <w:t>数字は少なく。「3色」「週20時間」「手前か向こう」を繰り返し</w:t>
+        <w:t>いまは時間を大きく増やせない</w:t>
       </w:r>
     </w:p>
     <w:p>
@@ -1460,7 +1854,7 @@
           <w:b w:val="0"/>
           <w:sz w:val="22"/>
         </w:rPr>
-        <w:t>謝罪口調で長く説明しない。図を出して一言</w:t>
+        <w:t>あるいは、勤務先の条件的にすぐ社会保険に入れない</w:t>
       </w:r>
     </w:p>
     <w:p>
@@ -1473,9 +1867,185 @@
           <w:b w:val="0"/>
           <w:sz w:val="22"/>
         </w:rPr>
-        <w:t>「わかりますよね」を使いすぎない。共感は1回、あとは選択の話へ</w:t>
-      </w:r>
-    </w:p>
+        <w:t>だから今は守る局面だ、と言える人</w:t>
+      </w:r>
+    </w:p>
+    <w:p/>
+    <w:p>
+      <w:r>
+        <w:rPr>
+          <w:rFonts w:ascii="Yu Gothic" w:hAnsi="Yu Gothic" w:eastAsia="Yu Gothic"/>
+          <w:b w:val="0"/>
+          <w:sz w:val="22"/>
+        </w:rPr>
+        <w:t>やることはシンプルです。</w:t>
+      </w:r>
+    </w:p>
+    <w:p/>
+    <w:p>
+      <w:r>
+        <w:rPr>
+          <w:rFonts w:ascii="Yu Gothic" w:hAnsi="Yu Gothic" w:eastAsia="Yu Gothic"/>
+          <w:b w:val="0"/>
+          <w:sz w:val="22"/>
+        </w:rPr>
+        <w:t>見込み年収が、いわゆる130万円を超えないように働く。</w:t>
+      </w:r>
+    </w:p>
+    <w:p>
+      <w:r>
+        <w:rPr>
+          <w:rFonts w:ascii="Yu Gothic" w:hAnsi="Yu Gothic" w:eastAsia="Yu Gothic"/>
+          <w:b w:val="0"/>
+          <w:sz w:val="22"/>
+        </w:rPr>
+        <w:t>時給が高いほど、少ない時間でも超えるので注意します。</w:t>
+      </w:r>
+    </w:p>
+    <w:p>
+      <w:r>
+        <w:rPr>
+          <w:rFonts w:ascii="Yu Gothic" w:hAnsi="Yu Gothic" w:eastAsia="Yu Gothic"/>
+          <w:b w:val="0"/>
+          <w:sz w:val="22"/>
+        </w:rPr>
+        <w:t>会社が51人以上なら、加えて週20時間未満も見ます。</w:t>
+      </w:r>
+    </w:p>
+    <w:p>
+      <w:r>
+        <w:rPr>
+          <w:rFonts w:ascii="Yu Gothic" w:hAnsi="Yu Gothic" w:eastAsia="Yu Gothic"/>
+          <w:b w:val="0"/>
+          <w:sz w:val="22"/>
+        </w:rPr>
+        <w:t>副業がある人は、給与だけでなく合計で見ます。</w:t>
+      </w:r>
+    </w:p>
+    <w:p/>
+    <w:p>
+      <w:r>
+        <w:rPr>
+          <w:rFonts w:ascii="Yu Gothic" w:hAnsi="Yu Gothic" w:eastAsia="Yu Gothic"/>
+          <w:b w:val="0"/>
+          <w:sz w:val="22"/>
+        </w:rPr>
+        <w:t>大事なのは、「ずっとこのまま」ではなく、見直し時期を持つことです。</w:t>
+      </w:r>
+    </w:p>
+    <w:p>
+      <w:r>
+        <w:rPr>
+          <w:rFonts w:ascii="Yu Gothic" w:hAnsi="Yu Gothic" w:eastAsia="Yu Gothic"/>
+          <w:b w:val="0"/>
+          <w:sz w:val="22"/>
+        </w:rPr>
+        <w:t>たとえば来年、会社の対象がもっと広がったあとに再確認する、など。</w:t>
+      </w:r>
+    </w:p>
+    <w:p/>
+    <w:p>
+      <w:pPr>
+        <w:pStyle w:val="Heading3"/>
+      </w:pPr>
+      <w:r>
+        <w:t>小話：美紀さん（54）</w:t>
+      </w:r>
+    </w:p>
+    <w:p/>
+    <w:p>
+      <w:r>
+        <w:rPr>
+          <w:rFonts w:ascii="Yu Gothic" w:hAnsi="Yu Gothic" w:eastAsia="Yu Gothic"/>
+          <w:b w:val="0"/>
+          <w:sz w:val="22"/>
+        </w:rPr>
+        <w:t>美紀さんは、手取りを増やしたくて、働く時間を少し増やしたいと思っていました。</w:t>
+      </w:r>
+    </w:p>
+    <w:p>
+      <w:r>
+        <w:rPr>
+          <w:rFonts w:ascii="Yu Gothic" w:hAnsi="Yu Gothic" w:eastAsia="Yu Gothic"/>
+          <w:b w:val="0"/>
+          <w:sz w:val="22"/>
+        </w:rPr>
+        <w:t>でも確認したら、少し増やすと扶養から外れるのに、勤務先の社会保険には入れそうになかった。</w:t>
+      </w:r>
+    </w:p>
+    <w:p>
+      <w:r>
+        <w:rPr>
+          <w:rFonts w:ascii="Yu Gothic" w:hAnsi="Yu Gothic" w:eastAsia="Yu Gothic"/>
+          <w:b w:val="0"/>
+          <w:sz w:val="22"/>
+        </w:rPr>
+        <w:t>50代で、辞めてすぐに同じ仕事が見つかるかも分からない。</w:t>
+      </w:r>
+    </w:p>
+    <w:p/>
+    <w:p>
+      <w:r>
+        <w:rPr>
+          <w:rFonts w:ascii="Yu Gothic" w:hAnsi="Yu Gothic" w:eastAsia="Yu Gothic"/>
+          <w:b w:val="0"/>
+          <w:sz w:val="22"/>
+        </w:rPr>
+        <w:t>そこで美紀さんは決めました。</w:t>
+      </w:r>
+    </w:p>
+    <w:p>
+      <w:r>
+        <w:rPr>
+          <w:rFonts w:ascii="Yu Gothic" w:hAnsi="Yu Gothic" w:eastAsia="Yu Gothic"/>
+          <w:b w:val="0"/>
+          <w:sz w:val="22"/>
+        </w:rPr>
+        <w:t>「今は扶養の中で守る。入れる条件が見えてから増やす。」</w:t>
+      </w:r>
+    </w:p>
+    <w:p/>
+    <w:p>
+      <w:r>
+        <w:rPr>
+          <w:rFonts w:ascii="Yu Gothic" w:hAnsi="Yu Gothic" w:eastAsia="Yu Gothic"/>
+          <w:b w:val="0"/>
+          <w:sz w:val="18"/>
+        </w:rPr>
+        <w:t>────────────────</w:t>
+      </w:r>
+    </w:p>
+    <w:p/>
+    <w:p>
+      <w:pPr>
+        <w:pStyle w:val="Heading2"/>
+      </w:pPr>
+      <w:r>
+        <w:t>選択肢②</w:t>
+      </w:r>
+    </w:p>
+    <w:p>
+      <w:r>
+        <w:rPr>
+          <w:rFonts w:ascii="Yu Gothic" w:hAnsi="Yu Gothic" w:eastAsia="Yu Gothic"/>
+          <w:b w:val="0"/>
+          <w:sz w:val="22"/>
+        </w:rPr>
+        <w:t>勤務先と相談して、社会保険の対象者として働く</w:t>
+      </w:r>
+    </w:p>
+    <w:p/>
+    <w:p>
+      <w:r>
+        <w:rPr>
+          <w:rFonts w:ascii="Yu Gothic" w:hAnsi="Yu Gothic" w:eastAsia="Yu Gothic"/>
+          <w:b w:val="0"/>
+          <w:sz w:val="22"/>
+        </w:rPr>
+        <w:t>向いている人：</w:t>
+      </w:r>
+    </w:p>
+    <w:p/>
     <w:p>
       <w:pPr>
         <w:pStyle w:val="ListBullet"/>
@@ -1486,12 +2056,1371 @@
           <w:b w:val="0"/>
           <w:sz w:val="22"/>
         </w:rPr>
-        <w:t>資産運用・個別商品には踏み込まない</w:t>
+        <w:t>これから数年、長く働きたい</w:t>
+      </w:r>
+    </w:p>
+    <w:p>
+      <w:pPr>
+        <w:pStyle w:val="ListBullet"/>
+      </w:pPr>
+      <w:r>
+        <w:rPr>
+          <w:rFonts w:ascii="Yu Gothic" w:hAnsi="Yu Gothic" w:eastAsia="Yu Gothic"/>
+          <w:b w:val="0"/>
+          <w:sz w:val="22"/>
+        </w:rPr>
+        <w:t>自分の社会保険の土台を持ちたい</w:t>
+      </w:r>
+    </w:p>
+    <w:p>
+      <w:pPr>
+        <w:pStyle w:val="ListBullet"/>
+      </w:pPr>
+      <w:r>
+        <w:rPr>
+          <w:rFonts w:ascii="Yu Gothic" w:hAnsi="Yu Gothic" w:eastAsia="Yu Gothic"/>
+          <w:b w:val="0"/>
+          <w:sz w:val="22"/>
+        </w:rPr>
+        <w:t>「制度が変わるたびに、その場しのぎで時間を変える」のはもう疲れた人</w:t>
+      </w:r>
+    </w:p>
+    <w:p/>
+    <w:p>
+      <w:r>
+        <w:rPr>
+          <w:rFonts w:ascii="Yu Gothic" w:hAnsi="Yu Gothic" w:eastAsia="Yu Gothic"/>
+          <w:b w:val="0"/>
+          <w:sz w:val="22"/>
+        </w:rPr>
+        <w:t>やることは、会社規模で分かれます。</w:t>
+      </w:r>
+    </w:p>
+    <w:p/>
+    <w:p>
+      <w:pPr>
+        <w:pStyle w:val="ListBullet"/>
+      </w:pPr>
+      <w:r>
+        <w:rPr>
+          <w:rFonts w:ascii="Yu Gothic" w:hAnsi="Yu Gothic" w:eastAsia="Yu Gothic"/>
+          <w:b w:val="0"/>
+          <w:sz w:val="22"/>
+        </w:rPr>
+        <w:t>51人未満の会社</w:t>
+      </w:r>
+    </w:p>
+    <w:p>
+      <w:r>
+        <w:rPr>
+          <w:rFonts w:ascii="Yu Gothic" w:hAnsi="Yu Gothic" w:eastAsia="Yu Gothic"/>
+          <w:b w:val="0"/>
+          <w:sz w:val="22"/>
+        </w:rPr>
+        <w:t xml:space="preserve">  → おおよそ週30時間以上など、がっつり道で入れるところまで働く</w:t>
+      </w:r>
+    </w:p>
+    <w:p>
+      <w:pPr>
+        <w:pStyle w:val="ListBullet"/>
+      </w:pPr>
+      <w:r>
+        <w:rPr>
+          <w:rFonts w:ascii="Yu Gothic" w:hAnsi="Yu Gothic" w:eastAsia="Yu Gothic"/>
+          <w:b w:val="0"/>
+          <w:sz w:val="22"/>
+        </w:rPr>
+        <w:t>51人以上の会社</w:t>
+      </w:r>
+    </w:p>
+    <w:p>
+      <w:r>
+        <w:rPr>
+          <w:rFonts w:ascii="Yu Gothic" w:hAnsi="Yu Gothic" w:eastAsia="Yu Gothic"/>
+          <w:b w:val="0"/>
+          <w:sz w:val="22"/>
+        </w:rPr>
+        <w:t xml:space="preserve">  → 週20時間以上で、対象者として働く</w:t>
+      </w:r>
+    </w:p>
+    <w:p/>
+    <w:p>
+      <w:r>
+        <w:rPr>
+          <w:rFonts w:ascii="Yu Gothic" w:hAnsi="Yu Gothic" w:eastAsia="Yu Gothic"/>
+          <w:b w:val="0"/>
+          <w:sz w:val="22"/>
+        </w:rPr>
+        <w:t>②を選ぶということは、配偶者の扶養から外れる覚悟でもあります。</w:t>
+      </w:r>
+    </w:p>
+    <w:p>
+      <w:r>
+        <w:rPr>
+          <w:rFonts w:ascii="Yu Gothic" w:hAnsi="Yu Gothic" w:eastAsia="Yu Gothic"/>
+          <w:b w:val="0"/>
+          <w:sz w:val="22"/>
+        </w:rPr>
+        <w:t>手取りが一気に増えなくても、長く働いて生涯収入を積み上げるための覚悟です。</w:t>
+      </w:r>
+    </w:p>
+    <w:p/>
+    <w:p>
+      <w:pPr>
+        <w:pStyle w:val="Heading3"/>
+      </w:pPr>
+      <w:r>
+        <w:t>小話：智子さん（52）</w:t>
+      </w:r>
+    </w:p>
+    <w:p/>
+    <w:p>
+      <w:r>
+        <w:rPr>
+          <w:rFonts w:ascii="Yu Gothic" w:hAnsi="Yu Gothic" w:eastAsia="Yu Gothic"/>
+          <w:b w:val="0"/>
+          <w:sz w:val="22"/>
+        </w:rPr>
+        <w:t>智子さんはこれまで、「130万円を超えない」ことが口ぐせでした。</w:t>
+      </w:r>
+    </w:p>
+    <w:p>
+      <w:r>
+        <w:rPr>
+          <w:rFonts w:ascii="Yu Gothic" w:hAnsi="Yu Gothic" w:eastAsia="Yu Gothic"/>
+          <w:b w:val="0"/>
+          <w:sz w:val="22"/>
+        </w:rPr>
+        <w:t>でも、ルールは広がっていく。転職で毎回かわす年齢でもない。</w:t>
+      </w:r>
+    </w:p>
+    <w:p/>
+    <w:p>
+      <w:r>
+        <w:rPr>
+          <w:rFonts w:ascii="Yu Gothic" w:hAnsi="Yu Gothic" w:eastAsia="Yu Gothic"/>
+          <w:b w:val="0"/>
+          <w:sz w:val="22"/>
+        </w:rPr>
+        <w:t>智子さんは店長に確認して決めました。</w:t>
+      </w:r>
+    </w:p>
+    <w:p>
+      <w:r>
+        <w:rPr>
+          <w:rFonts w:ascii="Yu Gothic" w:hAnsi="Yu Gothic" w:eastAsia="Yu Gothic"/>
+          <w:b w:val="0"/>
+          <w:sz w:val="22"/>
+        </w:rPr>
+        <w:t>「自分は勤務先の社会保険に入る側に行く。その条件に合わせてシフトを組む。」</w:t>
+      </w:r>
+    </w:p>
+    <w:p/>
+    <w:p>
+      <w:r>
+        <w:rPr>
+          <w:rFonts w:ascii="Yu Gothic" w:hAnsi="Yu Gothic" w:eastAsia="Yu Gothic"/>
+          <w:b w:val="0"/>
+          <w:sz w:val="18"/>
+        </w:rPr>
+        <w:t>────────────────</w:t>
+      </w:r>
+    </w:p>
+    <w:p/>
+    <w:p>
+      <w:pPr>
+        <w:pStyle w:val="Heading2"/>
+      </w:pPr>
+      <w:r>
+        <w:t>選択肢③</w:t>
+      </w:r>
+    </w:p>
+    <w:p>
+      <w:r>
+        <w:rPr>
+          <w:rFonts w:ascii="Yu Gothic" w:hAnsi="Yu Gothic" w:eastAsia="Yu Gothic"/>
+          <w:b w:val="0"/>
+          <w:sz w:val="22"/>
+        </w:rPr>
+        <w:t>どちらからも外れて、見合うところまで本気で稼ぐ</w:t>
+      </w:r>
+    </w:p>
+    <w:p/>
+    <w:p>
+      <w:r>
+        <w:rPr>
+          <w:rFonts w:ascii="Yu Gothic" w:hAnsi="Yu Gothic" w:eastAsia="Yu Gothic"/>
+          <w:b w:val="0"/>
+          <w:sz w:val="22"/>
+        </w:rPr>
+        <w:t>向いている人：</w:t>
+      </w:r>
+    </w:p>
+    <w:p/>
+    <w:p>
+      <w:pPr>
+        <w:pStyle w:val="ListBullet"/>
+      </w:pPr>
+      <w:r>
+        <w:rPr>
+          <w:rFonts w:ascii="Yu Gothic" w:hAnsi="Yu Gothic" w:eastAsia="Yu Gothic"/>
+          <w:b w:val="0"/>
+          <w:sz w:val="22"/>
+        </w:rPr>
+        <w:t>仕事やスキルがあり、収入を本気で増やせる</w:t>
+      </w:r>
+    </w:p>
+    <w:p>
+      <w:pPr>
+        <w:pStyle w:val="ListBullet"/>
+      </w:pPr>
+      <w:r>
+        <w:rPr>
+          <w:rFonts w:ascii="Yu Gothic" w:hAnsi="Yu Gothic" w:eastAsia="Yu Gothic"/>
+          <w:b w:val="0"/>
+          <w:sz w:val="22"/>
+        </w:rPr>
+        <w:t>少しだけ増やすと、赤ゾーンに入りやすい</w:t>
+      </w:r>
+    </w:p>
+    <w:p>
+      <w:pPr>
+        <w:pStyle w:val="ListBullet"/>
+      </w:pPr>
+      <w:r>
+        <w:rPr>
+          <w:rFonts w:ascii="Yu Gothic" w:hAnsi="Yu Gothic" w:eastAsia="Yu Gothic"/>
+          <w:b w:val="0"/>
+          <w:sz w:val="22"/>
+        </w:rPr>
+        <w:t>だから中途半端はやめて、負担を織り込んで大きく増やす覚悟がある人</w:t>
+      </w:r>
+    </w:p>
+    <w:p/>
+    <w:p>
+      <w:r>
+        <w:rPr>
+          <w:rFonts w:ascii="Yu Gothic" w:hAnsi="Yu Gothic" w:eastAsia="Yu Gothic"/>
+          <w:b w:val="0"/>
+          <w:sz w:val="22"/>
+        </w:rPr>
+        <w:t>やってはいけないのは、</w:t>
+      </w:r>
+    </w:p>
+    <w:p>
+      <w:r>
+        <w:rPr>
+          <w:rFonts w:ascii="Yu Gothic" w:hAnsi="Yu Gothic" w:eastAsia="Yu Gothic"/>
+          <w:b w:val="0"/>
+          <w:sz w:val="22"/>
+        </w:rPr>
+        <w:t>「気がついたら扶養から外れていた」です。</w:t>
+      </w:r>
+    </w:p>
+    <w:p>
+      <w:r>
+        <w:rPr>
+          <w:rFonts w:ascii="Yu Gothic" w:hAnsi="Yu Gothic" w:eastAsia="Yu Gothic"/>
+          <w:b w:val="0"/>
+          <w:sz w:val="22"/>
+        </w:rPr>
+        <w:t>外れるなら、先に決めて、見合う収入まで増やす。</w:t>
+      </w:r>
+    </w:p>
+    <w:p/>
+    <w:p>
+      <w:pPr>
+        <w:pStyle w:val="Heading3"/>
+      </w:pPr>
+      <w:r>
+        <w:t>小話：京子さん（55）</w:t>
+      </w:r>
+    </w:p>
+    <w:p/>
+    <w:p>
+      <w:r>
+        <w:rPr>
+          <w:rFonts w:ascii="Yu Gothic" w:hAnsi="Yu Gothic" w:eastAsia="Yu Gothic"/>
+          <w:b w:val="0"/>
+          <w:sz w:val="22"/>
+        </w:rPr>
+        <w:t>京子さんは在宅の仕事が増えてきました。</w:t>
+      </w:r>
+    </w:p>
+    <w:p>
+      <w:r>
+        <w:rPr>
+          <w:rFonts w:ascii="Yu Gothic" w:hAnsi="Yu Gothic" w:eastAsia="Yu Gothic"/>
+          <w:b w:val="0"/>
+          <w:sz w:val="22"/>
+        </w:rPr>
+        <w:t>扶養に収めようとすると仕事が育たない。</w:t>
+      </w:r>
+    </w:p>
+    <w:p>
+      <w:r>
+        <w:rPr>
+          <w:rFonts w:ascii="Yu Gothic" w:hAnsi="Yu Gothic" w:eastAsia="Yu Gothic"/>
+          <w:b w:val="0"/>
+          <w:sz w:val="22"/>
+        </w:rPr>
+        <w:t>でもパート先ですぐ社会保険に入れる条件でもない。</w:t>
+      </w:r>
+    </w:p>
+    <w:p>
+      <w:r>
+        <w:rPr>
+          <w:rFonts w:ascii="Yu Gothic" w:hAnsi="Yu Gothic" w:eastAsia="Yu Gothic"/>
+          <w:b w:val="0"/>
+          <w:sz w:val="22"/>
+        </w:rPr>
+        <w:t>少し増やすと、赤ゾーンに入りやすい。</w:t>
+      </w:r>
+    </w:p>
+    <w:p/>
+    <w:p>
+      <w:r>
+        <w:rPr>
+          <w:rFonts w:ascii="Yu Gothic" w:hAnsi="Yu Gothic" w:eastAsia="Yu Gothic"/>
+          <w:b w:val="0"/>
+          <w:sz w:val="22"/>
+        </w:rPr>
+        <w:t>京子さんは決めました。</w:t>
+      </w:r>
+    </w:p>
+    <w:p>
+      <w:r>
+        <w:rPr>
+          <w:rFonts w:ascii="Yu Gothic" w:hAnsi="Yu Gothic" w:eastAsia="Yu Gothic"/>
+          <w:b w:val="0"/>
+          <w:sz w:val="22"/>
+        </w:rPr>
+        <w:t>「外れるなら、少しだけはやめる。見合うところまで本気で増やす。」</w:t>
+      </w:r>
+    </w:p>
+    <w:p/>
+    <w:p>
+      <w:r>
+        <w:rPr>
+          <w:rFonts w:ascii="Yu Gothic" w:hAnsi="Yu Gothic" w:eastAsia="Yu Gothic"/>
+          <w:b w:val="0"/>
+          <w:sz w:val="18"/>
+        </w:rPr>
+        <w:t>────────────────</w:t>
+      </w:r>
+    </w:p>
+    <w:p/>
+    <w:p>
+      <w:pPr>
+        <w:pStyle w:val="Heading1"/>
+      </w:pPr>
+      <w:r>
+        <w:t>10. 結局どうすればいいか（約3分）</w:t>
+      </w:r>
+    </w:p>
+    <w:p/>
+    <w:p>
+      <w:r>
+        <w:rPr>
+          <w:rFonts w:ascii="Yu Gothic" w:hAnsi="Yu Gothic" w:eastAsia="Yu Gothic"/>
+          <w:b w:val="0"/>
+          <w:sz w:val="22"/>
+        </w:rPr>
+        <w:t>間の溝に入らないために、普通の感覚でこう整理できます。</w:t>
+      </w:r>
+    </w:p>
+    <w:p/>
+    <w:p>
+      <w:pPr>
+        <w:pStyle w:val="Heading2"/>
+      </w:pPr>
+      <w:r>
+        <w:t>社保に入ると覚悟するなら → ②</w:t>
+      </w:r>
+    </w:p>
+    <w:p/>
+    <w:p>
+      <w:pPr>
+        <w:pStyle w:val="ListBullet"/>
+      </w:pPr>
+      <w:r>
+        <w:rPr>
+          <w:rFonts w:ascii="Yu Gothic" w:hAnsi="Yu Gothic" w:eastAsia="Yu Gothic"/>
+          <w:b w:val="0"/>
+          <w:sz w:val="22"/>
+        </w:rPr>
+        <w:t>51人未満なら、おおよそ週30時間以上で働く</w:t>
+      </w:r>
+    </w:p>
+    <w:p>
+      <w:pPr>
+        <w:pStyle w:val="ListBullet"/>
+      </w:pPr>
+      <w:r>
+        <w:rPr>
+          <w:rFonts w:ascii="Yu Gothic" w:hAnsi="Yu Gothic" w:eastAsia="Yu Gothic"/>
+          <w:b w:val="0"/>
+          <w:sz w:val="22"/>
+        </w:rPr>
+        <w:t>51人以上なら、週20時間以上で働く</w:t>
+      </w:r>
+    </w:p>
+    <w:p/>
+    <w:p>
+      <w:pPr>
+        <w:pStyle w:val="Heading2"/>
+      </w:pPr>
+      <w:r>
+        <w:t>そうでないなら → ①</w:t>
+      </w:r>
+    </w:p>
+    <w:p/>
+    <w:p>
+      <w:pPr>
+        <w:pStyle w:val="ListBullet"/>
+      </w:pPr>
+      <w:r>
+        <w:rPr>
+          <w:rFonts w:ascii="Yu Gothic" w:hAnsi="Yu Gothic" w:eastAsia="Yu Gothic"/>
+          <w:b w:val="0"/>
+          <w:sz w:val="22"/>
+        </w:rPr>
+        <w:t>会社が何人でも、見込み年収130万円を超えないように働く</w:t>
+      </w:r>
+    </w:p>
+    <w:p>
+      <w:pPr>
+        <w:pStyle w:val="ListBullet"/>
+      </w:pPr>
+      <w:r>
+        <w:rPr>
+          <w:rFonts w:ascii="Yu Gothic" w:hAnsi="Yu Gothic" w:eastAsia="Yu Gothic"/>
+          <w:b w:val="0"/>
+          <w:sz w:val="22"/>
+        </w:rPr>
+        <w:t>時給が高い人は、さらに注意</w:t>
+      </w:r>
+    </w:p>
+    <w:p>
+      <w:pPr>
+        <w:pStyle w:val="ListBullet"/>
+      </w:pPr>
+      <w:r>
+        <w:rPr>
+          <w:rFonts w:ascii="Yu Gothic" w:hAnsi="Yu Gothic" w:eastAsia="Yu Gothic"/>
+          <w:b w:val="0"/>
+          <w:sz w:val="22"/>
+        </w:rPr>
+        <w:t>51人以上なら、加えて週20時間未満も見る</w:t>
+      </w:r>
+    </w:p>
+    <w:p/>
+    <w:p>
+      <w:pPr>
+        <w:pStyle w:val="Heading2"/>
+      </w:pPr>
+      <w:r>
+        <w:t>本気で外側に行くなら → ③</w:t>
+      </w:r>
+    </w:p>
+    <w:p/>
+    <w:p>
+      <w:pPr>
+        <w:pStyle w:val="ListBullet"/>
+      </w:pPr>
+      <w:r>
+        <w:rPr>
+          <w:rFonts w:ascii="Yu Gothic" w:hAnsi="Yu Gothic" w:eastAsia="Yu Gothic"/>
+          <w:b w:val="0"/>
+          <w:sz w:val="22"/>
+        </w:rPr>
+        <w:t>薄い増収はやめる</w:t>
+      </w:r>
+    </w:p>
+    <w:p>
+      <w:pPr>
+        <w:pStyle w:val="ListBullet"/>
+      </w:pPr>
+      <w:r>
+        <w:rPr>
+          <w:rFonts w:ascii="Yu Gothic" w:hAnsi="Yu Gothic" w:eastAsia="Yu Gothic"/>
+          <w:b w:val="0"/>
+          <w:sz w:val="22"/>
+        </w:rPr>
+        <w:t>負担を払っても見合う収入まで増やす</w:t>
+      </w:r>
+    </w:p>
+    <w:p/>
+    <w:p>
+      <w:r>
+        <w:rPr>
+          <w:rFonts w:ascii="Yu Gothic" w:hAnsi="Yu Gothic" w:eastAsia="Yu Gothic"/>
+          <w:b w:val="0"/>
+          <w:sz w:val="22"/>
+        </w:rPr>
+        <w:t>どれが偉い、ではありません。</w:t>
+      </w:r>
+    </w:p>
+    <w:p>
+      <w:r>
+        <w:rPr>
+          <w:rFonts w:ascii="Yu Gothic" w:hAnsi="Yu Gothic" w:eastAsia="Yu Gothic"/>
+          <w:b w:val="0"/>
+          <w:sz w:val="22"/>
+        </w:rPr>
+        <w:t>自分はどれかを言葉にすることが先です。</w:t>
+      </w:r>
+    </w:p>
+    <w:p/>
+    <w:p>
+      <w:r>
+        <w:rPr>
+          <w:rFonts w:ascii="Yu Gothic" w:hAnsi="Yu Gothic" w:eastAsia="Yu Gothic"/>
+          <w:b w:val="0"/>
+          <w:sz w:val="18"/>
+        </w:rPr>
+        <w:t>────────────────</w:t>
+      </w:r>
+    </w:p>
+    <w:p/>
+    <w:p>
+      <w:pPr>
+        <w:pStyle w:val="Heading1"/>
+      </w:pPr>
+      <w:r>
+        <w:t>11. なぜ会社に聞くのか（約2分）</w:t>
+      </w:r>
+    </w:p>
+    <w:p/>
+    <w:p>
+      <w:r>
+        <w:rPr>
+          <w:rFonts w:ascii="Yu Gothic" w:hAnsi="Yu Gothic" w:eastAsia="Yu Gothic"/>
+          <w:b w:val="0"/>
+          <w:sz w:val="22"/>
+        </w:rPr>
+        <w:t>ここでよくある疑問です。</w:t>
+      </w:r>
+    </w:p>
+    <w:p/>
+    <w:p>
+      <w:r>
+        <w:rPr>
+          <w:rFonts w:ascii="Yu Gothic" w:hAnsi="Yu Gothic" w:eastAsia="Yu Gothic"/>
+          <w:b w:val="0"/>
+          <w:sz w:val="22"/>
+        </w:rPr>
+        <w:t>「法律は一律なのに、なぜ会社に聞くの？」</w:t>
+      </w:r>
+    </w:p>
+    <w:p/>
+    <w:p>
+      <w:r>
+        <w:rPr>
+          <w:rFonts w:ascii="Yu Gothic" w:hAnsi="Yu Gothic" w:eastAsia="Yu Gothic"/>
+          <w:b w:val="0"/>
+          <w:sz w:val="22"/>
+        </w:rPr>
+        <w:t>答えはシンプルです。</w:t>
+      </w:r>
+    </w:p>
+    <w:p/>
+    <w:p>
+      <w:r>
+        <w:rPr>
+          <w:rFonts w:ascii="Yu Gothic" w:hAnsi="Yu Gothic" w:eastAsia="Yu Gothic"/>
+          <w:b w:val="0"/>
+          <w:sz w:val="22"/>
+        </w:rPr>
+        <w:t>ルールが会社ごとに違うからではありません。</w:t>
+      </w:r>
+    </w:p>
+    <w:p>
+      <w:r>
+        <w:rPr>
+          <w:rFonts w:ascii="Yu Gothic" w:hAnsi="Yu Gothic" w:eastAsia="Yu Gothic"/>
+          <w:b w:val="0"/>
+          <w:sz w:val="22"/>
+        </w:rPr>
+        <w:t>あなたの現実が、会社側にしか正確に分からないからです。</w:t>
+      </w:r>
+    </w:p>
+    <w:p/>
+    <w:p>
+      <w:r>
+        <w:rPr>
+          <w:rFonts w:ascii="Yu Gothic" w:hAnsi="Yu Gothic" w:eastAsia="Yu Gothic"/>
+          <w:b w:val="0"/>
+          <w:sz w:val="22"/>
+        </w:rPr>
+        <w:t>たとえば、</w:t>
+      </w:r>
+    </w:p>
+    <w:p/>
+    <w:p>
+      <w:pPr>
+        <w:pStyle w:val="ListBullet"/>
+      </w:pPr>
+      <w:r>
+        <w:rPr>
+          <w:rFonts w:ascii="Yu Gothic" w:hAnsi="Yu Gothic" w:eastAsia="Yu Gothic"/>
+          <w:b w:val="0"/>
+          <w:sz w:val="22"/>
+        </w:rPr>
+        <w:t>あなたの会社は、だいたい51人以上の世界なのか、未満の世界なのか</w:t>
+      </w:r>
+    </w:p>
+    <w:p>
+      <w:pPr>
+        <w:pStyle w:val="ListBullet"/>
+      </w:pPr>
+      <w:r>
+        <w:rPr>
+          <w:rFonts w:ascii="Yu Gothic" w:hAnsi="Yu Gothic" w:eastAsia="Yu Gothic"/>
+          <w:b w:val="0"/>
+          <w:sz w:val="22"/>
+        </w:rPr>
+        <w:t>あなたの契約上の週の時間は何時間なのか</w:t>
+      </w:r>
+    </w:p>
+    <w:p>
+      <w:pPr>
+        <w:pStyle w:val="ListBullet"/>
+      </w:pPr>
+      <w:r>
+        <w:rPr>
+          <w:rFonts w:ascii="Yu Gothic" w:hAnsi="Yu Gothic" w:eastAsia="Yu Gothic"/>
+          <w:b w:val="0"/>
+          <w:sz w:val="22"/>
+        </w:rPr>
+        <w:t>あなたは今、どの道の入口にいるのか</w:t>
+      </w:r>
+    </w:p>
+    <w:p/>
+    <w:p>
+      <w:r>
+        <w:rPr>
+          <w:rFonts w:ascii="Yu Gothic" w:hAnsi="Yu Gothic" w:eastAsia="Yu Gothic"/>
+          <w:b w:val="0"/>
+          <w:sz w:val="22"/>
+        </w:rPr>
+        <w:t>ここが分からないと、自分が①なのか②なのか決められません。</w:t>
+      </w:r>
+    </w:p>
+    <w:p>
+      <w:r>
+        <w:rPr>
+          <w:rFonts w:ascii="Yu Gothic" w:hAnsi="Yu Gothic" w:eastAsia="Yu Gothic"/>
+          <w:b w:val="0"/>
+          <w:sz w:val="22"/>
+        </w:rPr>
+        <w:t>だから聞くのです。</w:t>
+      </w:r>
+    </w:p>
+    <w:p/>
+    <w:p>
+      <w:r>
+        <w:rPr>
+          <w:rFonts w:ascii="Yu Gothic" w:hAnsi="Yu Gothic" w:eastAsia="Yu Gothic"/>
+          <w:b w:val="0"/>
+          <w:sz w:val="22"/>
+        </w:rPr>
+        <w:t>聞くことは、難しくなくて大丈夫です。</w:t>
+      </w:r>
+    </w:p>
+    <w:p/>
+    <w:p>
+      <w:r>
+        <w:rPr>
+          <w:rFonts w:ascii="Yu Gothic" w:hAnsi="Yu Gothic" w:eastAsia="Yu Gothic"/>
+          <w:b w:val="0"/>
+          <w:sz w:val="22"/>
+        </w:rPr>
+        <w:t>「私は社会保険の対象になりますか。</w:t>
+      </w:r>
+    </w:p>
+    <w:p>
+      <w:r>
+        <w:rPr>
+          <w:rFonts w:ascii="Yu Gothic" w:hAnsi="Yu Gothic" w:eastAsia="Yu Gothic"/>
+          <w:b w:val="0"/>
+          <w:sz w:val="22"/>
+        </w:rPr>
+        <w:t>なるなら、週何時間くらいが境目ですか。</w:t>
+      </w:r>
+    </w:p>
+    <w:p>
+      <w:r>
+        <w:rPr>
+          <w:rFonts w:ascii="Yu Gothic" w:hAnsi="Yu Gothic" w:eastAsia="Yu Gothic"/>
+          <w:b w:val="0"/>
+          <w:sz w:val="22"/>
+        </w:rPr>
+        <w:t>10月以降、私はどう考えればいいですか。」</w:t>
+      </w:r>
+    </w:p>
+    <w:p/>
+    <w:p>
+      <w:r>
+        <w:rPr>
+          <w:rFonts w:ascii="Yu Gothic" w:hAnsi="Yu Gothic" w:eastAsia="Yu Gothic"/>
+          <w:b w:val="0"/>
+          <w:sz w:val="18"/>
+        </w:rPr>
+        <w:t>────────────────</w:t>
+      </w:r>
+    </w:p>
+    <w:p/>
+    <w:p>
+      <w:pPr>
+        <w:pStyle w:val="Heading1"/>
+      </w:pPr>
+      <w:r>
+        <w:t>12. 目線は、今年の10月だけで終わらせない（約2分）</w:t>
+      </w:r>
+    </w:p>
+    <w:p/>
+    <w:p>
+      <w:r>
+        <w:rPr>
+          <w:rFonts w:ascii="Yu Gothic" w:hAnsi="Yu Gothic" w:eastAsia="Yu Gothic"/>
+          <w:b w:val="0"/>
+          <w:sz w:val="22"/>
+        </w:rPr>
+        <w:t>今日の前提は、2026年10月以降です。</w:t>
+      </w:r>
+    </w:p>
+    <w:p>
+      <w:r>
+        <w:rPr>
+          <w:rFonts w:ascii="Yu Gothic" w:hAnsi="Yu Gothic" w:eastAsia="Yu Gothic"/>
+          <w:b w:val="0"/>
+          <w:sz w:val="22"/>
+        </w:rPr>
+        <w:t>でも、目線はそこだけで終わらせません。</w:t>
+      </w:r>
+    </w:p>
+    <w:p/>
+    <w:p>
+      <w:pPr>
+        <w:pStyle w:val="ListBullet"/>
+      </w:pPr>
+      <w:r>
+        <w:rPr>
+          <w:rFonts w:ascii="Yu Gothic" w:hAnsi="Yu Gothic" w:eastAsia="Yu Gothic"/>
+          <w:b w:val="0"/>
+          <w:sz w:val="22"/>
+        </w:rPr>
+        <w:t>今年10月：賃金の細かい壁が外れて、週20時間がよりはっきりする</w:t>
+      </w:r>
+    </w:p>
+    <w:p>
+      <w:pPr>
+        <w:pStyle w:val="ListBullet"/>
+      </w:pPr>
+      <w:r>
+        <w:rPr>
+          <w:rFonts w:ascii="Yu Gothic" w:hAnsi="Yu Gothic" w:eastAsia="Yu Gothic"/>
+          <w:b w:val="0"/>
+          <w:sz w:val="22"/>
+        </w:rPr>
+        <w:t>来年以降：同じような考え方が、もっと小さな会社にも広がっていく</w:t>
+      </w:r>
+    </w:p>
+    <w:p>
+      <w:pPr>
+        <w:pStyle w:val="ListBullet"/>
+      </w:pPr>
+      <w:r>
+        <w:rPr>
+          <w:rFonts w:ascii="Yu Gothic" w:hAnsi="Yu Gothic" w:eastAsia="Yu Gothic"/>
+          <w:b w:val="0"/>
+          <w:sz w:val="22"/>
+        </w:rPr>
+        <w:t>さらに先：もっと広くなっていく可能性もある</w:t>
+      </w:r>
+    </w:p>
+    <w:p/>
+    <w:p>
+      <w:r>
+        <w:rPr>
+          <w:rFonts w:ascii="Yu Gothic" w:hAnsi="Yu Gothic" w:eastAsia="Yu Gothic"/>
+          <w:b w:val="0"/>
+          <w:sz w:val="22"/>
+        </w:rPr>
+        <w:t>怖い話をしたくて言っているのではありません。</w:t>
+      </w:r>
+    </w:p>
+    <w:p>
+      <w:r>
+        <w:rPr>
+          <w:rFonts w:ascii="Yu Gothic" w:hAnsi="Yu Gothic" w:eastAsia="Yu Gothic"/>
+          <w:b w:val="0"/>
+          <w:sz w:val="22"/>
+        </w:rPr>
+        <w:t>確定しても怖くならないために、先に自分の方針を持とう、という話です。</w:t>
+      </w:r>
+    </w:p>
+    <w:p/>
+    <w:p>
+      <w:r>
+        <w:rPr>
+          <w:rFonts w:ascii="Yu Gothic" w:hAnsi="Yu Gothic" w:eastAsia="Yu Gothic"/>
+          <w:b w:val="0"/>
+          <w:sz w:val="22"/>
+        </w:rPr>
+        <w:t>方針がない人は、ニュースのたびに揺れます。</w:t>
+      </w:r>
+    </w:p>
+    <w:p>
+      <w:r>
+        <w:rPr>
+          <w:rFonts w:ascii="Yu Gothic" w:hAnsi="Yu Gothic" w:eastAsia="Yu Gothic"/>
+          <w:b w:val="0"/>
+          <w:sz w:val="22"/>
+        </w:rPr>
+        <w:t>方針がある人は、ニュースを「自分の微調整」に使えます。</w:t>
+      </w:r>
+    </w:p>
+    <w:p/>
+    <w:p>
+      <w:r>
+        <w:rPr>
+          <w:rFonts w:ascii="Yu Gothic" w:hAnsi="Yu Gothic" w:eastAsia="Yu Gothic"/>
+          <w:b w:val="0"/>
+          <w:sz w:val="18"/>
+        </w:rPr>
+        <w:t>────────────────</w:t>
+      </w:r>
+    </w:p>
+    <w:p/>
+    <w:p>
+      <w:pPr>
+        <w:pStyle w:val="Heading1"/>
+      </w:pPr>
+      <w:r>
+        <w:t>13. 今日の宿題（約2分）</w:t>
+      </w:r>
+    </w:p>
+    <w:p/>
+    <w:p>
+      <w:r>
+        <w:rPr>
+          <w:rFonts w:ascii="Yu Gothic" w:hAnsi="Yu Gothic" w:eastAsia="Yu Gothic"/>
+          <w:b w:val="0"/>
+          <w:sz w:val="22"/>
+        </w:rPr>
+        <w:t>帰ったら、これだけやってください。</w:t>
+      </w:r>
+    </w:p>
+    <w:p/>
+    <w:p>
+      <w:r>
+        <w:rPr>
+          <w:rFonts w:ascii="Yu Gothic" w:hAnsi="Yu Gothic" w:eastAsia="Yu Gothic"/>
+          <w:b w:val="0"/>
+          <w:sz w:val="22"/>
+        </w:rPr>
+        <w:t>1. 自分は①②③のどれかを、一言で書く</w:t>
+      </w:r>
+    </w:p>
+    <w:p>
+      <w:r>
+        <w:rPr>
+          <w:rFonts w:ascii="Yu Gothic" w:hAnsi="Yu Gothic" w:eastAsia="Yu Gothic"/>
+          <w:b w:val="0"/>
+          <w:sz w:val="22"/>
+        </w:rPr>
+        <w:t>2. 勤務先に確認する</w:t>
+      </w:r>
+    </w:p>
+    <w:p>
+      <w:r>
+        <w:rPr>
+          <w:rFonts w:ascii="Yu Gothic" w:hAnsi="Yu Gothic" w:eastAsia="Yu Gothic"/>
+          <w:b w:val="0"/>
+          <w:sz w:val="22"/>
+        </w:rPr>
+        <w:t xml:space="preserve">　- 私は対象になりますか</w:t>
+      </w:r>
+    </w:p>
+    <w:p>
+      <w:r>
+        <w:rPr>
+          <w:rFonts w:ascii="Yu Gothic" w:hAnsi="Yu Gothic" w:eastAsia="Yu Gothic"/>
+          <w:b w:val="0"/>
+          <w:sz w:val="22"/>
+        </w:rPr>
+        <w:t xml:space="preserve">　- 週何時間が境目ですか</w:t>
+      </w:r>
+    </w:p>
+    <w:p>
+      <w:r>
+        <w:rPr>
+          <w:rFonts w:ascii="Yu Gothic" w:hAnsi="Yu Gothic" w:eastAsia="Yu Gothic"/>
+          <w:b w:val="0"/>
+          <w:sz w:val="22"/>
+        </w:rPr>
+        <w:t>3. その方針に合わせて、来月のシフト希望を決める</w:t>
+      </w:r>
+    </w:p>
+    <w:p>
+      <w:r>
+        <w:rPr>
+          <w:rFonts w:ascii="Yu Gothic" w:hAnsi="Yu Gothic" w:eastAsia="Yu Gothic"/>
+          <w:b w:val="0"/>
+          <w:sz w:val="22"/>
+        </w:rPr>
+        <w:t>4. 配偶者と共有する</w:t>
+      </w:r>
+    </w:p>
+    <w:p/>
+    <w:p>
+      <w:r>
+        <w:rPr>
+          <w:rFonts w:ascii="Yu Gothic" w:hAnsi="Yu Gothic" w:eastAsia="Yu Gothic"/>
+          <w:b w:val="0"/>
+          <w:sz w:val="22"/>
+        </w:rPr>
+        <w:t>老後対策の本体は、特別な裏技ではありません。</w:t>
+      </w:r>
+    </w:p>
+    <w:p>
+      <w:r>
+        <w:rPr>
+          <w:rFonts w:ascii="Yu Gothic" w:hAnsi="Yu Gothic" w:eastAsia="Yu Gothic"/>
+          <w:b w:val="0"/>
+          <w:sz w:val="22"/>
+        </w:rPr>
+        <w:t>働き続けて、生涯収入を増やすこと。</w:t>
+      </w:r>
+    </w:p>
+    <w:p>
+      <w:r>
+        <w:rPr>
+          <w:rFonts w:ascii="Yu Gothic" w:hAnsi="Yu Gothic" w:eastAsia="Yu Gothic"/>
+          <w:b w:val="0"/>
+          <w:sz w:val="22"/>
+        </w:rPr>
+        <w:t>そのために、社会保険の立ち位置を決めて、行動をそろえること。</w:t>
+      </w:r>
+    </w:p>
+    <w:p/>
+    <w:p>
+      <w:r>
+        <w:rPr>
+          <w:rFonts w:ascii="Yu Gothic" w:hAnsi="Yu Gothic" w:eastAsia="Yu Gothic"/>
+          <w:b w:val="0"/>
+          <w:sz w:val="18"/>
+        </w:rPr>
+        <w:t>────────────────</w:t>
+      </w:r>
+    </w:p>
+    <w:p/>
+    <w:p>
+      <w:pPr>
+        <w:pStyle w:val="Heading1"/>
+      </w:pPr>
+      <w:r>
+        <w:t>14. クロージング（約1分）</w:t>
+      </w:r>
+    </w:p>
+    <w:p/>
+    <w:p>
+      <w:r>
+        <w:rPr>
+          <w:rFonts w:ascii="Yu Gothic" w:hAnsi="Yu Gothic" w:eastAsia="Yu Gothic"/>
+          <w:b w:val="0"/>
+          <w:sz w:val="22"/>
+        </w:rPr>
+        <w:t>今日お伝えしたかったのは、難しい数字の暗記ではありません。</w:t>
+      </w:r>
+    </w:p>
+    <w:p/>
+    <w:p>
+      <w:r>
+        <w:rPr>
+          <w:rFonts w:ascii="Yu Gothic" w:hAnsi="Yu Gothic" w:eastAsia="Yu Gothic"/>
+          <w:b w:val="0"/>
+          <w:sz w:val="22"/>
+        </w:rPr>
+        <w:t>物価も上がり、時給も動き、社会保険の対象も広がっていく。</w:t>
+      </w:r>
+    </w:p>
+    <w:p>
+      <w:r>
+        <w:rPr>
+          <w:rFonts w:ascii="Yu Gothic" w:hAnsi="Yu Gothic" w:eastAsia="Yu Gothic"/>
+          <w:b w:val="0"/>
+          <w:sz w:val="22"/>
+        </w:rPr>
+        <w:t>50代は、仕事をコロコロ変えて合わせ続ける世代ではありません。</w:t>
+      </w:r>
+    </w:p>
+    <w:p/>
+    <w:p>
+      <w:r>
+        <w:rPr>
+          <w:rFonts w:ascii="Yu Gothic" w:hAnsi="Yu Gothic" w:eastAsia="Yu Gothic"/>
+          <w:b w:val="0"/>
+          <w:sz w:val="22"/>
+        </w:rPr>
+        <w:t>だからこそ、</w:t>
+      </w:r>
+    </w:p>
+    <w:p/>
+    <w:p>
+      <w:r>
+        <w:rPr>
+          <w:rFonts w:ascii="Yu Gothic" w:hAnsi="Yu Gothic" w:eastAsia="Yu Gothic"/>
+          <w:b w:val="0"/>
+          <w:sz w:val="22"/>
+        </w:rPr>
+        <w:t>自分の社会保険の考え方をはっきりさせて、それに従って行動する。</w:t>
+      </w:r>
+    </w:p>
+    <w:p/>
+    <w:p>
+      <w:r>
+        <w:rPr>
+          <w:rFonts w:ascii="Yu Gothic" w:hAnsi="Yu Gothic" w:eastAsia="Yu Gothic"/>
+          <w:b w:val="0"/>
+          <w:sz w:val="22"/>
+        </w:rPr>
+        <w:t>手前か、向こうか。</w:t>
+      </w:r>
+    </w:p>
+    <w:p>
+      <w:r>
+        <w:rPr>
+          <w:rFonts w:ascii="Yu Gothic" w:hAnsi="Yu Gothic" w:eastAsia="Yu Gothic"/>
+          <w:b w:val="0"/>
+          <w:sz w:val="22"/>
+        </w:rPr>
+        <w:t>間には長くいない。</w:t>
+      </w:r>
+    </w:p>
+    <w:p/>
+    <w:p>
+      <w:r>
+        <w:rPr>
+          <w:rFonts w:ascii="Yu Gothic" w:hAnsi="Yu Gothic" w:eastAsia="Yu Gothic"/>
+          <w:b w:val="0"/>
+          <w:sz w:val="22"/>
+        </w:rPr>
+        <w:t>それが、主婦やパートのママが、働き方でできる老後対策です。</w:t>
+      </w:r>
+    </w:p>
+    <w:p/>
+    <w:p>
+      <w:r>
+        <w:rPr>
+          <w:rFonts w:ascii="Yu Gothic" w:hAnsi="Yu Gothic" w:eastAsia="Yu Gothic"/>
+          <w:b w:val="0"/>
+          <w:sz w:val="22"/>
+        </w:rPr>
+        <w:t>ありがとうございました。</w:t>
+      </w:r>
+    </w:p>
+    <w:p/>
+    <w:p>
+      <w:r>
+        <w:rPr>
+          <w:rFonts w:ascii="Yu Gothic" w:hAnsi="Yu Gothic" w:eastAsia="Yu Gothic"/>
+          <w:b w:val="0"/>
+          <w:sz w:val="18"/>
+        </w:rPr>
+        <w:t>────────────────</w:t>
+      </w:r>
+    </w:p>
+    <w:p/>
+    <w:p>
+      <w:pPr>
+        <w:pStyle w:val="Heading1"/>
+      </w:pPr>
+      <w:r>
+        <w:t>講師用カンニング（超短縮）</w:t>
+      </w:r>
+    </w:p>
+    <w:p/>
+    <w:p>
+      <w:r>
+        <w:rPr>
+          <w:rFonts w:ascii="Yu Gothic" w:hAnsi="Yu Gothic" w:eastAsia="Yu Gothic"/>
+          <w:b w:val="0"/>
+          <w:sz w:val="22"/>
+        </w:rPr>
+        <w:t>1. テーマ：老後対策＝働き方で生涯収入を増やす</w:t>
+      </w:r>
+    </w:p>
+    <w:p>
+      <w:r>
+        <w:rPr>
+          <w:rFonts w:ascii="Yu Gothic" w:hAnsi="Yu Gothic" w:eastAsia="Yu Gothic"/>
+          <w:b w:val="0"/>
+          <w:sz w:val="22"/>
+        </w:rPr>
+        <w:t>2. いま：物価↑・最低賃金↑・時給↑</w:t>
+      </w:r>
+    </w:p>
+    <w:p>
+      <w:r>
+        <w:rPr>
+          <w:rFonts w:ascii="Yu Gothic" w:hAnsi="Yu Gothic" w:eastAsia="Yu Gothic"/>
+          <w:b w:val="0"/>
+          <w:sz w:val="22"/>
+        </w:rPr>
+        <w:t>3. 50代：転職は難しい。今の場所を整える</w:t>
+      </w:r>
+    </w:p>
+    <w:p>
+      <w:r>
+        <w:rPr>
+          <w:rFonts w:ascii="Yu Gothic" w:hAnsi="Yu Gothic" w:eastAsia="Yu Gothic"/>
+          <w:b w:val="0"/>
+          <w:sz w:val="22"/>
+        </w:rPr>
+        <w:t>4. 結論：社保の考え方を決めて行動する</w:t>
+      </w:r>
+    </w:p>
+    <w:p>
+      <w:r>
+        <w:rPr>
+          <w:rFonts w:ascii="Yu Gothic" w:hAnsi="Yu Gothic" w:eastAsia="Yu Gothic"/>
+          <w:b w:val="0"/>
+          <w:sz w:val="22"/>
+        </w:rPr>
+        <w:t>5. 3色：扶養／勤務先社保／どっちでもない（最悪）</w:t>
+      </w:r>
+    </w:p>
+    <w:p>
+      <w:r>
+        <w:rPr>
+          <w:rFonts w:ascii="Yu Gothic" w:hAnsi="Yu Gothic" w:eastAsia="Yu Gothic"/>
+          <w:b w:val="0"/>
+          <w:sz w:val="22"/>
+        </w:rPr>
+        <w:t>6. 10月以降前提</w:t>
+      </w:r>
+    </w:p>
+    <w:p>
+      <w:r>
+        <w:rPr>
+          <w:rFonts w:ascii="Yu Gothic" w:hAnsi="Yu Gothic" w:eastAsia="Yu Gothic"/>
+          <w:b w:val="0"/>
+          <w:sz w:val="22"/>
+        </w:rPr>
+        <w:t>7. 51以上＝週20時間が入口／51未満＝だいたい週30時間が入口</w:t>
+      </w:r>
+    </w:p>
+    <w:p>
+      <w:r>
+        <w:rPr>
+          <w:rFonts w:ascii="Yu Gothic" w:hAnsi="Yu Gothic" w:eastAsia="Yu Gothic"/>
+          <w:b w:val="0"/>
+          <w:sz w:val="22"/>
+        </w:rPr>
+        <w:t>8. 間がつらい → どっちかに寄せる</w:t>
+      </w:r>
+    </w:p>
+    <w:p>
+      <w:r>
+        <w:rPr>
+          <w:rFonts w:ascii="Yu Gothic" w:hAnsi="Yu Gothic" w:eastAsia="Yu Gothic"/>
+          <w:b w:val="0"/>
+          <w:sz w:val="22"/>
+        </w:rPr>
+        <w:t>9. ①130万内（高時給注意、51以上は週20未満も）</w:t>
+      </w:r>
+    </w:p>
+    <w:p>
+      <w:r>
+        <w:rPr>
+          <w:rFonts w:ascii="Yu Gothic" w:hAnsi="Yu Gothic" w:eastAsia="Yu Gothic"/>
+          <w:b w:val="0"/>
+          <w:sz w:val="22"/>
+        </w:rPr>
+        <w:t>10. ②覚悟して入る（51未満は約30h以上／51以上は20h以上）</w:t>
+      </w:r>
+    </w:p>
+    <w:p>
+      <w:r>
+        <w:rPr>
+          <w:rFonts w:ascii="Yu Gothic" w:hAnsi="Yu Gothic" w:eastAsia="Yu Gothic"/>
+          <w:b w:val="0"/>
+          <w:sz w:val="22"/>
+        </w:rPr>
+        <w:t>11. ③外れるなら本気で稼ぐ</w:t>
+      </w:r>
+    </w:p>
+    <w:p>
+      <w:r>
+        <w:rPr>
+          <w:rFonts w:ascii="Yu Gothic" w:hAnsi="Yu Gothic" w:eastAsia="Yu Gothic"/>
+          <w:b w:val="0"/>
+          <w:sz w:val="22"/>
+        </w:rPr>
+        <w:t>12. 会社にもコストはある。でもまともな会社は良いコストと考える</w:t>
+      </w:r>
+    </w:p>
+    <w:p>
+      <w:r>
+        <w:rPr>
+          <w:rFonts w:ascii="Yu Gothic" w:hAnsi="Yu Gothic" w:eastAsia="Yu Gothic"/>
+          <w:b w:val="0"/>
+          <w:sz w:val="22"/>
+        </w:rPr>
+        <w:t>13. A社（20h以内集め）よりB社（稼ぐ人集め）</w:t>
+      </w:r>
+    </w:p>
+    <w:p>
+      <w:r>
+        <w:rPr>
+          <w:rFonts w:ascii="Yu Gothic" w:hAnsi="Yu Gothic" w:eastAsia="Yu Gothic"/>
+          <w:b w:val="0"/>
+          <w:sz w:val="22"/>
+        </w:rPr>
+        <w:t>14. 会社に確認する理由＝自分の事実を知るため</w:t>
+      </w:r>
+    </w:p>
+    <w:p>
+      <w:r>
+        <w:rPr>
+          <w:rFonts w:ascii="Yu Gothic" w:hAnsi="Yu Gothic" w:eastAsia="Yu Gothic"/>
+          <w:b w:val="0"/>
+          <w:sz w:val="22"/>
+        </w:rPr>
+        <w:t>15. 宿題：①②③を決める／会社に聞く／シフトを合わせる</w:t>
+      </w:r>
+    </w:p>
+    <w:p/>
+    <w:p>
+      <w:r>
+        <w:rPr>
+          <w:rFonts w:ascii="Yu Gothic" w:hAnsi="Yu Gothic" w:eastAsia="Yu Gothic"/>
+          <w:b w:val="0"/>
+          <w:sz w:val="18"/>
+        </w:rPr>
+        <w:t>────────────────</w:t>
+      </w:r>
+    </w:p>
+    <w:p/>
+    <w:p>
+      <w:pPr>
+        <w:pStyle w:val="Heading1"/>
+      </w:pPr>
+      <w:r>
+        <w:t>よくある質問（短答）</w:t>
+      </w:r>
+    </w:p>
+    <w:p/>
+    <w:p>
+      <w:r>
+        <w:rPr>
+          <w:rFonts w:ascii="Yu Gothic" w:hAnsi="Yu Gothic" w:eastAsia="Yu Gothic"/>
+          <w:b w:val="0"/>
+          <w:sz w:val="22"/>
+        </w:rPr>
+        <w:t>Q. 私は扶養のままがいい？</w:t>
+      </w:r>
+    </w:p>
+    <w:p>
+      <w:r>
+        <w:rPr>
+          <w:rFonts w:ascii="Yu Gothic" w:hAnsi="Yu Gothic" w:eastAsia="Yu Gothic"/>
+          <w:b w:val="0"/>
+          <w:sz w:val="22"/>
+        </w:rPr>
+        <w:t>A. ①ならそれでよい。ただし「なんとなく」ではなく、130万と時間を意識して。見直し時期も決める。</w:t>
+      </w:r>
+    </w:p>
+    <w:p/>
+    <w:p>
+      <w:r>
+        <w:rPr>
+          <w:rFonts w:ascii="Yu Gothic" w:hAnsi="Yu Gothic" w:eastAsia="Yu Gothic"/>
+          <w:b w:val="0"/>
+          <w:sz w:val="22"/>
+        </w:rPr>
+        <w:t>Q. 損するのが怖い。</w:t>
+      </w:r>
+    </w:p>
+    <w:p>
+      <w:r>
+        <w:rPr>
+          <w:rFonts w:ascii="Yu Gothic" w:hAnsi="Yu Gothic" w:eastAsia="Yu Gothic"/>
+          <w:b w:val="0"/>
+          <w:sz w:val="22"/>
+        </w:rPr>
+        <w:t>A. ご主人も損しながら稼いでいる。会社員は普通そう。怖いのは損そのものより、間のつらい帯に居続けること。</w:t>
+      </w:r>
+    </w:p>
+    <w:p/>
+    <w:p>
+      <w:r>
+        <w:rPr>
+          <w:rFonts w:ascii="Yu Gothic" w:hAnsi="Yu Gothic" w:eastAsia="Yu Gothic"/>
+          <w:b w:val="0"/>
+          <w:sz w:val="22"/>
+        </w:rPr>
+        <w:t>Q. 副業は？</w:t>
+      </w:r>
+    </w:p>
+    <w:p>
+      <w:r>
+        <w:rPr>
+          <w:rFonts w:ascii="Yu Gothic" w:hAnsi="Yu Gothic" w:eastAsia="Yu Gothic"/>
+          <w:b w:val="0"/>
+          <w:sz w:val="22"/>
+        </w:rPr>
+        <w:t>A. 扶養を見るなら合計収入。給与を抑えて副業で増やすと、外れることがある。</w:t>
+      </w:r>
+    </w:p>
+    <w:p/>
+    <w:p>
+      <w:r>
+        <w:rPr>
+          <w:rFonts w:ascii="Yu Gothic" w:hAnsi="Yu Gothic" w:eastAsia="Yu Gothic"/>
+          <w:b w:val="0"/>
+          <w:sz w:val="22"/>
+        </w:rPr>
+        <w:t>Q. 資産運用は？</w:t>
+      </w:r>
+    </w:p>
+    <w:p>
+      <w:r>
+        <w:rPr>
+          <w:rFonts w:ascii="Yu Gothic" w:hAnsi="Yu Gothic" w:eastAsia="Yu Gothic"/>
+          <w:b w:val="0"/>
+          <w:sz w:val="22"/>
+        </w:rPr>
+        <w:t>A. 大事。でも今日の主題は働き方。運用は別の回で。</w:t>
+      </w:r>
+    </w:p>
+    <w:p/>
+    <w:p>
+      <w:r>
+        <w:rPr>
+          <w:rFonts w:ascii="Yu Gothic" w:hAnsi="Yu Gothic" w:eastAsia="Yu Gothic"/>
+          <w:b w:val="0"/>
+          <w:sz w:val="22"/>
+        </w:rPr>
+        <w:t>Q. 正確な人数の数え方が分からない。</w:t>
+      </w:r>
+    </w:p>
+    <w:p>
+      <w:r>
+        <w:rPr>
+          <w:rFonts w:ascii="Yu Gothic" w:hAnsi="Yu Gothic" w:eastAsia="Yu Gothic"/>
+          <w:b w:val="0"/>
+          <w:sz w:val="22"/>
+        </w:rPr>
+        <w:t>A. 自分で完璧に数えなくてよい。会社に「私の職場は週20時間の世界ですか、週30時間の世界ですか」と聞く。</w:t>
       </w:r>
     </w:p>
     <w:sectPr>
       <w:pgSz w:w="12240" w:h="15840"/>
-      <w:pgMar w:top="1080" w:right="1440" w:bottom="1080" w:left="1440" w:header="720" w:footer="720" w:gutter="0"/>
+      <w:pgMar w:top="1440" w:right="1800" w:bottom="1440" w:left="1800" w:header="720" w:footer="720" w:gutter="0"/>
       <w:cols w:space="720"/>
       <w:docGrid w:linePitch="360"/>
     </w:sectPr>

--- a/seminar-materials/台本_Googleドキュメント用.docx
+++ b/seminar-materials/台本_Googleドキュメント用.docx
@@ -36,9 +36,10 @@
           <w:b w:val="0"/>
           <w:sz w:val="22"/>
         </w:rPr>
-        <w:t>想定時間： 15〜25分（ていねいに話すと長め）</w:t>
-      </w:r>
-    </w:p>
+        <w:t>想定時間： フル版 約35〜40分／短縮版 15〜18分（短縮は末尾のカット案。時間がなければ §8・小話・§12・FAQ を削る）</w:t>
+      </w:r>
+    </w:p>
+    <w:p/>
     <w:p>
       <w:r>
         <w:rPr>
@@ -66,7 +67,7 @@
           <w:b w:val="0"/>
           <w:sz w:val="22"/>
         </w:rPr>
-        <w:t>講師メモ： 細かいただしより、「全体の絵」が残ることを優先する。詰まったら「だから間にいない」に戻る</w:t>
+        <w:t>講師メモ： 細かいただしより、「全体の絵」が残ることを優先する。詰まったら「手前か、向こうか。間に長くいない」に戻る</w:t>
       </w:r>
     </w:p>
     <w:p/>
@@ -243,7 +244,7 @@
         <w:pStyle w:val="Heading1"/>
       </w:pPr>
       <w:r>
-        <w:t>1. いま、何が起きているか（約2分）</w:t>
+        <w:t>1. いま、何が起きているか（約2分）【短縮では軽く】</w:t>
       </w:r>
     </w:p>
     <w:p/>
@@ -265,7 +266,7 @@
           <w:b w:val="0"/>
           <w:sz w:val="22"/>
         </w:rPr>
-        <w:t>いまは、物価が上がっています。インフレが進んでいます。</w:t>
+        <w:t>いまは、物価が上がっています。</w:t>
       </w:r>
     </w:p>
     <w:p>
@@ -328,9 +329,10 @@
           <w:b w:val="0"/>
           <w:sz w:val="22"/>
         </w:rPr>
-        <w:t>そんなときに、「働き方だけ昔のまま」だとどうなるか。</w:t>
-      </w:r>
-    </w:p>
+        <w:t>そんなときに、「働き方だけ昔のまま」だと、同じ時間で得られるゆとりも、将来の生涯収入も、相対的に目減りしやすいです。</w:t>
+      </w:r>
+    </w:p>
+    <w:p/>
     <w:p>
       <w:r>
         <w:rPr>
@@ -338,18 +340,7 @@
           <w:b w:val="0"/>
           <w:sz w:val="22"/>
         </w:rPr>
-        <w:t>同じ時間で得られるゆとりも、将来の生涯収入も、相対的に目減りしやすいです。</w:t>
-      </w:r>
-    </w:p>
-    <w:p/>
-    <w:p>
-      <w:r>
-        <w:rPr>
-          <w:rFonts w:ascii="Yu Gothic" w:hAnsi="Yu Gothic" w:eastAsia="Yu Gothic"/>
-          <w:b w:val="0"/>
-          <w:sz w:val="22"/>
-        </w:rPr>
-        <w:t>だから今日は、「去年までの感覚のまま、なんとなく働く時間を増やす」のではなく、</w:t>
+        <w:t>だから今日は、なんとなく働く時間を増やすのではなく、</w:t>
       </w:r>
     </w:p>
     <w:p>
@@ -379,7 +370,7 @@
         <w:pStyle w:val="Heading1"/>
       </w:pPr>
       <w:r>
-        <w:t>2. 50代だからこその意味（約2分）</w:t>
+        <w:t>2. 50代だからこその意味（約2分）【短縮では1文】</w:t>
       </w:r>
     </w:p>
     <w:p/>
@@ -390,9 +381,10 @@
           <w:b w:val="0"/>
           <w:sz w:val="22"/>
         </w:rPr>
-        <w:t>もう一つ、世代の話をします。これは脅しではありません。</w:t>
-      </w:r>
-    </w:p>
+        <w:t>もう一つ、世代の話をします。脅しではなく、共有です。</w:t>
+      </w:r>
+    </w:p>
+    <w:p/>
     <w:p>
       <w:r>
         <w:rPr>
@@ -400,10 +392,9 @@
           <w:b w:val="0"/>
           <w:sz w:val="22"/>
         </w:rPr>
-        <w:t>多くの方が、すでに肌で知っている現実です。</w:t>
-      </w:r>
-    </w:p>
-    <w:p/>
+        <w:t>50代で仕事を変えるのは、若いときほど簡単ではありません。</w:t>
+      </w:r>
+    </w:p>
     <w:p>
       <w:r>
         <w:rPr>
@@ -411,7 +402,7 @@
           <w:b w:val="0"/>
           <w:sz w:val="22"/>
         </w:rPr>
-        <w:t>50代で仕事を変えるのは、簡単ではありません。</w:t>
+        <w:t>一度いまの仕事を離れたあと、同じような条件の仕事がすぐ見つかるかは、人によります。</w:t>
       </w:r>
     </w:p>
     <w:p>
@@ -421,9 +412,10 @@
           <w:b w:val="0"/>
           <w:sz w:val="22"/>
         </w:rPr>
-        <w:t>一度いまの仕事を失うと、同じような条件の仕事が、すぐに手に入らないこともあります。</w:t>
-      </w:r>
-    </w:p>
+        <w:t>数年後には年齢も上がります。</w:t>
+      </w:r>
+    </w:p>
+    <w:p/>
     <w:p>
       <w:r>
         <w:rPr>
@@ -431,10 +423,9 @@
           <w:b w:val="0"/>
           <w:sz w:val="22"/>
         </w:rPr>
-        <w:t>さらに数年後、自分は50代後半や60代になっています。仕事探しは、さらに厳しくなりやすいです。</w:t>
-      </w:r>
-    </w:p>
-    <w:p/>
+        <w:t>だから今日は、転職前提の話ではなく、</w:t>
+      </w:r>
+    </w:p>
     <w:p>
       <w:r>
         <w:rPr>
@@ -442,7 +433,7 @@
           <w:b w:val="0"/>
           <w:sz w:val="22"/>
         </w:rPr>
-        <w:t>だから、「ルールが変わったら転職すればいい」は、理屈では言えても、</w:t>
+        <w:t>いまの働き方を、できるだけ長く続けられる形に整える話をします。</w:t>
       </w:r>
     </w:p>
     <w:p>
@@ -452,39 +443,7 @@
           <w:b w:val="0"/>
           <w:sz w:val="22"/>
         </w:rPr>
-        <w:t>50代にはかなりぜいたくな作戦になりやすいです。</w:t>
-      </w:r>
-    </w:p>
-    <w:p/>
-    <w:p>
-      <w:r>
-        <w:rPr>
-          <w:rFonts w:ascii="Yu Gothic" w:hAnsi="Yu Gothic" w:eastAsia="Yu Gothic"/>
-          <w:b w:val="0"/>
-          <w:sz w:val="22"/>
-        </w:rPr>
-        <w:t>今日伝えたいのは、こういうことです。</w:t>
-      </w:r>
-    </w:p>
-    <w:p/>
-    <w:p>
-      <w:r>
-        <w:rPr>
-          <w:rFonts w:ascii="Yu Gothic" w:hAnsi="Yu Gothic" w:eastAsia="Yu Gothic"/>
-          <w:b w:val="0"/>
-          <w:sz w:val="22"/>
-        </w:rPr>
-        <w:t>いまの仕事と働き方を、できるだけ長く続けられる形に整える。</w:t>
-      </w:r>
-    </w:p>
-    <w:p>
-      <w:r>
-        <w:rPr>
-          <w:rFonts w:ascii="Yu Gothic" w:hAnsi="Yu Gothic" w:eastAsia="Yu Gothic"/>
-          <w:b w:val="0"/>
-          <w:sz w:val="22"/>
-        </w:rPr>
-        <w:t>そのために、ここ数年で変わるルールを見越して、自分の方針を今決める。</w:t>
+        <w:t>ここ数年でルールも変わるので、その先も使える方針を、今決めておきましょう。</w:t>
       </w:r>
     </w:p>
     <w:p/>
@@ -785,7 +744,7 @@
         <w:pStyle w:val="Heading1"/>
       </w:pPr>
       <w:r>
-        <w:t>5. 言葉のイメージだけ先にそろえる（約3分）</w:t>
+        <w:t>5. 言葉のイメージだけ先にそろえる（約2分）【短縮では各1文】</w:t>
       </w:r>
     </w:p>
     <w:p/>
@@ -796,7 +755,16 @@
           <w:b w:val="0"/>
           <w:sz w:val="22"/>
         </w:rPr>
-        <w:t>ここから少し制度の話に入りますが、細かい用語は最小限にします。</w:t>
+        <w:t>細かい用語は最小限にします。イメージだけ持てれば十分です。</w:t>
+      </w:r>
+    </w:p>
+    <w:p/>
+    <w:p>
+      <w:pPr>
+        <w:pStyle w:val="Heading2"/>
+      </w:pPr>
+      <w:r>
+        <w:t>5-1. 配偶者の扶養</w:t>
       </w:r>
     </w:p>
     <w:p>
@@ -806,19 +774,9 @@
           <w:b w:val="0"/>
           <w:sz w:val="22"/>
         </w:rPr>
-        <w:t>イメージだけ持てれば十分です。</w:t>
-      </w:r>
-    </w:p>
-    <w:p/>
-    <w:p>
-      <w:pPr>
-        <w:pStyle w:val="Heading2"/>
-      </w:pPr>
-      <w:r>
-        <w:t>5-1. 配偶者の扶養</w:t>
-      </w:r>
-    </w:p>
-    <w:p/>
+        <w:t>ざっくり言うと、「配偶者の会社の健康保険に、家族として入っている状態」です。</w:t>
+      </w:r>
+    </w:p>
     <w:p>
       <w:r>
         <w:rPr>
@@ -826,7 +784,16 @@
           <w:b w:val="0"/>
           <w:sz w:val="22"/>
         </w:rPr>
-        <w:t>ざっくり言うと、</w:t>
+        <w:t>中でいるには、自分の見込み収入が大きくなりすぎないことが大切で、よく聞く目安がいわゆる 年収130万円 です。暗記必須ではありません。</w:t>
+      </w:r>
+    </w:p>
+    <w:p/>
+    <w:p>
+      <w:pPr>
+        <w:pStyle w:val="Heading2"/>
+      </w:pPr>
+      <w:r>
+        <w:t>5-2. 勤務先の社会保険</w:t>
       </w:r>
     </w:p>
     <w:p>
@@ -836,10 +803,9 @@
           <w:b w:val="0"/>
           <w:sz w:val="22"/>
         </w:rPr>
-        <w:t>「ご主人（配偶者）の会社の健康保険に、家族として入っている状態」です。</w:t>
-      </w:r>
-    </w:p>
-    <w:p/>
+        <w:t>ざっくり言うと、「自分のパート先で、健康保険と厚生年金に入る状態」です。</w:t>
+      </w:r>
+    </w:p>
     <w:p>
       <w:r>
         <w:rPr>
@@ -847,7 +813,16 @@
           <w:b w:val="0"/>
           <w:sz w:val="22"/>
         </w:rPr>
-        <w:t>この中でいるためには、自分の見込み収入が大きくなりすぎないことが大切です。</w:t>
+        <w:t>負担は増えますが、自分の名義の土台ができ、長く働く安心につながりやすいです。</w:t>
+      </w:r>
+    </w:p>
+    <w:p/>
+    <w:p>
+      <w:pPr>
+        <w:pStyle w:val="Heading2"/>
+      </w:pPr>
+      <w:r>
+        <w:t>5-3. どちらでもないつらい帯</w:t>
       </w:r>
     </w:p>
     <w:p>
@@ -857,131 +832,9 @@
           <w:b w:val="0"/>
           <w:sz w:val="22"/>
         </w:rPr>
-        <w:t>よく聞く目安が、いわゆる 年収130万円 です。</w:t>
-      </w:r>
-    </w:p>
-    <w:p>
-      <w:r>
-        <w:rPr>
-          <w:rFonts w:ascii="Yu Gothic" w:hAnsi="Yu Gothic" w:eastAsia="Yu Gothic"/>
-          <w:b w:val="0"/>
-          <w:sz w:val="22"/>
-        </w:rPr>
-        <w:t>ピッタリこの数字、と暗記しなくて大丈夫です。</w:t>
-      </w:r>
-    </w:p>
-    <w:p>
-      <w:r>
-        <w:rPr>
-          <w:rFonts w:ascii="Yu Gothic" w:hAnsi="Yu Gothic" w:eastAsia="Yu Gothic"/>
-          <w:b w:val="0"/>
-          <w:sz w:val="22"/>
-        </w:rPr>
-        <w:t>「扶養でいるなら、年収が大きくなりすぎないように見る」くらいのイメージで結構です。</w:t>
-      </w:r>
-    </w:p>
-    <w:p/>
-    <w:p>
-      <w:pPr>
-        <w:pStyle w:val="Heading2"/>
-      </w:pPr>
-      <w:r>
-        <w:t>5-2. 勤務先の社会保険</w:t>
-      </w:r>
-    </w:p>
-    <w:p/>
-    <w:p>
-      <w:r>
-        <w:rPr>
-          <w:rFonts w:ascii="Yu Gothic" w:hAnsi="Yu Gothic" w:eastAsia="Yu Gothic"/>
-          <w:b w:val="0"/>
-          <w:sz w:val="22"/>
-        </w:rPr>
-        <w:t>ざっくり言うと、</w:t>
-      </w:r>
-    </w:p>
-    <w:p>
-      <w:r>
-        <w:rPr>
-          <w:rFonts w:ascii="Yu Gothic" w:hAnsi="Yu Gothic" w:eastAsia="Yu Gothic"/>
-          <w:b w:val="0"/>
-          <w:sz w:val="22"/>
-        </w:rPr>
-        <w:t>「自分のパート先の会社で、健康保険と厚生年金に入る状態」です。</w:t>
-      </w:r>
-    </w:p>
-    <w:p/>
-    <w:p>
-      <w:r>
-        <w:rPr>
-          <w:rFonts w:ascii="Yu Gothic" w:hAnsi="Yu Gothic" w:eastAsia="Yu Gothic"/>
-          <w:b w:val="0"/>
-          <w:sz w:val="22"/>
-        </w:rPr>
-        <w:t>これに入ると、自分の保険料の負担は増えます。</w:t>
-      </w:r>
-    </w:p>
-    <w:p>
-      <w:r>
-        <w:rPr>
-          <w:rFonts w:ascii="Yu Gothic" w:hAnsi="Yu Gothic" w:eastAsia="Yu Gothic"/>
-          <w:b w:val="0"/>
-          <w:sz w:val="22"/>
-        </w:rPr>
-        <w:t>その代わり、自分の名義で社会保険の土台ができます。</w:t>
-      </w:r>
-    </w:p>
-    <w:p>
-      <w:r>
-        <w:rPr>
-          <w:rFonts w:ascii="Yu Gothic" w:hAnsi="Yu Gothic" w:eastAsia="Yu Gothic"/>
-          <w:b w:val="0"/>
-          <w:sz w:val="22"/>
-        </w:rPr>
-        <w:t>長く働くなら、ここが将来の安心にもつながりやすいです。</w:t>
-      </w:r>
-    </w:p>
-    <w:p/>
-    <w:p>
-      <w:pPr>
-        <w:pStyle w:val="Heading2"/>
-      </w:pPr>
-      <w:r>
-        <w:t>5-3. どちらでもないつらい帯</w:t>
-      </w:r>
-    </w:p>
-    <w:p/>
-    <w:p>
-      <w:r>
-        <w:rPr>
-          <w:rFonts w:ascii="Yu Gothic" w:hAnsi="Yu Gothic" w:eastAsia="Yu Gothic"/>
-          <w:b w:val="0"/>
-          <w:sz w:val="22"/>
-        </w:rPr>
-        <w:t>配偶者の扶養からは外れた。</w:t>
-      </w:r>
-    </w:p>
-    <w:p>
-      <w:r>
-        <w:rPr>
-          <w:rFonts w:ascii="Yu Gothic" w:hAnsi="Yu Gothic" w:eastAsia="Yu Gothic"/>
-          <w:b w:val="0"/>
-          <w:sz w:val="22"/>
-        </w:rPr>
-        <w:t>なのに、勤務先の社会保険にも入れない。</w:t>
-      </w:r>
-    </w:p>
-    <w:p>
-      <w:r>
-        <w:rPr>
-          <w:rFonts w:ascii="Yu Gothic" w:hAnsi="Yu Gothic" w:eastAsia="Yu Gothic"/>
-          <w:b w:val="0"/>
-          <w:sz w:val="22"/>
-        </w:rPr>
-        <w:t>ここが赤ゾーンです。</w:t>
-      </w:r>
-    </w:p>
-    <w:p/>
+        <w:t>扶養からは外れたのに、勤務先の社会保険にも入れない。</w:t>
+      </w:r>
+    </w:p>
     <w:p>
       <w:r>
         <w:rPr>
@@ -1030,7 +883,7 @@
           <w:b w:val="0"/>
           <w:sz w:val="22"/>
         </w:rPr>
-        <w:t>10月以降の前提で、おおまかに話します。</w:t>
+        <w:t>2026年10月以降の前提で、おおまかに話します。</w:t>
       </w:r>
     </w:p>
     <w:p/>
@@ -1061,16 +914,6 @@
           <w:b w:val="0"/>
           <w:sz w:val="22"/>
         </w:rPr>
-        <w:t>昔からある考え方です。</w:t>
-      </w:r>
-    </w:p>
-    <w:p>
-      <w:r>
-        <w:rPr>
-          <w:rFonts w:ascii="Yu Gothic" w:hAnsi="Yu Gothic" w:eastAsia="Yu Gothic"/>
-          <w:b w:val="0"/>
-          <w:sz w:val="22"/>
-        </w:rPr>
         <w:t>正社員のおよそ4分の3くらい働くと、会社の社会保険に入りやすい。</w:t>
       </w:r>
     </w:p>
@@ -1084,7 +927,6 @@
         <w:t>イメージとしては 週30時間前後 です。</w:t>
       </w:r>
     </w:p>
-    <w:p/>
     <w:p>
       <w:r>
         <w:rPr>
@@ -1112,7 +954,7 @@
           <w:b w:val="0"/>
           <w:sz w:val="22"/>
         </w:rPr>
-        <w:t>いま、会社がある程度の人数になると、もっと短い時間でも社会保険に入れる道が広がっています。</w:t>
+        <w:t>会社がある程度の人数になると、もっと短い時間でも社会保険に入れる道があります。</w:t>
       </w:r>
     </w:p>
     <w:p>
@@ -1133,6 +975,27 @@
           <w:b w:val="0"/>
           <w:sz w:val="22"/>
         </w:rPr>
+        <w:t>ここで言う時間は、基本的に「契約やシフトの前提として、週に何時間働くことになっているか」です。</w:t>
+      </w:r>
+    </w:p>
+    <w:p>
+      <w:r>
+        <w:rPr>
+          <w:rFonts w:ascii="Yu Gothic" w:hAnsi="Yu Gothic" w:eastAsia="Yu Gothic"/>
+          <w:b w:val="0"/>
+          <w:sz w:val="22"/>
+        </w:rPr>
+        <w:t>たまたま残業で超えた、とは限りません。</w:t>
+      </w:r>
+    </w:p>
+    <w:p/>
+    <w:p>
+      <w:r>
+        <w:rPr>
+          <w:rFonts w:ascii="Yu Gothic" w:hAnsi="Yu Gothic" w:eastAsia="Yu Gothic"/>
+          <w:b w:val="0"/>
+          <w:sz w:val="22"/>
+        </w:rPr>
         <w:t>いまの段階で覚えたいのは、これです。</w:t>
       </w:r>
     </w:p>
@@ -1157,7 +1020,7 @@
           <w:b w:val="0"/>
           <w:sz w:val="22"/>
         </w:rPr>
-        <w:t xml:space="preserve">  → 週20時間以上働くと、勤務先の社会保険に入りやすい</w:t>
+        <w:t xml:space="preserve">  → 週20時間以上なら、勤務先の社会保険に入りやすい</w:t>
       </w:r>
     </w:p>
     <w:p>
@@ -1201,7 +1064,7 @@
           <w:b w:val="0"/>
           <w:sz w:val="22"/>
         </w:rPr>
-        <w:t>「小さめの会社」と言ったら、難しい別カテゴリーではありません。</w:t>
+        <w:t>「小さめの会社」は別カテゴリーではありません。</w:t>
       </w:r>
     </w:p>
     <w:p>
@@ -1214,6 +1077,16 @@
         <w:t>いまはまだ、週20時間の特別な道が来ていない会社、くらいに思ってください。</w:t>
       </w:r>
     </w:p>
+    <w:p>
+      <w:r>
+        <w:rPr>
+          <w:rFonts w:ascii="Yu Gothic" w:hAnsi="Yu Gothic" w:eastAsia="Yu Gothic"/>
+          <w:b w:val="0"/>
+          <w:sz w:val="22"/>
+        </w:rPr>
+        <w:t>なお、51人未満でも社会保険が一切ないわけではなく、がっつり道（週30時間前後）はあります。</w:t>
+      </w:r>
+    </w:p>
     <w:p/>
     <w:p>
       <w:r>
@@ -1232,7 +1105,28 @@
           <w:b w:val="0"/>
           <w:sz w:val="22"/>
         </w:rPr>
-        <w:t>「51人」は現場のざっくり人数ではなく、正確には厚生年金の被保険者数など。会場では深入りしない。「だいたいのイメージ」でよい。確認は会社へ。</w:t>
+        <w:t>「51人」は店の頭数とは限らない（厚生年金の被保険者数など）。会場では深入りせず、確認は会社へ。</w:t>
+      </w:r>
+    </w:p>
+    <w:p/>
+    <w:p>
+      <w:r>
+        <w:rPr>
+          <w:rFonts w:ascii="Yu Gothic" w:hAnsi="Yu Gothic" w:eastAsia="Yu Gothic"/>
+          <w:b w:val="0"/>
+          <w:sz w:val="22"/>
+        </w:rPr>
+        <w:t>講師メモ（本番前）：</w:t>
+      </w:r>
+    </w:p>
+    <w:p>
+      <w:r>
+        <w:rPr>
+          <w:rFonts w:ascii="Yu Gothic" w:hAnsi="Yu Gothic" w:eastAsia="Yu Gothic"/>
+          <w:b w:val="0"/>
+          <w:sz w:val="22"/>
+        </w:rPr>
+        <w:t>賃金要件が外れる施行月と、企業規模の次のしきい値だけ、公式（厚労省・日本年金機構）で最終確認する。日付がずれていたら、導入の「10月は目の前」を調整する。</w:t>
       </w:r>
     </w:p>
     <w:p/>
@@ -1293,7 +1187,7 @@
           <w:b w:val="0"/>
           <w:sz w:val="22"/>
         </w:rPr>
-        <w:t>いまは時給も上がってきているので、普通に働くと、年収130万円はほぼ超えます。</w:t>
+        <w:t>いまの時給水準で、普通にその時間帯で働くと、年収130万円はだいたい超えます。</w:t>
       </w:r>
     </w:p>
     <w:p/>
@@ -1467,7 +1361,7 @@
           <w:b w:val="0"/>
           <w:sz w:val="22"/>
         </w:rPr>
-        <w:t>境目のイメージは 週20時間 です。</w:t>
+        <w:t>境目のイメージは 週20時間（所定） です。</w:t>
       </w:r>
     </w:p>
     <w:p/>
@@ -1555,7 +1449,7 @@
         <w:pStyle w:val="Heading1"/>
       </w:pPr>
       <w:r>
-        <w:t>8. 会社も同じように考えている（約2分）</w:t>
+        <w:t>8. 会社側の事情（約2分）【短縮では1文】</w:t>
       </w:r>
     </w:p>
     <w:p/>
@@ -1566,7 +1460,7 @@
           <w:b w:val="0"/>
           <w:sz w:val="22"/>
         </w:rPr>
-        <w:t>ここまで聞くと、「働く側だけが嫌がっている」ように聞こえるかもしれません。</w:t>
+        <w:t>働く側だけが慎重なのではありません。</w:t>
       </w:r>
     </w:p>
     <w:p>
@@ -1576,10 +1470,9 @@
           <w:b w:val="0"/>
           <w:sz w:val="22"/>
         </w:rPr>
-        <w:t>でも会社側も、実は近い気持ちを持ちやすいです。</w:t>
-      </w:r>
-    </w:p>
-    <w:p/>
+        <w:t>パートの人が勤務先の社会保険に入ると、会社にも追加の社会保険料がかかります。</w:t>
+      </w:r>
+    </w:p>
     <w:p>
       <w:r>
         <w:rPr>
@@ -1587,9 +1480,10 @@
           <w:b w:val="0"/>
           <w:sz w:val="22"/>
         </w:rPr>
-        <w:t>パートの人が勤務先の社会保険に入ると、会社も追加の社会保険料を払います。</w:t>
-      </w:r>
-    </w:p>
+        <w:t>入口付近では、会社も慎重になりやすいです。</w:t>
+      </w:r>
+    </w:p>
+    <w:p/>
     <w:p>
       <w:r>
         <w:rPr>
@@ -1597,9 +1491,10 @@
           <w:b w:val="0"/>
           <w:sz w:val="22"/>
         </w:rPr>
-        <w:t>これまで不要だったコストが発生します。</w:t>
-      </w:r>
-    </w:p>
+        <w:t>ただ、会社が「社会保険を避けるためだけに短い時間の人を集める」方針だと、現場は続きにくくなりやすい、ということは言えます。</w:t>
+      </w:r>
+    </w:p>
+    <w:p/>
     <w:p>
       <w:r>
         <w:rPr>
@@ -1607,29 +1502,34 @@
           <w:b w:val="0"/>
           <w:sz w:val="22"/>
         </w:rPr>
-        <w:t>だから入口付近では、働く側も会社側も「できれば今は避けたい」になりやすいです。</w:t>
+        <w:t>分かりやすい対比として、</w:t>
       </w:r>
     </w:p>
     <w:p/>
     <w:p>
+      <w:pPr>
+        <w:pStyle w:val="ListBullet"/>
+      </w:pPr>
       <w:r>
         <w:rPr>
           <w:rFonts w:ascii="Yu Gothic" w:hAnsi="Yu Gothic" w:eastAsia="Yu Gothic"/>
           <w:b w:val="0"/>
           <w:sz w:val="22"/>
         </w:rPr>
-        <w:t>でも、まともな会社はこう考えているはずです。</w:t>
-      </w:r>
-    </w:p>
-    <w:p/>
-    <w:p>
+        <w:t>A社：社保回避だけで、短い時間の人を集める</w:t>
+      </w:r>
+    </w:p>
+    <w:p>
+      <w:pPr>
+        <w:pStyle w:val="ListBullet"/>
+      </w:pPr>
       <w:r>
         <w:rPr>
           <w:rFonts w:ascii="Yu Gothic" w:hAnsi="Yu Gothic" w:eastAsia="Yu Gothic"/>
           <w:b w:val="0"/>
           <w:sz w:val="22"/>
         </w:rPr>
-        <w:t>社会保険は、ただのムダではない。自社の体質を強くするための、良いコストだ。</w:t>
+        <w:t>B社：しっかり働いて稼ぎたい人を集める</w:t>
       </w:r>
     </w:p>
     <w:p/>
@@ -1640,7 +1540,7 @@
           <w:b w:val="0"/>
           <w:sz w:val="22"/>
         </w:rPr>
-        <w:t>分かりやすく聞きます。</w:t>
+        <w:t>どちらが中長期で続きやすいか、イメージしてみてください。</w:t>
       </w:r>
     </w:p>
     <w:p/>
@@ -1651,7 +1551,7 @@
           <w:b w:val="0"/>
           <w:sz w:val="22"/>
         </w:rPr>
-        <w:t>A社はこう集めます。</w:t>
+        <w:t>物価も最低賃金も上がり、人手不足も続く時代では、</w:t>
       </w:r>
     </w:p>
     <w:p>
@@ -1661,7 +1561,7 @@
           <w:b w:val="0"/>
           <w:sz w:val="22"/>
         </w:rPr>
-        <w:t>「社会保険がもったいないから、週20時間以内の人を集めよう」</w:t>
+        <w:t>「社会保険のコストを避けること」だけを採用の中心に置く会社は、人を集めにくくなりやすいです。</w:t>
       </w:r>
     </w:p>
     <w:p/>
@@ -1672,7 +1572,7 @@
           <w:b w:val="0"/>
           <w:sz w:val="22"/>
         </w:rPr>
-        <w:t>B社はこう集めます。</w:t>
+        <w:t>※①を選ぶみなさんを責めているのではありません。</w:t>
       </w:r>
     </w:p>
     <w:p>
@@ -1682,10 +1582,9 @@
           <w:b w:val="0"/>
           <w:sz w:val="22"/>
         </w:rPr>
-        <w:t>「がんがん働いて稼ぎたい人を集めよう」</w:t>
-      </w:r>
-    </w:p>
-    <w:p/>
+        <w:t>事情があって扶養の範囲内で働くのは、正しい選択の一つです。</w:t>
+      </w:r>
+    </w:p>
     <w:p>
       <w:r>
         <w:rPr>
@@ -1693,70 +1592,7 @@
           <w:b w:val="0"/>
           <w:sz w:val="22"/>
         </w:rPr>
-        <w:t>みなさんなら、この先どちらの会社が成功しそうだと思いますか。</w:t>
-      </w:r>
-    </w:p>
-    <w:p/>
-    <w:p>
-      <w:r>
-        <w:rPr>
-          <w:rFonts w:ascii="Yu Gothic" w:hAnsi="Yu Gothic" w:eastAsia="Yu Gothic"/>
-          <w:b w:val="0"/>
-          <w:sz w:val="22"/>
-        </w:rPr>
-        <w:t>物価も最低賃金も上がる時代、人手不足の時代では、</w:t>
-      </w:r>
-    </w:p>
-    <w:p>
-      <w:r>
-        <w:rPr>
-          <w:rFonts w:ascii="Yu Gothic" w:hAnsi="Yu Gothic" w:eastAsia="Yu Gothic"/>
-          <w:b w:val="0"/>
-          <w:sz w:val="22"/>
-        </w:rPr>
-        <w:t>中長期ではB社のほうが強くなりやすいです。</w:t>
-      </w:r>
-    </w:p>
-    <w:p/>
-    <w:p>
-      <w:r>
-        <w:rPr>
-          <w:rFonts w:ascii="Yu Gothic" w:hAnsi="Yu Gothic" w:eastAsia="Yu Gothic"/>
-          <w:b w:val="0"/>
-          <w:sz w:val="22"/>
-        </w:rPr>
-        <w:t>※「週20時間以内で働きたい人」そのものを責めません。事情がある人はいます。</w:t>
-      </w:r>
-    </w:p>
-    <w:p>
-      <w:r>
-        <w:rPr>
-          <w:rFonts w:ascii="Yu Gothic" w:hAnsi="Yu Gothic" w:eastAsia="Yu Gothic"/>
-          <w:b w:val="0"/>
-          <w:sz w:val="22"/>
-        </w:rPr>
-        <w:t>責めたいのは、会社が社保回避だけで人を集める戦略のほうです。</w:t>
-      </w:r>
-    </w:p>
-    <w:p/>
-    <w:p>
-      <w:r>
-        <w:rPr>
-          <w:rFonts w:ascii="Yu Gothic" w:hAnsi="Yu Gothic" w:eastAsia="Yu Gothic"/>
-          <w:b w:val="0"/>
-          <w:sz w:val="22"/>
-        </w:rPr>
-        <w:t>だから今日決めるのは、会社を論破する話ではなく、</w:t>
-      </w:r>
-    </w:p>
-    <w:p>
-      <w:r>
-        <w:rPr>
-          <w:rFonts w:ascii="Yu Gothic" w:hAnsi="Yu Gothic" w:eastAsia="Yu Gothic"/>
-          <w:b w:val="0"/>
-          <w:sz w:val="22"/>
-        </w:rPr>
-        <w:t>自分がどの立ち位置で働くかです。</w:t>
+        <w:t>今日決めたいのは、会社論ではなく、自分がどの立ち位置で働くかです。</w:t>
       </w:r>
     </w:p>
     <w:p/>
@@ -1776,7 +1612,7 @@
         <w:pStyle w:val="Heading1"/>
       </w:pPr>
       <w:r>
-        <w:t>9. 自分の考え方は、この3択（約6分）</w:t>
+        <w:t>9. 自分の考え方は、この3択（約6分）【短縮では小話1本まで】</w:t>
       </w:r>
     </w:p>
     <w:p/>
@@ -1787,7 +1623,7 @@
           <w:b w:val="0"/>
           <w:sz w:val="22"/>
         </w:rPr>
-        <w:t>では、いよいよ自分の方針です。</w:t>
+        <w:t>老後のために生涯収入を増やしたい。</w:t>
       </w:r>
     </w:p>
     <w:p>
@@ -1797,7 +1633,17 @@
           <w:b w:val="0"/>
           <w:sz w:val="22"/>
         </w:rPr>
-        <w:t>老後のために生涯収入を増やしたい。その途中で立ち位置を間違えないための3択です。</w:t>
+        <w:t>その途中で立ち位置を間違えないための3択です。</w:t>
+      </w:r>
+    </w:p>
+    <w:p>
+      <w:r>
+        <w:rPr>
+          <w:rFonts w:ascii="Yu Gothic" w:hAnsi="Yu Gothic" w:eastAsia="Yu Gothic"/>
+          <w:b w:val="0"/>
+          <w:sz w:val="22"/>
+        </w:rPr>
+        <w:t>どれが偉い、ではありません。</w:t>
       </w:r>
     </w:p>
     <w:p/>
@@ -1909,7 +1755,7 @@
           <w:b w:val="0"/>
           <w:sz w:val="22"/>
         </w:rPr>
-        <w:t>会社が51人以上なら、加えて週20時間未満も見ます。</w:t>
+        <w:t>会社が51人以上なら、加えて週20時間未満（所定）も見ます。</w:t>
       </w:r>
     </w:p>
     <w:p>
@@ -1933,23 +1779,13 @@
         <w:t>大事なのは、「ずっとこのまま」ではなく、見直し時期を持つことです。</w:t>
       </w:r>
     </w:p>
-    <w:p>
-      <w:r>
-        <w:rPr>
-          <w:rFonts w:ascii="Yu Gothic" w:hAnsi="Yu Gothic" w:eastAsia="Yu Gothic"/>
-          <w:b w:val="0"/>
-          <w:sz w:val="22"/>
-        </w:rPr>
-        <w:t>たとえば来年、会社の対象がもっと広がったあとに再確認する、など。</w:t>
-      </w:r>
-    </w:p>
     <w:p/>
     <w:p>
       <w:pPr>
         <w:pStyle w:val="Heading3"/>
       </w:pPr>
       <w:r>
-        <w:t>小話：美紀さん（54）</w:t>
+        <w:t>小話：美紀さん（54）【短縮でも残してよい】</w:t>
       </w:r>
     </w:p>
     <w:p/>
@@ -1973,16 +1809,6 @@
         <w:t>でも確認したら、少し増やすと扶養から外れるのに、勤務先の社会保険には入れそうになかった。</w:t>
       </w:r>
     </w:p>
-    <w:p>
-      <w:r>
-        <w:rPr>
-          <w:rFonts w:ascii="Yu Gothic" w:hAnsi="Yu Gothic" w:eastAsia="Yu Gothic"/>
-          <w:b w:val="0"/>
-          <w:sz w:val="22"/>
-        </w:rPr>
-        <w:t>50代で、辞めてすぐに同じ仕事が見つかるかも分からない。</w:t>
-      </w:r>
-    </w:p>
     <w:p/>
     <w:p>
       <w:r>
@@ -2082,7 +1908,7 @@
           <w:b w:val="0"/>
           <w:sz w:val="22"/>
         </w:rPr>
-        <w:t>「制度が変わるたびに、その場しのぎで時間を変える」のはもう疲れた人</w:t>
+        <w:t>制度のたびに、その場しのぎで時間を変えるのをやめたい人</w:t>
       </w:r>
     </w:p>
     <w:p/>
@@ -2140,7 +1966,7 @@
           <w:b w:val="0"/>
           <w:sz w:val="22"/>
         </w:rPr>
-        <w:t xml:space="preserve">  → 週20時間以上で、対象者として働く</w:t>
+        <w:t xml:space="preserve">  → 週20時間以上（所定）で、対象者として働く</w:t>
       </w:r>
     </w:p>
     <w:p/>
@@ -2170,7 +1996,7 @@
         <w:pStyle w:val="Heading3"/>
       </w:pPr>
       <w:r>
-        <w:t>小話：智子さん（52）</w:t>
+        <w:t>小話：智子さん（52）【短縮ではカット可】</w:t>
       </w:r>
     </w:p>
     <w:p/>
@@ -2191,7 +2017,7 @@
           <w:b w:val="0"/>
           <w:sz w:val="22"/>
         </w:rPr>
-        <w:t>でも、ルールは広がっていく。転職で毎回かわす年齢でもない。</w:t>
+        <w:t>でもルールは広がっていくし、毎回転職で合わせる前提にもしたくない。</w:t>
       </w:r>
     </w:p>
     <w:p/>
@@ -2333,7 +2159,7 @@
         <w:pStyle w:val="Heading3"/>
       </w:pPr>
       <w:r>
-        <w:t>小話：京子さん（55）</w:t>
+        <w:t>小話：京子さん（55）【短縮ではカット可】</w:t>
       </w:r>
     </w:p>
     <w:p/>
@@ -2364,16 +2190,6 @@
           <w:b w:val="0"/>
           <w:sz w:val="22"/>
         </w:rPr>
-        <w:t>でもパート先ですぐ社会保険に入れる条件でもない。</w:t>
-      </w:r>
-    </w:p>
-    <w:p>
-      <w:r>
-        <w:rPr>
-          <w:rFonts w:ascii="Yu Gothic" w:hAnsi="Yu Gothic" w:eastAsia="Yu Gothic"/>
-          <w:b w:val="0"/>
-          <w:sz w:val="22"/>
-        </w:rPr>
         <w:t>少し増やすと、赤ゾーンに入りやすい。</w:t>
       </w:r>
     </w:p>
@@ -2462,7 +2278,7 @@
           <w:b w:val="0"/>
           <w:sz w:val="22"/>
         </w:rPr>
-        <w:t>51人以上なら、週20時間以上で働く</w:t>
+        <w:t>51人以上なら、週20時間以上（所定）で働く</w:t>
       </w:r>
     </w:p>
     <w:p/>
@@ -2588,18 +2404,7 @@
         <w:pStyle w:val="Heading1"/>
       </w:pPr>
       <w:r>
-        <w:t>11. なぜ会社に聞くのか（約2分）</w:t>
-      </w:r>
-    </w:p>
-    <w:p/>
-    <w:p>
-      <w:r>
-        <w:rPr>
-          <w:rFonts w:ascii="Yu Gothic" w:hAnsi="Yu Gothic" w:eastAsia="Yu Gothic"/>
-          <w:b w:val="0"/>
-          <w:sz w:val="22"/>
-        </w:rPr>
-        <w:t>ここでよくある疑問です。</w:t>
+        <w:t>11. なぜ会社に聞くのか（約2分）【短縮では質問文だけ】</w:t>
       </w:r>
     </w:p>
     <w:p/>
@@ -2704,28 +2509,7 @@
           <w:b w:val="0"/>
           <w:sz w:val="22"/>
         </w:rPr>
-        <w:t>ここが分からないと、自分が①なのか②なのか決められません。</w:t>
-      </w:r>
-    </w:p>
-    <w:p>
-      <w:r>
-        <w:rPr>
-          <w:rFonts w:ascii="Yu Gothic" w:hAnsi="Yu Gothic" w:eastAsia="Yu Gothic"/>
-          <w:b w:val="0"/>
-          <w:sz w:val="22"/>
-        </w:rPr>
-        <w:t>だから聞くのです。</w:t>
-      </w:r>
-    </w:p>
-    <w:p/>
-    <w:p>
-      <w:r>
-        <w:rPr>
-          <w:rFonts w:ascii="Yu Gothic" w:hAnsi="Yu Gothic" w:eastAsia="Yu Gothic"/>
-          <w:b w:val="0"/>
-          <w:sz w:val="22"/>
-        </w:rPr>
-        <w:t>聞くことは、難しくなくて大丈夫です。</w:t>
+        <w:t>聞く文例：</w:t>
       </w:r>
     </w:p>
     <w:p/>
@@ -2776,7 +2560,7 @@
         <w:pStyle w:val="Heading1"/>
       </w:pPr>
       <w:r>
-        <w:t>12. 目線は、今年の10月だけで終わらせない（約2分）</w:t>
+        <w:t>12. 目線は、今年の10月だけで終わらせない（約2分）【短縮では1文】</w:t>
       </w:r>
     </w:p>
     <w:p/>
@@ -2797,7 +2581,7 @@
           <w:b w:val="0"/>
           <w:sz w:val="22"/>
         </w:rPr>
-        <w:t>でも、目線はそこだけで終わらせません。</w:t>
+        <w:t>でも目線はそこで終わらせません。</w:t>
       </w:r>
     </w:p>
     <w:p/>
@@ -2837,7 +2621,7 @@
           <w:b w:val="0"/>
           <w:sz w:val="22"/>
         </w:rPr>
-        <w:t>さらに先：もっと広くなっていく可能性もある</w:t>
+        <w:t>さらに先：もっと広くなっていく方向もある</w:t>
       </w:r>
     </w:p>
     <w:p/>
@@ -2848,7 +2632,7 @@
           <w:b w:val="0"/>
           <w:sz w:val="22"/>
         </w:rPr>
-        <w:t>怖い話をしたくて言っているのではありません。</w:t>
+        <w:t>怖い話ではなく、</w:t>
       </w:r>
     </w:p>
     <w:p>
@@ -2858,28 +2642,7 @@
           <w:b w:val="0"/>
           <w:sz w:val="22"/>
         </w:rPr>
-        <w:t>確定しても怖くならないために、先に自分の方針を持とう、という話です。</w:t>
-      </w:r>
-    </w:p>
-    <w:p/>
-    <w:p>
-      <w:r>
-        <w:rPr>
-          <w:rFonts w:ascii="Yu Gothic" w:hAnsi="Yu Gothic" w:eastAsia="Yu Gothic"/>
-          <w:b w:val="0"/>
-          <w:sz w:val="22"/>
-        </w:rPr>
-        <w:t>方針がない人は、ニュースのたびに揺れます。</w:t>
-      </w:r>
-    </w:p>
-    <w:p>
-      <w:r>
-        <w:rPr>
-          <w:rFonts w:ascii="Yu Gothic" w:hAnsi="Yu Gothic" w:eastAsia="Yu Gothic"/>
-          <w:b w:val="0"/>
-          <w:sz w:val="22"/>
-        </w:rPr>
-        <w:t>方針がある人は、ニュースを「自分の微調整」に使えます。</w:t>
+        <w:t>先に自分の方針を持っておけば、ルールが確定しても毎回ゼロから慌てなくてよい、という話です。</w:t>
       </w:r>
     </w:p>
     <w:p/>
@@ -3044,38 +2807,6 @@
           <w:b w:val="0"/>
           <w:sz w:val="22"/>
         </w:rPr>
-        <w:t>物価も上がり、時給も動き、社会保険の対象も広がっていく。</w:t>
-      </w:r>
-    </w:p>
-    <w:p>
-      <w:r>
-        <w:rPr>
-          <w:rFonts w:ascii="Yu Gothic" w:hAnsi="Yu Gothic" w:eastAsia="Yu Gothic"/>
-          <w:b w:val="0"/>
-          <w:sz w:val="22"/>
-        </w:rPr>
-        <w:t>50代は、仕事をコロコロ変えて合わせ続ける世代ではありません。</w:t>
-      </w:r>
-    </w:p>
-    <w:p/>
-    <w:p>
-      <w:r>
-        <w:rPr>
-          <w:rFonts w:ascii="Yu Gothic" w:hAnsi="Yu Gothic" w:eastAsia="Yu Gothic"/>
-          <w:b w:val="0"/>
-          <w:sz w:val="22"/>
-        </w:rPr>
-        <w:t>だからこそ、</w:t>
-      </w:r>
-    </w:p>
-    <w:p/>
-    <w:p>
-      <w:r>
-        <w:rPr>
-          <w:rFonts w:ascii="Yu Gothic" w:hAnsi="Yu Gothic" w:eastAsia="Yu Gothic"/>
-          <w:b w:val="0"/>
-          <w:sz w:val="22"/>
-        </w:rPr>
         <w:t>自分の社会保険の考え方をはっきりさせて、それに従って行動する。</w:t>
       </w:r>
     </w:p>
@@ -3139,10 +2870,18 @@
         <w:pStyle w:val="Heading1"/>
       </w:pPr>
       <w:r>
-        <w:t>講師用カンニング（超短縮）</w:t>
+        <w:t>短縮版（15〜18分）カット案</w:t>
       </w:r>
     </w:p>
     <w:p/>
+    <w:p>
+      <w:pPr>
+        <w:pStyle w:val="Heading2"/>
+      </w:pPr>
+      <w:r>
+        <w:t>残す順</w:t>
+      </w:r>
+    </w:p>
     <w:p>
       <w:r>
         <w:rPr>
@@ -3150,67 +2889,103 @@
           <w:b w:val="0"/>
           <w:sz w:val="22"/>
         </w:rPr>
-        <w:t>1. テーマ：老後対策＝働き方で生涯収入を増やす</w:t>
-      </w:r>
-    </w:p>
-    <w:p>
+        <w:t>0 テーマ → 3 結論 → 4 の3色 → 6 人数と時間 → 7 間がつらい → 10 結局どうする → 13 宿題の1〜2 → 14 クロージング</w:t>
+      </w:r>
+    </w:p>
+    <w:p/>
+    <w:p>
+      <w:pPr>
+        <w:pStyle w:val="Heading2"/>
+      </w:pPr>
+      <w:r>
+        <w:t>切ってよい／薄くしてよい</w:t>
+      </w:r>
+    </w:p>
+    <w:p>
+      <w:pPr>
+        <w:pStyle w:val="ListBullet"/>
+      </w:pPr>
       <w:r>
         <w:rPr>
           <w:rFonts w:ascii="Yu Gothic" w:hAnsi="Yu Gothic" w:eastAsia="Yu Gothic"/>
           <w:b w:val="0"/>
           <w:sz w:val="22"/>
         </w:rPr>
-        <w:t>2. いま：物価↑・最低賃金↑・時給↑</w:t>
-      </w:r>
-    </w:p>
-    <w:p>
+        <w:t>§1 インフレ詳細（冒頭で1文あれば足りる）</w:t>
+      </w:r>
+    </w:p>
+    <w:p>
+      <w:pPr>
+        <w:pStyle w:val="ListBullet"/>
+      </w:pPr>
       <w:r>
         <w:rPr>
           <w:rFonts w:ascii="Yu Gothic" w:hAnsi="Yu Gothic" w:eastAsia="Yu Gothic"/>
           <w:b w:val="0"/>
           <w:sz w:val="22"/>
         </w:rPr>
-        <w:t>3. 50代：転職は難しい。今の場所を整える</w:t>
-      </w:r>
-    </w:p>
-    <w:p>
+        <w:t>§2 世代論（「転職前提ではない」1文）</w:t>
+      </w:r>
+    </w:p>
+    <w:p>
+      <w:pPr>
+        <w:pStyle w:val="ListBullet"/>
+      </w:pPr>
       <w:r>
         <w:rPr>
           <w:rFonts w:ascii="Yu Gothic" w:hAnsi="Yu Gothic" w:eastAsia="Yu Gothic"/>
           <w:b w:val="0"/>
           <w:sz w:val="22"/>
         </w:rPr>
-        <w:t>4. 結論：社保の考え方を決めて行動する</w:t>
-      </w:r>
-    </w:p>
-    <w:p>
+        <w:t>§5 定義の長い説明</w:t>
+      </w:r>
+    </w:p>
+    <w:p>
+      <w:pPr>
+        <w:pStyle w:val="ListBullet"/>
+      </w:pPr>
       <w:r>
         <w:rPr>
           <w:rFonts w:ascii="Yu Gothic" w:hAnsi="Yu Gothic" w:eastAsia="Yu Gothic"/>
           <w:b w:val="0"/>
           <w:sz w:val="22"/>
         </w:rPr>
-        <w:t>5. 3色：扶養／勤務先社保／どっちでもない（最悪）</w:t>
-      </w:r>
-    </w:p>
-    <w:p>
+        <w:t>§8 A社B社（责备ない注意1文だけ残すなら可）</w:t>
+      </w:r>
+    </w:p>
+    <w:p>
+      <w:pPr>
+        <w:pStyle w:val="ListBullet"/>
+      </w:pPr>
       <w:r>
         <w:rPr>
           <w:rFonts w:ascii="Yu Gothic" w:hAnsi="Yu Gothic" w:eastAsia="Yu Gothic"/>
           <w:b w:val="0"/>
           <w:sz w:val="22"/>
         </w:rPr>
-        <w:t>6. 10月以降前提</w:t>
-      </w:r>
-    </w:p>
-    <w:p>
+        <w:t>§9 小話は美紀さん1本まで。智子・京子はカット可</w:t>
+      </w:r>
+    </w:p>
+    <w:p>
+      <w:pPr>
+        <w:pStyle w:val="ListBullet"/>
+      </w:pPr>
       <w:r>
         <w:rPr>
           <w:rFonts w:ascii="Yu Gothic" w:hAnsi="Yu Gothic" w:eastAsia="Yu Gothic"/>
           <w:b w:val="0"/>
           <w:sz w:val="22"/>
         </w:rPr>
-        <w:t>7. 51以上＝週20時間が入口／51未満＝だいたい週30時間が入口</w:t>
+        <w:t>§11〜12 は「会社に聞いて／先も広がる」各1文</w:t>
+      </w:r>
+    </w:p>
+    <w:p/>
+    <w:p>
+      <w:pPr>
+        <w:pStyle w:val="Heading2"/>
+      </w:pPr>
+      <w:r>
+        <w:t>短縮版で必ず言う一文</w:t>
       </w:r>
     </w:p>
     <w:p>
@@ -3220,77 +2995,7 @@
           <w:b w:val="0"/>
           <w:sz w:val="22"/>
         </w:rPr>
-        <w:t>8. 間がつらい → どっちかに寄せる</w:t>
-      </w:r>
-    </w:p>
-    <w:p>
-      <w:r>
-        <w:rPr>
-          <w:rFonts w:ascii="Yu Gothic" w:hAnsi="Yu Gothic" w:eastAsia="Yu Gothic"/>
-          <w:b w:val="0"/>
-          <w:sz w:val="22"/>
-        </w:rPr>
-        <w:t>9. ①130万内（高時給注意、51以上は週20未満も）</w:t>
-      </w:r>
-    </w:p>
-    <w:p>
-      <w:r>
-        <w:rPr>
-          <w:rFonts w:ascii="Yu Gothic" w:hAnsi="Yu Gothic" w:eastAsia="Yu Gothic"/>
-          <w:b w:val="0"/>
-          <w:sz w:val="22"/>
-        </w:rPr>
-        <w:t>10. ②覚悟して入る（51未満は約30h以上／51以上は20h以上）</w:t>
-      </w:r>
-    </w:p>
-    <w:p>
-      <w:r>
-        <w:rPr>
-          <w:rFonts w:ascii="Yu Gothic" w:hAnsi="Yu Gothic" w:eastAsia="Yu Gothic"/>
-          <w:b w:val="0"/>
-          <w:sz w:val="22"/>
-        </w:rPr>
-        <w:t>11. ③外れるなら本気で稼ぐ</w:t>
-      </w:r>
-    </w:p>
-    <w:p>
-      <w:r>
-        <w:rPr>
-          <w:rFonts w:ascii="Yu Gothic" w:hAnsi="Yu Gothic" w:eastAsia="Yu Gothic"/>
-          <w:b w:val="0"/>
-          <w:sz w:val="22"/>
-        </w:rPr>
-        <w:t>12. 会社にもコストはある。でもまともな会社は良いコストと考える</w:t>
-      </w:r>
-    </w:p>
-    <w:p>
-      <w:r>
-        <w:rPr>
-          <w:rFonts w:ascii="Yu Gothic" w:hAnsi="Yu Gothic" w:eastAsia="Yu Gothic"/>
-          <w:b w:val="0"/>
-          <w:sz w:val="22"/>
-        </w:rPr>
-        <w:t>13. A社（20h以内集め）よりB社（稼ぐ人集め）</w:t>
-      </w:r>
-    </w:p>
-    <w:p>
-      <w:r>
-        <w:rPr>
-          <w:rFonts w:ascii="Yu Gothic" w:hAnsi="Yu Gothic" w:eastAsia="Yu Gothic"/>
-          <w:b w:val="0"/>
-          <w:sz w:val="22"/>
-        </w:rPr>
-        <w:t>14. 会社に確認する理由＝自分の事実を知るため</w:t>
-      </w:r>
-    </w:p>
-    <w:p>
-      <w:r>
-        <w:rPr>
-          <w:rFonts w:ascii="Yu Gothic" w:hAnsi="Yu Gothic" w:eastAsia="Yu Gothic"/>
-          <w:b w:val="0"/>
-          <w:sz w:val="22"/>
-        </w:rPr>
-        <w:t>15. 宿題：①②③を決める／会社に聞く／シフトを合わせる</w:t>
+        <w:t>「ここで見る時間は、契約やシフトの前提の時間です。たまたま残業で超えた、とは限りません。」</w:t>
       </w:r>
     </w:p>
     <w:p/>
@@ -3310,6 +3015,87 @@
         <w:pStyle w:val="Heading1"/>
       </w:pPr>
       <w:r>
+        <w:t>講師用カンニング（超短縮）</w:t>
+      </w:r>
+    </w:p>
+    <w:p/>
+    <w:p>
+      <w:r>
+        <w:rPr>
+          <w:rFonts w:ascii="Yu Gothic" w:hAnsi="Yu Gothic" w:eastAsia="Yu Gothic"/>
+          <w:b w:val="0"/>
+          <w:sz w:val="22"/>
+        </w:rPr>
+        <w:t>1. 結論：社保の立ち位置を決めて行動</w:t>
+      </w:r>
+    </w:p>
+    <w:p>
+      <w:r>
+        <w:rPr>
+          <w:rFonts w:ascii="Yu Gothic" w:hAnsi="Yu Gothic" w:eastAsia="Yu Gothic"/>
+          <w:b w:val="0"/>
+          <w:sz w:val="22"/>
+        </w:rPr>
+        <w:t>2. 赤＝扶養も勤務先社保もない帯。ここに長くいない</w:t>
+      </w:r>
+    </w:p>
+    <w:p>
+      <w:r>
+        <w:rPr>
+          <w:rFonts w:ascii="Yu Gothic" w:hAnsi="Yu Gothic" w:eastAsia="Yu Gothic"/>
+          <w:b w:val="0"/>
+          <w:sz w:val="22"/>
+        </w:rPr>
+        <w:t>3. 51以上＝週20時間（所定）／51未満＝だいたい週30時間</w:t>
+      </w:r>
+    </w:p>
+    <w:p>
+      <w:r>
+        <w:rPr>
+          <w:rFonts w:ascii="Yu Gothic" w:hAnsi="Yu Gothic" w:eastAsia="Yu Gothic"/>
+          <w:b w:val="0"/>
+          <w:sz w:val="22"/>
+        </w:rPr>
+        <w:t>4. ①は130万超えない（高時給注意）／②は入れるところまで行く</w:t>
+      </w:r>
+    </w:p>
+    <w:p>
+      <w:r>
+        <w:rPr>
+          <w:rFonts w:ascii="Yu Gothic" w:hAnsi="Yu Gothic" w:eastAsia="Yu Gothic"/>
+          <w:b w:val="0"/>
+          <w:sz w:val="22"/>
+        </w:rPr>
+        <w:t>5. ①も立派な選択。責めない</w:t>
+      </w:r>
+    </w:p>
+    <w:p>
+      <w:r>
+        <w:rPr>
+          <w:rFonts w:ascii="Yu Gothic" w:hAnsi="Yu Gothic" w:eastAsia="Yu Gothic"/>
+          <w:b w:val="0"/>
+          <w:sz w:val="22"/>
+        </w:rPr>
+        <w:t>6. 詰まったら「手前か、向こうか。間にいない」</w:t>
+      </w:r>
+    </w:p>
+    <w:p/>
+    <w:p>
+      <w:r>
+        <w:rPr>
+          <w:rFonts w:ascii="Yu Gothic" w:hAnsi="Yu Gothic" w:eastAsia="Yu Gothic"/>
+          <w:b w:val="0"/>
+          <w:sz w:val="18"/>
+        </w:rPr>
+        <w:t>────────────────</w:t>
+      </w:r>
+    </w:p>
+    <w:p/>
+    <w:p>
+      <w:pPr>
+        <w:pStyle w:val="Heading1"/>
+      </w:pPr>
+      <w:r>
         <w:t>よくある質問（短答）</w:t>
       </w:r>
     </w:p>
@@ -3331,7 +3117,7 @@
           <w:b w:val="0"/>
           <w:sz w:val="22"/>
         </w:rPr>
-        <w:t>A. ①ならそれでよい。ただし「なんとなく」ではなく、130万と時間を意識して。見直し時期も決める。</w:t>
+        <w:t>A. ①ならそれでよい。なんとなくではなく、130万と時間を意識して。見直し時期も決める。</w:t>
       </w:r>
     </w:p>
     <w:p/>
@@ -3352,7 +3138,7 @@
           <w:b w:val="0"/>
           <w:sz w:val="22"/>
         </w:rPr>
-        <w:t>A. ご主人も損しながら稼いでいる。会社員は普通そう。怖いのは損そのものより、間のつらい帯に居続けること。</w:t>
+        <w:t>A. 怖いのは損そのものより、間のつらい帯に居続けること。手前か向こうかに寄せる。</w:t>
       </w:r>
     </w:p>
     <w:p/>
